--- a/WOFFCEdit/_2101007_CMP405_Documentation.docx
+++ b/WOFFCEdit/_2101007_CMP405_Documentation.docx
@@ -9,8 +9,9 @@
           <w:rFonts w:ascii="Arial" w:hAnsi="Arial" w:cs="Arial"/>
           <w:b/>
           <w:bCs/>
-          <w:sz w:val="26"/>
-          <w:szCs w:val="26"/>
+          <w:color w:val="000000" w:themeColor="text1"/>
+          <w:sz w:val="28"/>
+          <w:szCs w:val="28"/>
         </w:rPr>
       </w:pPr>
       <w:r>
@@ -18,8 +19,9 @@
           <w:rFonts w:ascii="Arial" w:hAnsi="Arial" w:cs="Arial"/>
           <w:b/>
           <w:bCs/>
-          <w:sz w:val="26"/>
-          <w:szCs w:val="26"/>
+          <w:color w:val="000000" w:themeColor="text1"/>
+          <w:sz w:val="28"/>
+          <w:szCs w:val="28"/>
         </w:rPr>
         <w:t>CMP 405 – Tools Programming</w:t>
       </w:r>
@@ -31,8 +33,9 @@
           <w:rFonts w:ascii="Arial" w:hAnsi="Arial" w:cs="Arial"/>
           <w:b/>
           <w:bCs/>
-          <w:sz w:val="26"/>
-          <w:szCs w:val="26"/>
+          <w:color w:val="000000" w:themeColor="text1"/>
+          <w:sz w:val="28"/>
+          <w:szCs w:val="28"/>
         </w:rPr>
       </w:pPr>
       <w:r>
@@ -40,8 +43,9 @@
           <w:rFonts w:ascii="Arial" w:hAnsi="Arial" w:cs="Arial"/>
           <w:b/>
           <w:bCs/>
-          <w:sz w:val="26"/>
-          <w:szCs w:val="26"/>
+          <w:color w:val="000000" w:themeColor="text1"/>
+          <w:sz w:val="28"/>
+          <w:szCs w:val="28"/>
         </w:rPr>
         <w:t>2101007</w:t>
       </w:r>
@@ -53,8 +57,9 @@
           <w:rFonts w:ascii="Arial" w:hAnsi="Arial" w:cs="Arial"/>
           <w:b/>
           <w:bCs/>
-          <w:sz w:val="26"/>
-          <w:szCs w:val="26"/>
+          <w:color w:val="000000" w:themeColor="text1"/>
+          <w:sz w:val="28"/>
+          <w:szCs w:val="28"/>
         </w:rPr>
       </w:pPr>
       <w:r>
@@ -62,8 +67,9 @@
           <w:rFonts w:ascii="Arial" w:hAnsi="Arial" w:cs="Arial"/>
           <w:b/>
           <w:bCs/>
-          <w:sz w:val="26"/>
-          <w:szCs w:val="26"/>
+          <w:color w:val="000000" w:themeColor="text1"/>
+          <w:sz w:val="28"/>
+          <w:szCs w:val="28"/>
         </w:rPr>
         <w:t>Callum Shepherd</w:t>
       </w:r>
@@ -75,8 +81,9 @@
           <w:rFonts w:ascii="Arial" w:hAnsi="Arial" w:cs="Arial"/>
           <w:b/>
           <w:bCs/>
-          <w:sz w:val="26"/>
-          <w:szCs w:val="26"/>
+          <w:color w:val="000000" w:themeColor="text1"/>
+          <w:sz w:val="28"/>
+          <w:szCs w:val="28"/>
         </w:rPr>
       </w:pPr>
       <w:r>
@@ -84,8 +91,9 @@
           <w:rFonts w:ascii="Arial" w:hAnsi="Arial" w:cs="Arial"/>
           <w:b/>
           <w:bCs/>
-          <w:sz w:val="26"/>
-          <w:szCs w:val="26"/>
+          <w:color w:val="000000" w:themeColor="text1"/>
+          <w:sz w:val="28"/>
+          <w:szCs w:val="28"/>
         </w:rPr>
         <w:t>Documentation Document</w:t>
       </w:r>
@@ -96,8 +104,9 @@
         <w:rPr>
           <w:b/>
           <w:bCs/>
-          <w:sz w:val="26"/>
-          <w:szCs w:val="26"/>
+          <w:color w:val="000000" w:themeColor="text1"/>
+          <w:sz w:val="28"/>
+          <w:szCs w:val="28"/>
         </w:rPr>
       </w:pPr>
     </w:p>
@@ -110,8 +119,8 @@
           <w:b/>
           <w:bCs/>
           <w:color w:val="000000" w:themeColor="text1"/>
-          <w:sz w:val="26"/>
-          <w:szCs w:val="26"/>
+          <w:sz w:val="28"/>
+          <w:szCs w:val="28"/>
         </w:rPr>
       </w:pPr>
       <w:r>
@@ -120,8 +129,8 @@
           <w:b/>
           <w:bCs/>
           <w:color w:val="000000" w:themeColor="text1"/>
-          <w:sz w:val="26"/>
-          <w:szCs w:val="26"/>
+          <w:sz w:val="28"/>
+          <w:szCs w:val="28"/>
         </w:rPr>
         <w:t>Summary:</w:t>
       </w:r>
@@ -131,95 +140,107 @@
         <w:spacing w:line="276" w:lineRule="auto"/>
         <w:rPr>
           <w:rFonts w:ascii="Arial" w:hAnsi="Arial" w:cs="Arial"/>
-          <w:sz w:val="26"/>
-          <w:szCs w:val="26"/>
-        </w:rPr>
-      </w:pPr>
-      <w:r>
-        <w:rPr>
-          <w:rFonts w:ascii="Arial" w:hAnsi="Arial" w:cs="Arial"/>
-          <w:sz w:val="26"/>
-          <w:szCs w:val="26"/>
+          <w:color w:val="000000" w:themeColor="text1"/>
+          <w:sz w:val="24"/>
+          <w:szCs w:val="24"/>
+        </w:rPr>
+      </w:pPr>
+      <w:r>
+        <w:rPr>
+          <w:rFonts w:ascii="Arial" w:hAnsi="Arial" w:cs="Arial"/>
+          <w:color w:val="000000" w:themeColor="text1"/>
+          <w:sz w:val="24"/>
+          <w:szCs w:val="24"/>
         </w:rPr>
         <w:t xml:space="preserve">For this module I decided to </w:t>
       </w:r>
       <w:r>
         <w:rPr>
           <w:rFonts w:ascii="Arial" w:hAnsi="Arial" w:cs="Arial"/>
-          <w:sz w:val="26"/>
-          <w:szCs w:val="26"/>
+          <w:color w:val="000000" w:themeColor="text1"/>
+          <w:sz w:val="24"/>
+          <w:szCs w:val="24"/>
         </w:rPr>
         <w:t>focus the features I added around</w:t>
       </w:r>
       <w:r>
         <w:rPr>
           <w:rFonts w:ascii="Arial" w:hAnsi="Arial" w:cs="Arial"/>
-          <w:sz w:val="26"/>
-          <w:szCs w:val="26"/>
+          <w:color w:val="000000" w:themeColor="text1"/>
+          <w:sz w:val="24"/>
+          <w:szCs w:val="24"/>
         </w:rPr>
         <w:t xml:space="preserve"> the objects present in the scene.</w:t>
       </w:r>
       <w:r>
         <w:rPr>
           <w:rFonts w:ascii="Arial" w:hAnsi="Arial" w:cs="Arial"/>
-          <w:sz w:val="26"/>
-          <w:szCs w:val="26"/>
+          <w:color w:val="000000" w:themeColor="text1"/>
+          <w:sz w:val="24"/>
+          <w:szCs w:val="24"/>
         </w:rPr>
         <w:t xml:space="preserve"> </w:t>
       </w:r>
       <w:r>
         <w:rPr>
           <w:rFonts w:ascii="Arial" w:hAnsi="Arial" w:cs="Arial"/>
-          <w:sz w:val="26"/>
-          <w:szCs w:val="26"/>
+          <w:color w:val="000000" w:themeColor="text1"/>
+          <w:sz w:val="24"/>
+          <w:szCs w:val="24"/>
         </w:rPr>
         <w:t>The first feature added that was not covered in the labs was the ability to copy and paste objects. By pressing Ctrl + C, the object currently selected will be set as the copied object. Pressing Ctrl + V will create a copy of the copied object just above the original.</w:t>
       </w:r>
       <w:r>
         <w:rPr>
           <w:rFonts w:ascii="Arial" w:hAnsi="Arial" w:cs="Arial"/>
-          <w:sz w:val="26"/>
-          <w:szCs w:val="26"/>
+          <w:color w:val="000000" w:themeColor="text1"/>
+          <w:sz w:val="24"/>
+          <w:szCs w:val="24"/>
         </w:rPr>
         <w:t xml:space="preserve"> Deleting objects was the next feature I added</w:t>
       </w:r>
       <w:r>
         <w:rPr>
           <w:rFonts w:ascii="Arial" w:hAnsi="Arial" w:cs="Arial"/>
-          <w:sz w:val="26"/>
-          <w:szCs w:val="26"/>
+          <w:color w:val="000000" w:themeColor="text1"/>
+          <w:sz w:val="24"/>
+          <w:szCs w:val="24"/>
         </w:rPr>
         <w:t>. Pressing backspace while selecting an object will delete it from the scene.</w:t>
       </w:r>
       <w:r>
         <w:rPr>
           <w:rFonts w:ascii="Arial" w:hAnsi="Arial" w:cs="Arial"/>
-          <w:sz w:val="26"/>
-          <w:szCs w:val="26"/>
+          <w:color w:val="000000" w:themeColor="text1"/>
+          <w:sz w:val="24"/>
+          <w:szCs w:val="24"/>
         </w:rPr>
         <w:t xml:space="preserve"> After that, undoing and redoing were added, however they went through some changes. The final version sees the user pressing Ctrl + Z to undo an action they have previously done.</w:t>
       </w:r>
       <w:r>
         <w:rPr>
           <w:rFonts w:ascii="Arial" w:hAnsi="Arial" w:cs="Arial"/>
-          <w:sz w:val="26"/>
-          <w:szCs w:val="26"/>
+          <w:color w:val="000000" w:themeColor="text1"/>
+          <w:sz w:val="24"/>
+          <w:szCs w:val="24"/>
         </w:rPr>
         <w:t xml:space="preserve"> They can press this multiple times to continue undoing their changes. </w:t>
       </w:r>
       <w:r>
         <w:rPr>
           <w:rFonts w:ascii="Arial" w:hAnsi="Arial" w:cs="Arial"/>
-          <w:sz w:val="26"/>
-          <w:szCs w:val="26"/>
+          <w:color w:val="000000" w:themeColor="text1"/>
+          <w:sz w:val="24"/>
+          <w:szCs w:val="24"/>
         </w:rPr>
         <w:t xml:space="preserve">Pressing Ctrl + Y will redo the last undo action they did, in case the user undid too much. </w:t>
       </w:r>
       <w:r>
         <w:rPr>
           <w:rFonts w:ascii="Arial" w:hAnsi="Arial" w:cs="Arial"/>
-          <w:sz w:val="26"/>
-          <w:szCs w:val="26"/>
+          <w:color w:val="000000" w:themeColor="text1"/>
+          <w:sz w:val="24"/>
+          <w:szCs w:val="24"/>
         </w:rPr>
         <w:t>The final feature added was the object editor. Selecting an object then opening the editor menu will show the user a menu with the current objects position, rotation and scale. The user can alter these values if the wish and upon pressing the OK button, will edit the object with the new attributes.</w:t>
       </w:r>
@@ -229,8 +250,9 @@
         <w:spacing w:line="276" w:lineRule="auto"/>
         <w:rPr>
           <w:rFonts w:ascii="Arial" w:hAnsi="Arial" w:cs="Arial"/>
-          <w:sz w:val="26"/>
-          <w:szCs w:val="26"/>
+          <w:color w:val="000000" w:themeColor="text1"/>
+          <w:sz w:val="24"/>
+          <w:szCs w:val="24"/>
         </w:rPr>
       </w:pPr>
     </w:p>
@@ -243,8 +265,8 @@
           <w:b/>
           <w:bCs/>
           <w:color w:val="000000" w:themeColor="text1"/>
-          <w:sz w:val="26"/>
-          <w:szCs w:val="26"/>
+          <w:sz w:val="28"/>
+          <w:szCs w:val="28"/>
         </w:rPr>
       </w:pPr>
       <w:r>
@@ -253,8 +275,8 @@
           <w:b/>
           <w:bCs/>
           <w:color w:val="000000" w:themeColor="text1"/>
-          <w:sz w:val="26"/>
-          <w:szCs w:val="26"/>
+          <w:sz w:val="28"/>
+          <w:szCs w:val="28"/>
         </w:rPr>
         <w:t>Controls:</w:t>
       </w:r>
@@ -263,14 +285,16 @@
       <w:pPr>
         <w:spacing w:line="276" w:lineRule="auto"/>
         <w:rPr>
-          <w:sz w:val="26"/>
-          <w:szCs w:val="26"/>
-        </w:rPr>
-      </w:pPr>
-      <w:r>
-        <w:rPr>
-          <w:sz w:val="26"/>
-          <w:szCs w:val="26"/>
+          <w:color w:val="000000" w:themeColor="text1"/>
+          <w:sz w:val="24"/>
+          <w:szCs w:val="24"/>
+        </w:rPr>
+      </w:pPr>
+      <w:r>
+        <w:rPr>
+          <w:color w:val="000000" w:themeColor="text1"/>
+          <w:sz w:val="24"/>
+          <w:szCs w:val="24"/>
         </w:rPr>
         <w:t>Camera Horizontal Movement: WASD</w:t>
       </w:r>
@@ -279,14 +303,16 @@
       <w:pPr>
         <w:spacing w:line="276" w:lineRule="auto"/>
         <w:rPr>
-          <w:sz w:val="26"/>
-          <w:szCs w:val="26"/>
-        </w:rPr>
-      </w:pPr>
-      <w:r>
-        <w:rPr>
-          <w:sz w:val="26"/>
-          <w:szCs w:val="26"/>
+          <w:color w:val="000000" w:themeColor="text1"/>
+          <w:sz w:val="24"/>
+          <w:szCs w:val="24"/>
+        </w:rPr>
+      </w:pPr>
+      <w:r>
+        <w:rPr>
+          <w:color w:val="000000" w:themeColor="text1"/>
+          <w:sz w:val="24"/>
+          <w:szCs w:val="24"/>
         </w:rPr>
         <w:t>Camera Vertical Movement: Space = Up, Shift + Space = Down</w:t>
       </w:r>
@@ -295,14 +321,16 @@
       <w:pPr>
         <w:spacing w:line="276" w:lineRule="auto"/>
         <w:rPr>
-          <w:sz w:val="26"/>
-          <w:szCs w:val="26"/>
-        </w:rPr>
-      </w:pPr>
-      <w:r>
-        <w:rPr>
-          <w:sz w:val="26"/>
-          <w:szCs w:val="26"/>
+          <w:color w:val="000000" w:themeColor="text1"/>
+          <w:sz w:val="24"/>
+          <w:szCs w:val="24"/>
+        </w:rPr>
+      </w:pPr>
+      <w:r>
+        <w:rPr>
+          <w:color w:val="000000" w:themeColor="text1"/>
+          <w:sz w:val="24"/>
+          <w:szCs w:val="24"/>
         </w:rPr>
         <w:t>Camera Look: Mouse Move</w:t>
       </w:r>
@@ -311,14 +339,16 @@
       <w:pPr>
         <w:spacing w:line="276" w:lineRule="auto"/>
         <w:rPr>
-          <w:sz w:val="26"/>
-          <w:szCs w:val="26"/>
-        </w:rPr>
-      </w:pPr>
-      <w:r>
-        <w:rPr>
-          <w:sz w:val="26"/>
-          <w:szCs w:val="26"/>
+          <w:color w:val="000000" w:themeColor="text1"/>
+          <w:sz w:val="24"/>
+          <w:szCs w:val="24"/>
+        </w:rPr>
+      </w:pPr>
+      <w:r>
+        <w:rPr>
+          <w:color w:val="000000" w:themeColor="text1"/>
+          <w:sz w:val="24"/>
+          <w:szCs w:val="24"/>
         </w:rPr>
         <w:t>Camera Turn: Q = Left, E = Right</w:t>
       </w:r>
@@ -327,21 +357,24 @@
       <w:pPr>
         <w:spacing w:line="276" w:lineRule="auto"/>
         <w:rPr>
-          <w:sz w:val="26"/>
-          <w:szCs w:val="26"/>
-        </w:rPr>
-      </w:pPr>
-      <w:r>
-        <w:rPr>
-          <w:sz w:val="26"/>
-          <w:szCs w:val="26"/>
+          <w:color w:val="000000" w:themeColor="text1"/>
+          <w:sz w:val="24"/>
+          <w:szCs w:val="24"/>
+        </w:rPr>
+      </w:pPr>
+      <w:r>
+        <w:rPr>
+          <w:color w:val="000000" w:themeColor="text1"/>
+          <w:sz w:val="24"/>
+          <w:szCs w:val="24"/>
         </w:rPr>
         <w:t xml:space="preserve">Select Object: </w:t>
       </w:r>
       <w:r>
         <w:rPr>
-          <w:sz w:val="26"/>
-          <w:szCs w:val="26"/>
+          <w:color w:val="000000" w:themeColor="text1"/>
+          <w:sz w:val="24"/>
+          <w:szCs w:val="24"/>
         </w:rPr>
         <w:t>LMB (Selected ID show in bottom right)</w:t>
       </w:r>
@@ -350,14 +383,16 @@
       <w:pPr>
         <w:spacing w:line="276" w:lineRule="auto"/>
         <w:rPr>
-          <w:sz w:val="26"/>
-          <w:szCs w:val="26"/>
-        </w:rPr>
-      </w:pPr>
-      <w:r>
-        <w:rPr>
-          <w:sz w:val="26"/>
-          <w:szCs w:val="26"/>
+          <w:color w:val="000000" w:themeColor="text1"/>
+          <w:sz w:val="24"/>
+          <w:szCs w:val="24"/>
+        </w:rPr>
+      </w:pPr>
+      <w:r>
+        <w:rPr>
+          <w:color w:val="000000" w:themeColor="text1"/>
+          <w:sz w:val="24"/>
+          <w:szCs w:val="24"/>
         </w:rPr>
         <w:t>Open Object Editor: Edit -&gt; Edit Object</w:t>
       </w:r>
@@ -366,14 +401,16 @@
       <w:pPr>
         <w:spacing w:line="276" w:lineRule="auto"/>
         <w:rPr>
-          <w:sz w:val="26"/>
-          <w:szCs w:val="26"/>
-        </w:rPr>
-      </w:pPr>
-      <w:r>
-        <w:rPr>
-          <w:sz w:val="26"/>
-          <w:szCs w:val="26"/>
+          <w:color w:val="000000" w:themeColor="text1"/>
+          <w:sz w:val="24"/>
+          <w:szCs w:val="24"/>
+        </w:rPr>
+      </w:pPr>
+      <w:r>
+        <w:rPr>
+          <w:color w:val="000000" w:themeColor="text1"/>
+          <w:sz w:val="24"/>
+          <w:szCs w:val="24"/>
         </w:rPr>
         <w:t xml:space="preserve">Copy Selected Object: Ctrl + C </w:t>
       </w:r>
@@ -382,14 +419,16 @@
       <w:pPr>
         <w:spacing w:line="276" w:lineRule="auto"/>
         <w:rPr>
-          <w:sz w:val="26"/>
-          <w:szCs w:val="26"/>
-        </w:rPr>
-      </w:pPr>
-      <w:r>
-        <w:rPr>
-          <w:sz w:val="26"/>
-          <w:szCs w:val="26"/>
+          <w:color w:val="000000" w:themeColor="text1"/>
+          <w:sz w:val="24"/>
+          <w:szCs w:val="24"/>
+        </w:rPr>
+      </w:pPr>
+      <w:r>
+        <w:rPr>
+          <w:color w:val="000000" w:themeColor="text1"/>
+          <w:sz w:val="24"/>
+          <w:szCs w:val="24"/>
         </w:rPr>
         <w:t>Paste Copied Object: Ctrl + V</w:t>
       </w:r>
@@ -398,33 +437,56 @@
       <w:pPr>
         <w:spacing w:line="276" w:lineRule="auto"/>
         <w:rPr>
-          <w:sz w:val="26"/>
-          <w:szCs w:val="26"/>
-        </w:rPr>
-      </w:pPr>
-      <w:r>
-        <w:rPr>
-          <w:sz w:val="26"/>
-          <w:szCs w:val="26"/>
+          <w:color w:val="000000" w:themeColor="text1"/>
+          <w:sz w:val="24"/>
+          <w:szCs w:val="24"/>
+        </w:rPr>
+      </w:pPr>
+      <w:r>
+        <w:rPr>
+          <w:color w:val="000000" w:themeColor="text1"/>
+          <w:sz w:val="24"/>
+          <w:szCs w:val="24"/>
+        </w:rPr>
+        <w:t>Delete Selected Object: Backspace</w:t>
+      </w:r>
+    </w:p>
+    <w:p>
+      <w:pPr>
+        <w:spacing w:line="276" w:lineRule="auto"/>
+        <w:rPr>
+          <w:color w:val="000000" w:themeColor="text1"/>
+          <w:sz w:val="24"/>
+          <w:szCs w:val="24"/>
+        </w:rPr>
+      </w:pPr>
+      <w:r>
+        <w:rPr>
+          <w:color w:val="000000" w:themeColor="text1"/>
+          <w:sz w:val="24"/>
+          <w:szCs w:val="24"/>
+        </w:rPr>
+        <w:t>Undo: Ctrl + Z</w:t>
+      </w:r>
+    </w:p>
+    <w:p>
+      <w:pPr>
+        <w:spacing w:line="276" w:lineRule="auto"/>
+        <w:ind w:left="720" w:hanging="720"/>
+        <w:rPr>
+          <w:color w:val="000000" w:themeColor="text1"/>
+          <w:sz w:val="24"/>
+          <w:szCs w:val="24"/>
+        </w:rPr>
+      </w:pPr>
+      <w:r>
+        <w:rPr>
+          <w:color w:val="000000" w:themeColor="text1"/>
+          <w:sz w:val="24"/>
+          <w:szCs w:val="24"/>
         </w:rPr>
         <w:lastRenderedPageBreak/>
-        <w:t>Delete Selected Object: Backspace</w:t>
-      </w:r>
-    </w:p>
-    <w:p>
-      <w:pPr>
-        <w:spacing w:line="276" w:lineRule="auto"/>
-        <w:rPr>
-          <w:sz w:val="26"/>
-          <w:szCs w:val="26"/>
-        </w:rPr>
-      </w:pPr>
-      <w:r>
-        <w:rPr>
-          <w:sz w:val="26"/>
-          <w:szCs w:val="26"/>
-        </w:rPr>
-        <w:t>Undo: Ctrl + Z</w:t>
+        <w:t>Redo: Ctrl + Y</w:t>
       </w:r>
     </w:p>
     <w:p>
@@ -432,25 +494,9 @@
         <w:spacing w:line="276" w:lineRule="auto"/>
         <w:ind w:left="720" w:hanging="720"/>
         <w:rPr>
-          <w:sz w:val="26"/>
-          <w:szCs w:val="26"/>
-        </w:rPr>
-      </w:pPr>
-      <w:r>
-        <w:rPr>
-          <w:sz w:val="26"/>
-          <w:szCs w:val="26"/>
-        </w:rPr>
-        <w:t>Redo: Ctrl + Y</w:t>
-      </w:r>
-    </w:p>
-    <w:p>
-      <w:pPr>
-        <w:spacing w:line="276" w:lineRule="auto"/>
-        <w:ind w:left="720" w:hanging="720"/>
-        <w:rPr>
-          <w:sz w:val="26"/>
-          <w:szCs w:val="26"/>
+          <w:color w:val="000000" w:themeColor="text1"/>
+          <w:sz w:val="24"/>
+          <w:szCs w:val="24"/>
         </w:rPr>
       </w:pPr>
     </w:p>
@@ -463,8 +509,8 @@
           <w:b/>
           <w:bCs/>
           <w:color w:val="000000" w:themeColor="text1"/>
-          <w:sz w:val="26"/>
-          <w:szCs w:val="26"/>
+          <w:sz w:val="28"/>
+          <w:szCs w:val="28"/>
         </w:rPr>
       </w:pPr>
       <w:r>
@@ -473,8 +519,8 @@
           <w:b/>
           <w:bCs/>
           <w:color w:val="000000" w:themeColor="text1"/>
-          <w:sz w:val="26"/>
-          <w:szCs w:val="26"/>
+          <w:sz w:val="28"/>
+          <w:szCs w:val="28"/>
         </w:rPr>
         <w:t>Copy / Paste:</w:t>
       </w:r>
@@ -483,126 +529,316 @@
       <w:pPr>
         <w:spacing w:line="276" w:lineRule="auto"/>
         <w:rPr>
-          <w:sz w:val="26"/>
-          <w:szCs w:val="26"/>
-        </w:rPr>
-      </w:pPr>
-      <w:r>
-        <w:rPr>
-          <w:sz w:val="26"/>
-          <w:szCs w:val="26"/>
-        </w:rPr>
-        <w:t>The copy and paste function is a feature that most pieces of software are equipped with. This is because it is one of the most useful and important actions a user can take and can save an incredible amount of time.</w:t>
-      </w:r>
-      <w:r>
-        <w:rPr>
-          <w:sz w:val="26"/>
-          <w:szCs w:val="26"/>
-        </w:rPr>
-        <w:t xml:space="preserve"> The user must have first seleted an object by clicking on it. Then, the must press the control key and the letter C as this is the </w:t>
-      </w:r>
-      <w:r>
-        <w:rPr>
-          <w:sz w:val="26"/>
-          <w:szCs w:val="26"/>
+          <w:color w:val="000000" w:themeColor="text1"/>
+          <w:sz w:val="24"/>
+          <w:szCs w:val="24"/>
+        </w:rPr>
+      </w:pPr>
+      <w:r>
+        <w:rPr>
+          <w:color w:val="000000" w:themeColor="text1"/>
+          <w:sz w:val="24"/>
+          <w:szCs w:val="24"/>
+        </w:rPr>
+        <w:t xml:space="preserve">The copy and paste function </w:t>
+      </w:r>
+      <w:proofErr w:type="gramStart"/>
+      <w:r>
+        <w:rPr>
+          <w:color w:val="000000" w:themeColor="text1"/>
+          <w:sz w:val="24"/>
+          <w:szCs w:val="24"/>
+        </w:rPr>
+        <w:t>is</w:t>
+      </w:r>
+      <w:proofErr w:type="gramEnd"/>
+      <w:r>
+        <w:rPr>
+          <w:color w:val="000000" w:themeColor="text1"/>
+          <w:sz w:val="24"/>
+          <w:szCs w:val="24"/>
+        </w:rPr>
+        <w:t xml:space="preserve"> a feature that most pieces of software are equipped with. This is because it is one of the most useful and important actions a user can take and can save an incredible amount of time.</w:t>
+      </w:r>
+      <w:r>
+        <w:rPr>
+          <w:color w:val="000000" w:themeColor="text1"/>
+          <w:sz w:val="24"/>
+          <w:szCs w:val="24"/>
+        </w:rPr>
+        <w:t xml:space="preserve"> The user must have first </w:t>
+      </w:r>
+      <w:proofErr w:type="spellStart"/>
+      <w:r>
+        <w:rPr>
+          <w:color w:val="000000" w:themeColor="text1"/>
+          <w:sz w:val="24"/>
+          <w:szCs w:val="24"/>
+        </w:rPr>
+        <w:t>seleted</w:t>
+      </w:r>
+      <w:proofErr w:type="spellEnd"/>
+      <w:r>
+        <w:rPr>
+          <w:color w:val="000000" w:themeColor="text1"/>
+          <w:sz w:val="24"/>
+          <w:szCs w:val="24"/>
+        </w:rPr>
+        <w:t xml:space="preserve"> an object by clicking on it. Then, the must press the control key and the letter C as this is the </w:t>
+      </w:r>
+      <w:r>
+        <w:rPr>
+          <w:color w:val="000000" w:themeColor="text1"/>
+          <w:sz w:val="24"/>
+          <w:szCs w:val="24"/>
         </w:rPr>
         <w:t>standard shortcut for copying.</w:t>
       </w:r>
       <w:r>
         <w:rPr>
-          <w:sz w:val="26"/>
-          <w:szCs w:val="26"/>
-        </w:rPr>
-        <w:t xml:space="preserve"> Once this combination of keys are pressed, the Copy</w:t>
-      </w:r>
-      <w:r>
-        <w:rPr>
-          <w:sz w:val="26"/>
-          <w:szCs w:val="26"/>
+          <w:color w:val="000000" w:themeColor="text1"/>
+          <w:sz w:val="24"/>
+          <w:szCs w:val="24"/>
+        </w:rPr>
+        <w:t xml:space="preserve"> Once this combination of keys </w:t>
+      </w:r>
+      <w:proofErr w:type="gramStart"/>
+      <w:r>
+        <w:rPr>
+          <w:color w:val="000000" w:themeColor="text1"/>
+          <w:sz w:val="24"/>
+          <w:szCs w:val="24"/>
+        </w:rPr>
+        <w:t>are</w:t>
+      </w:r>
+      <w:proofErr w:type="gramEnd"/>
+      <w:r>
+        <w:rPr>
+          <w:color w:val="000000" w:themeColor="text1"/>
+          <w:sz w:val="24"/>
+          <w:szCs w:val="24"/>
+        </w:rPr>
+        <w:t xml:space="preserve"> pressed, the </w:t>
+      </w:r>
+      <w:proofErr w:type="spellStart"/>
+      <w:r>
+        <w:rPr>
+          <w:color w:val="000000" w:themeColor="text1"/>
+          <w:sz w:val="24"/>
+          <w:szCs w:val="24"/>
+        </w:rPr>
+        <w:t>Copy</w:t>
+      </w:r>
+      <w:r>
+        <w:rPr>
+          <w:color w:val="000000" w:themeColor="text1"/>
+          <w:sz w:val="24"/>
+          <w:szCs w:val="24"/>
         </w:rPr>
         <w:t>Object</w:t>
       </w:r>
-      <w:r>
-        <w:rPr>
-          <w:sz w:val="26"/>
-          <w:szCs w:val="26"/>
+      <w:proofErr w:type="spellEnd"/>
+      <w:r>
+        <w:rPr>
+          <w:color w:val="000000" w:themeColor="text1"/>
+          <w:sz w:val="24"/>
+          <w:szCs w:val="24"/>
         </w:rPr>
         <w:t xml:space="preserve"> function is called in the Game class.</w:t>
       </w:r>
       <w:r>
         <w:rPr>
-          <w:sz w:val="26"/>
-          <w:szCs w:val="26"/>
+          <w:color w:val="000000" w:themeColor="text1"/>
+          <w:sz w:val="24"/>
+          <w:szCs w:val="24"/>
         </w:rPr>
         <w:t xml:space="preserve"> This function first checks if the selected ID is valid, being between 0 and the size of the scene graph. If the ID is valid, a</w:t>
       </w:r>
       <w:r>
         <w:rPr>
-          <w:sz w:val="26"/>
-          <w:szCs w:val="26"/>
-        </w:rPr>
-        <w:t>n empty scene object called copiedObject is set to the current object.</w:t>
-      </w:r>
-      <w:r>
-        <w:rPr>
-          <w:sz w:val="26"/>
-          <w:szCs w:val="26"/>
-        </w:rPr>
-        <w:t xml:space="preserve"> A boolean value called hasCopiedAnObject is then set as true</w:t>
-      </w:r>
-      <w:r>
-        <w:rPr>
-          <w:sz w:val="26"/>
-          <w:szCs w:val="26"/>
-        </w:rPr>
-        <w:t>, this variable is initally false as declared in the constructor</w:t>
-      </w:r>
-      <w:r>
-        <w:rPr>
-          <w:sz w:val="26"/>
-          <w:szCs w:val="26"/>
-        </w:rPr>
-        <w:t>. Finally, a float value called pasteExtraSpace is set to its default value, that being 3.f. These three variables</w:t>
-      </w:r>
-      <w:r>
-        <w:rPr>
-          <w:sz w:val="26"/>
-          <w:szCs w:val="26"/>
+          <w:color w:val="000000" w:themeColor="text1"/>
+          <w:sz w:val="24"/>
+          <w:szCs w:val="24"/>
+        </w:rPr>
+        <w:t xml:space="preserve">n empty scene object called </w:t>
+      </w:r>
+      <w:proofErr w:type="spellStart"/>
+      <w:r>
+        <w:rPr>
+          <w:color w:val="000000" w:themeColor="text1"/>
+          <w:sz w:val="24"/>
+          <w:szCs w:val="24"/>
+        </w:rPr>
+        <w:t>copiedObject</w:t>
+      </w:r>
+      <w:proofErr w:type="spellEnd"/>
+      <w:r>
+        <w:rPr>
+          <w:color w:val="000000" w:themeColor="text1"/>
+          <w:sz w:val="24"/>
+          <w:szCs w:val="24"/>
+        </w:rPr>
+        <w:t xml:space="preserve"> is set to the current object.</w:t>
+      </w:r>
+      <w:r>
+        <w:rPr>
+          <w:color w:val="000000" w:themeColor="text1"/>
+          <w:sz w:val="24"/>
+          <w:szCs w:val="24"/>
+        </w:rPr>
+        <w:t xml:space="preserve"> A </w:t>
+      </w:r>
+      <w:proofErr w:type="spellStart"/>
+      <w:r>
+        <w:rPr>
+          <w:color w:val="000000" w:themeColor="text1"/>
+          <w:sz w:val="24"/>
+          <w:szCs w:val="24"/>
+        </w:rPr>
+        <w:t>boolean</w:t>
+      </w:r>
+      <w:proofErr w:type="spellEnd"/>
+      <w:r>
+        <w:rPr>
+          <w:color w:val="000000" w:themeColor="text1"/>
+          <w:sz w:val="24"/>
+          <w:szCs w:val="24"/>
+        </w:rPr>
+        <w:t xml:space="preserve"> value called </w:t>
+      </w:r>
+      <w:proofErr w:type="spellStart"/>
+      <w:r>
+        <w:rPr>
+          <w:color w:val="000000" w:themeColor="text1"/>
+          <w:sz w:val="24"/>
+          <w:szCs w:val="24"/>
+        </w:rPr>
+        <w:t>hasCopiedAnObject</w:t>
+      </w:r>
+      <w:proofErr w:type="spellEnd"/>
+      <w:r>
+        <w:rPr>
+          <w:color w:val="000000" w:themeColor="text1"/>
+          <w:sz w:val="24"/>
+          <w:szCs w:val="24"/>
+        </w:rPr>
+        <w:t xml:space="preserve"> is then set as true</w:t>
+      </w:r>
+      <w:r>
+        <w:rPr>
+          <w:color w:val="000000" w:themeColor="text1"/>
+          <w:sz w:val="24"/>
+          <w:szCs w:val="24"/>
+        </w:rPr>
+        <w:t xml:space="preserve">, this variable is </w:t>
+      </w:r>
+      <w:proofErr w:type="spellStart"/>
+      <w:r>
+        <w:rPr>
+          <w:color w:val="000000" w:themeColor="text1"/>
+          <w:sz w:val="24"/>
+          <w:szCs w:val="24"/>
+        </w:rPr>
+        <w:t>initally</w:t>
+      </w:r>
+      <w:proofErr w:type="spellEnd"/>
+      <w:r>
+        <w:rPr>
+          <w:color w:val="000000" w:themeColor="text1"/>
+          <w:sz w:val="24"/>
+          <w:szCs w:val="24"/>
+        </w:rPr>
+        <w:t xml:space="preserve"> false as declared in the constructor</w:t>
+      </w:r>
+      <w:r>
+        <w:rPr>
+          <w:color w:val="000000" w:themeColor="text1"/>
+          <w:sz w:val="24"/>
+          <w:szCs w:val="24"/>
+        </w:rPr>
+        <w:t xml:space="preserve">. Finally, a float value called </w:t>
+      </w:r>
+      <w:proofErr w:type="spellStart"/>
+      <w:r>
+        <w:rPr>
+          <w:color w:val="000000" w:themeColor="text1"/>
+          <w:sz w:val="24"/>
+          <w:szCs w:val="24"/>
+        </w:rPr>
+        <w:t>pasteExtraSpace</w:t>
+      </w:r>
+      <w:proofErr w:type="spellEnd"/>
+      <w:r>
+        <w:rPr>
+          <w:color w:val="000000" w:themeColor="text1"/>
+          <w:sz w:val="24"/>
+          <w:szCs w:val="24"/>
+        </w:rPr>
+        <w:t xml:space="preserve"> is set to its default value, that being 3.f. These three variables</w:t>
+      </w:r>
+      <w:r>
+        <w:rPr>
+          <w:color w:val="000000" w:themeColor="text1"/>
+          <w:sz w:val="24"/>
+          <w:szCs w:val="24"/>
         </w:rPr>
         <w:t xml:space="preserve"> are all used later for the pasting functionality</w:t>
       </w:r>
       <w:r>
         <w:rPr>
-          <w:sz w:val="26"/>
-          <w:szCs w:val="26"/>
+          <w:color w:val="000000" w:themeColor="text1"/>
+          <w:sz w:val="24"/>
+          <w:szCs w:val="24"/>
         </w:rPr>
         <w:t xml:space="preserve">. Once an object is copied, it cannot be uncopied until another object has been copied, overwriting </w:t>
       </w:r>
       <w:r>
         <w:rPr>
-          <w:sz w:val="26"/>
-          <w:szCs w:val="26"/>
+          <w:color w:val="000000" w:themeColor="text1"/>
+          <w:sz w:val="24"/>
+          <w:szCs w:val="24"/>
         </w:rPr>
         <w:t>it.</w:t>
       </w:r>
       <w:r>
         <w:rPr>
-          <w:sz w:val="26"/>
-          <w:szCs w:val="26"/>
-        </w:rPr>
-        <w:t xml:space="preserve"> At first, this seems like a downside, but uncopying an object is not a feature that really needs to be present, shown by other industry software</w:t>
-      </w:r>
-      <w:r>
-        <w:rPr>
-          <w:sz w:val="26"/>
-          <w:szCs w:val="26"/>
+          <w:color w:val="000000" w:themeColor="text1"/>
+          <w:sz w:val="24"/>
+          <w:szCs w:val="24"/>
+        </w:rPr>
+        <w:t xml:space="preserve"> At first, this seems like a downside, but </w:t>
+      </w:r>
+      <w:proofErr w:type="spellStart"/>
+      <w:r>
+        <w:rPr>
+          <w:color w:val="000000" w:themeColor="text1"/>
+          <w:sz w:val="24"/>
+          <w:szCs w:val="24"/>
+        </w:rPr>
+        <w:t>uncopying</w:t>
+      </w:r>
+      <w:proofErr w:type="spellEnd"/>
+      <w:r>
+        <w:rPr>
+          <w:color w:val="000000" w:themeColor="text1"/>
+          <w:sz w:val="24"/>
+          <w:szCs w:val="24"/>
+        </w:rPr>
+        <w:t xml:space="preserve"> an object is not a feature that really needs to be present, shown by other industry software</w:t>
+      </w:r>
+      <w:r>
+        <w:rPr>
+          <w:color w:val="000000" w:themeColor="text1"/>
+          <w:sz w:val="24"/>
+          <w:szCs w:val="24"/>
         </w:rPr>
         <w:t xml:space="preserve"> (such as Unreal Engine)</w:t>
       </w:r>
       <w:r>
         <w:rPr>
-          <w:sz w:val="26"/>
-          <w:szCs w:val="26"/>
+          <w:color w:val="000000" w:themeColor="text1"/>
+          <w:sz w:val="24"/>
+          <w:szCs w:val="24"/>
         </w:rPr>
         <w:t xml:space="preserve"> also lacking this feature.</w:t>
       </w:r>
@@ -611,291 +847,712 @@
       <w:pPr>
         <w:spacing w:line="276" w:lineRule="auto"/>
         <w:rPr>
-          <w:sz w:val="26"/>
-          <w:szCs w:val="26"/>
-        </w:rPr>
-      </w:pPr>
-      <w:r>
-        <w:rPr>
-          <w:sz w:val="26"/>
-          <w:szCs w:val="26"/>
+          <w:color w:val="000000" w:themeColor="text1"/>
+          <w:sz w:val="24"/>
+          <w:szCs w:val="24"/>
+        </w:rPr>
+      </w:pPr>
+      <w:r>
+        <w:rPr>
+          <w:color w:val="000000" w:themeColor="text1"/>
+          <w:sz w:val="24"/>
+          <w:szCs w:val="24"/>
         </w:rPr>
         <w:t>The second part of this function is the ability to paste copied objects.</w:t>
       </w:r>
       <w:r>
         <w:rPr>
-          <w:sz w:val="26"/>
-          <w:szCs w:val="26"/>
-        </w:rPr>
-        <w:t xml:space="preserve"> When control and V are pressed together, the PasteObject function in the Game class is called, similar to the copy function</w:t>
-      </w:r>
-      <w:r>
-        <w:rPr>
-          <w:sz w:val="26"/>
-          <w:szCs w:val="26"/>
+          <w:color w:val="000000" w:themeColor="text1"/>
+          <w:sz w:val="24"/>
+          <w:szCs w:val="24"/>
+        </w:rPr>
+        <w:t xml:space="preserve"> When control and V are pressed together, the </w:t>
+      </w:r>
+      <w:proofErr w:type="spellStart"/>
+      <w:r>
+        <w:rPr>
+          <w:color w:val="000000" w:themeColor="text1"/>
+          <w:sz w:val="24"/>
+          <w:szCs w:val="24"/>
+        </w:rPr>
+        <w:t>PasteObject</w:t>
+      </w:r>
+      <w:proofErr w:type="spellEnd"/>
+      <w:r>
+        <w:rPr>
+          <w:color w:val="000000" w:themeColor="text1"/>
+          <w:sz w:val="24"/>
+          <w:szCs w:val="24"/>
+        </w:rPr>
+        <w:t xml:space="preserve"> function in the Game class is called, </w:t>
+      </w:r>
+      <w:proofErr w:type="gramStart"/>
+      <w:r>
+        <w:rPr>
+          <w:color w:val="000000" w:themeColor="text1"/>
+          <w:sz w:val="24"/>
+          <w:szCs w:val="24"/>
+        </w:rPr>
+        <w:t>similar to</w:t>
+      </w:r>
+      <w:proofErr w:type="gramEnd"/>
+      <w:r>
+        <w:rPr>
+          <w:color w:val="000000" w:themeColor="text1"/>
+          <w:sz w:val="24"/>
+          <w:szCs w:val="24"/>
+        </w:rPr>
+        <w:t xml:space="preserve"> the copy function</w:t>
+      </w:r>
+      <w:r>
+        <w:rPr>
+          <w:color w:val="000000" w:themeColor="text1"/>
+          <w:sz w:val="24"/>
+          <w:szCs w:val="24"/>
         </w:rPr>
         <w:t xml:space="preserve">. In this function, the first </w:t>
       </w:r>
       <w:r>
         <w:rPr>
-          <w:sz w:val="26"/>
-          <w:szCs w:val="26"/>
+          <w:color w:val="000000" w:themeColor="text1"/>
+          <w:sz w:val="24"/>
+          <w:szCs w:val="24"/>
         </w:rPr>
         <w:t>thing</w:t>
       </w:r>
       <w:r>
         <w:rPr>
-          <w:sz w:val="26"/>
-          <w:szCs w:val="26"/>
+          <w:color w:val="000000" w:themeColor="text1"/>
+          <w:sz w:val="24"/>
+          <w:szCs w:val="24"/>
         </w:rPr>
         <w:t xml:space="preserve"> that happens is a check to see if an object has indeed been copied.</w:t>
       </w:r>
       <w:r>
         <w:rPr>
-          <w:sz w:val="26"/>
-          <w:szCs w:val="26"/>
+          <w:color w:val="000000" w:themeColor="text1"/>
+          <w:sz w:val="24"/>
+          <w:szCs w:val="24"/>
         </w:rPr>
         <w:t xml:space="preserve"> This is the </w:t>
       </w:r>
-      <w:r>
-        <w:rPr>
-          <w:sz w:val="26"/>
-          <w:szCs w:val="26"/>
+      <w:proofErr w:type="spellStart"/>
+      <w:r>
+        <w:rPr>
+          <w:color w:val="000000" w:themeColor="text1"/>
+          <w:sz w:val="24"/>
+          <w:szCs w:val="24"/>
         </w:rPr>
         <w:t>hasCopiedAnObject</w:t>
       </w:r>
-      <w:r>
-        <w:rPr>
-          <w:sz w:val="26"/>
-          <w:szCs w:val="26"/>
-        </w:rPr>
-        <w:t xml:space="preserve"> boolean that was set to true in copyObject</w:t>
-      </w:r>
-      <w:r>
-        <w:rPr>
-          <w:sz w:val="26"/>
-          <w:szCs w:val="26"/>
+      <w:proofErr w:type="spellEnd"/>
+      <w:r>
+        <w:rPr>
+          <w:color w:val="000000" w:themeColor="text1"/>
+          <w:sz w:val="24"/>
+          <w:szCs w:val="24"/>
+        </w:rPr>
+        <w:t xml:space="preserve"> </w:t>
+      </w:r>
+      <w:proofErr w:type="spellStart"/>
+      <w:r>
+        <w:rPr>
+          <w:color w:val="000000" w:themeColor="text1"/>
+          <w:sz w:val="24"/>
+          <w:szCs w:val="24"/>
+        </w:rPr>
+        <w:t>boolean</w:t>
+      </w:r>
+      <w:proofErr w:type="spellEnd"/>
+      <w:r>
+        <w:rPr>
+          <w:color w:val="000000" w:themeColor="text1"/>
+          <w:sz w:val="24"/>
+          <w:szCs w:val="24"/>
+        </w:rPr>
+        <w:t xml:space="preserve"> that was set to true in </w:t>
+      </w:r>
+      <w:proofErr w:type="spellStart"/>
+      <w:r>
+        <w:rPr>
+          <w:color w:val="000000" w:themeColor="text1"/>
+          <w:sz w:val="24"/>
+          <w:szCs w:val="24"/>
+        </w:rPr>
+        <w:t>copyObject</w:t>
+      </w:r>
+      <w:proofErr w:type="spellEnd"/>
+      <w:r>
+        <w:rPr>
+          <w:color w:val="000000" w:themeColor="text1"/>
+          <w:sz w:val="24"/>
+          <w:szCs w:val="24"/>
         </w:rPr>
         <w:t xml:space="preserve">, to make sure </w:t>
       </w:r>
       <w:r>
         <w:rPr>
-          <w:sz w:val="26"/>
-          <w:szCs w:val="26"/>
+          <w:color w:val="000000" w:themeColor="text1"/>
+          <w:sz w:val="24"/>
+          <w:szCs w:val="24"/>
         </w:rPr>
         <w:t>a crash doesn’t happen from a null object being pasted.</w:t>
       </w:r>
       <w:r>
         <w:rPr>
-          <w:sz w:val="26"/>
-          <w:szCs w:val="26"/>
-        </w:rPr>
-        <w:t xml:space="preserve"> Inside the if statement, addUndo is called from toolMain. This is because pasting an object is something that is undoable</w:t>
-      </w:r>
-      <w:r>
-        <w:rPr>
-          <w:sz w:val="26"/>
-          <w:szCs w:val="26"/>
-        </w:rPr>
-        <w:t>, however the addUndo function will be discussed more in the Undo / Redo section.</w:t>
-      </w:r>
-      <w:r>
-        <w:rPr>
-          <w:sz w:val="26"/>
-          <w:szCs w:val="26"/>
+          <w:color w:val="000000" w:themeColor="text1"/>
+          <w:sz w:val="24"/>
+          <w:szCs w:val="24"/>
+        </w:rPr>
+        <w:t xml:space="preserve"> Inside the if statement, </w:t>
+      </w:r>
+      <w:proofErr w:type="spellStart"/>
+      <w:r>
+        <w:rPr>
+          <w:color w:val="000000" w:themeColor="text1"/>
+          <w:sz w:val="24"/>
+          <w:szCs w:val="24"/>
+        </w:rPr>
+        <w:t>addUndo</w:t>
+      </w:r>
+      <w:proofErr w:type="spellEnd"/>
+      <w:r>
+        <w:rPr>
+          <w:color w:val="000000" w:themeColor="text1"/>
+          <w:sz w:val="24"/>
+          <w:szCs w:val="24"/>
+        </w:rPr>
+        <w:t xml:space="preserve"> is called from </w:t>
+      </w:r>
+      <w:proofErr w:type="spellStart"/>
+      <w:r>
+        <w:rPr>
+          <w:color w:val="000000" w:themeColor="text1"/>
+          <w:sz w:val="24"/>
+          <w:szCs w:val="24"/>
+        </w:rPr>
+        <w:t>toolMain</w:t>
+      </w:r>
+      <w:proofErr w:type="spellEnd"/>
+      <w:r>
+        <w:rPr>
+          <w:color w:val="000000" w:themeColor="text1"/>
+          <w:sz w:val="24"/>
+          <w:szCs w:val="24"/>
+        </w:rPr>
+        <w:t>. This is because pasting an object is something that is undoable</w:t>
+      </w:r>
+      <w:r>
+        <w:rPr>
+          <w:color w:val="000000" w:themeColor="text1"/>
+          <w:sz w:val="24"/>
+          <w:szCs w:val="24"/>
+        </w:rPr>
+        <w:t xml:space="preserve">, however the </w:t>
+      </w:r>
+      <w:proofErr w:type="spellStart"/>
+      <w:r>
+        <w:rPr>
+          <w:color w:val="000000" w:themeColor="text1"/>
+          <w:sz w:val="24"/>
+          <w:szCs w:val="24"/>
+        </w:rPr>
+        <w:t>addUndo</w:t>
+      </w:r>
+      <w:proofErr w:type="spellEnd"/>
+      <w:r>
+        <w:rPr>
+          <w:color w:val="000000" w:themeColor="text1"/>
+          <w:sz w:val="24"/>
+          <w:szCs w:val="24"/>
+        </w:rPr>
+        <w:t xml:space="preserve"> function will be discussed more in the Undo / Redo section.</w:t>
+      </w:r>
+      <w:r>
+        <w:rPr>
+          <w:color w:val="000000" w:themeColor="text1"/>
+          <w:sz w:val="24"/>
+          <w:szCs w:val="24"/>
         </w:rPr>
         <w:t xml:space="preserve"> Next, a new object is created in the scene.</w:t>
       </w:r>
       <w:r>
         <w:rPr>
-          <w:sz w:val="26"/>
-          <w:szCs w:val="26"/>
-        </w:rPr>
-        <w:t xml:space="preserve"> A SceneObject called newObject is set as copiedObject, this means all of it’s attributes are </w:t>
-      </w:r>
-      <w:r>
-        <w:rPr>
-          <w:sz w:val="26"/>
-          <w:szCs w:val="26"/>
+          <w:color w:val="000000" w:themeColor="text1"/>
+          <w:sz w:val="24"/>
+          <w:szCs w:val="24"/>
+        </w:rPr>
+        <w:t xml:space="preserve"> A </w:t>
+      </w:r>
+      <w:proofErr w:type="spellStart"/>
+      <w:r>
+        <w:rPr>
+          <w:color w:val="000000" w:themeColor="text1"/>
+          <w:sz w:val="24"/>
+          <w:szCs w:val="24"/>
+        </w:rPr>
+        <w:t>SceneObject</w:t>
+      </w:r>
+      <w:proofErr w:type="spellEnd"/>
+      <w:r>
+        <w:rPr>
+          <w:color w:val="000000" w:themeColor="text1"/>
+          <w:sz w:val="24"/>
+          <w:szCs w:val="24"/>
+        </w:rPr>
+        <w:t xml:space="preserve"> called </w:t>
+      </w:r>
+      <w:proofErr w:type="spellStart"/>
+      <w:r>
+        <w:rPr>
+          <w:color w:val="000000" w:themeColor="text1"/>
+          <w:sz w:val="24"/>
+          <w:szCs w:val="24"/>
+        </w:rPr>
+        <w:t>newObject</w:t>
+      </w:r>
+      <w:proofErr w:type="spellEnd"/>
+      <w:r>
+        <w:rPr>
+          <w:color w:val="000000" w:themeColor="text1"/>
+          <w:sz w:val="24"/>
+          <w:szCs w:val="24"/>
+        </w:rPr>
+        <w:t xml:space="preserve"> is set as </w:t>
+      </w:r>
+      <w:proofErr w:type="spellStart"/>
+      <w:r>
+        <w:rPr>
+          <w:color w:val="000000" w:themeColor="text1"/>
+          <w:sz w:val="24"/>
+          <w:szCs w:val="24"/>
+        </w:rPr>
+        <w:t>copiedObject</w:t>
+      </w:r>
+      <w:proofErr w:type="spellEnd"/>
+      <w:r>
+        <w:rPr>
+          <w:color w:val="000000" w:themeColor="text1"/>
+          <w:sz w:val="24"/>
+          <w:szCs w:val="24"/>
+        </w:rPr>
+        <w:t xml:space="preserve">, this means all of </w:t>
+      </w:r>
+      <w:proofErr w:type="spellStart"/>
+      <w:r>
+        <w:rPr>
+          <w:color w:val="000000" w:themeColor="text1"/>
+          <w:sz w:val="24"/>
+          <w:szCs w:val="24"/>
+        </w:rPr>
+        <w:t>it’s</w:t>
+      </w:r>
+      <w:proofErr w:type="spellEnd"/>
+      <w:r>
+        <w:rPr>
+          <w:color w:val="000000" w:themeColor="text1"/>
+          <w:sz w:val="24"/>
+          <w:szCs w:val="24"/>
+        </w:rPr>
+        <w:t xml:space="preserve"> attributes are </w:t>
+      </w:r>
+      <w:r>
+        <w:rPr>
+          <w:color w:val="000000" w:themeColor="text1"/>
+          <w:sz w:val="24"/>
+          <w:szCs w:val="24"/>
         </w:rPr>
         <w:t>identical</w:t>
       </w:r>
       <w:r>
         <w:rPr>
-          <w:sz w:val="26"/>
-          <w:szCs w:val="26"/>
+          <w:color w:val="000000" w:themeColor="text1"/>
+          <w:sz w:val="24"/>
+          <w:szCs w:val="24"/>
         </w:rPr>
         <w:t>.</w:t>
       </w:r>
       <w:r>
         <w:rPr>
-          <w:sz w:val="26"/>
-          <w:szCs w:val="26"/>
+          <w:color w:val="000000" w:themeColor="text1"/>
+          <w:sz w:val="24"/>
+          <w:szCs w:val="24"/>
         </w:rPr>
         <w:t xml:space="preserve"> </w:t>
       </w:r>
-      <w:r>
-        <w:rPr>
-          <w:sz w:val="26"/>
-          <w:szCs w:val="26"/>
-        </w:rPr>
-        <w:t>So the new object isn’t occupying the exact same space as the original object, newObject</w:t>
-      </w:r>
-      <w:r>
-        <w:rPr>
-          <w:sz w:val="26"/>
-          <w:szCs w:val="26"/>
-        </w:rPr>
-        <w:t xml:space="preserve">’s Y position (it’s vertical position) is increased by the variable </w:t>
-      </w:r>
-      <w:r>
-        <w:rPr>
-          <w:sz w:val="26"/>
-          <w:szCs w:val="26"/>
+      <w:proofErr w:type="gramStart"/>
+      <w:r>
+        <w:rPr>
+          <w:color w:val="000000" w:themeColor="text1"/>
+          <w:sz w:val="24"/>
+          <w:szCs w:val="24"/>
+        </w:rPr>
+        <w:t>So</w:t>
+      </w:r>
+      <w:proofErr w:type="gramEnd"/>
+      <w:r>
+        <w:rPr>
+          <w:color w:val="000000" w:themeColor="text1"/>
+          <w:sz w:val="24"/>
+          <w:szCs w:val="24"/>
+        </w:rPr>
+        <w:t xml:space="preserve"> the new object isn’t occupying the exact same space as the original object, </w:t>
+      </w:r>
+      <w:proofErr w:type="spellStart"/>
+      <w:r>
+        <w:rPr>
+          <w:color w:val="000000" w:themeColor="text1"/>
+          <w:sz w:val="24"/>
+          <w:szCs w:val="24"/>
+        </w:rPr>
+        <w:t>newObject</w:t>
+      </w:r>
+      <w:r>
+        <w:rPr>
+          <w:color w:val="000000" w:themeColor="text1"/>
+          <w:sz w:val="24"/>
+          <w:szCs w:val="24"/>
+        </w:rPr>
+        <w:t>’s</w:t>
+      </w:r>
+      <w:proofErr w:type="spellEnd"/>
+      <w:r>
+        <w:rPr>
+          <w:color w:val="000000" w:themeColor="text1"/>
+          <w:sz w:val="24"/>
+          <w:szCs w:val="24"/>
+        </w:rPr>
+        <w:t xml:space="preserve"> Y position (it’s vertical position) is increased by the variable </w:t>
+      </w:r>
+      <w:proofErr w:type="spellStart"/>
+      <w:r>
+        <w:rPr>
+          <w:color w:val="000000" w:themeColor="text1"/>
+          <w:sz w:val="24"/>
+          <w:szCs w:val="24"/>
         </w:rPr>
         <w:t>pasteExtraSpace</w:t>
       </w:r>
-      <w:r>
-        <w:rPr>
-          <w:sz w:val="26"/>
-          <w:szCs w:val="26"/>
+      <w:proofErr w:type="spellEnd"/>
+      <w:r>
+        <w:rPr>
+          <w:color w:val="000000" w:themeColor="text1"/>
+          <w:sz w:val="24"/>
+          <w:szCs w:val="24"/>
         </w:rPr>
         <w:t>.</w:t>
       </w:r>
       <w:r>
         <w:rPr>
-          <w:sz w:val="26"/>
-          <w:szCs w:val="26"/>
-        </w:rPr>
-        <w:t xml:space="preserve"> When a new object is copied this variable is set to </w:t>
-      </w:r>
-      <w:r>
-        <w:rPr>
-          <w:sz w:val="26"/>
-          <w:szCs w:val="26"/>
+          <w:color w:val="000000" w:themeColor="text1"/>
+          <w:sz w:val="24"/>
+          <w:szCs w:val="24"/>
+        </w:rPr>
+        <w:t xml:space="preserve"> When a new object is </w:t>
+      </w:r>
+      <w:proofErr w:type="gramStart"/>
+      <w:r>
+        <w:rPr>
+          <w:color w:val="000000" w:themeColor="text1"/>
+          <w:sz w:val="24"/>
+          <w:szCs w:val="24"/>
+        </w:rPr>
+        <w:t>copied</w:t>
+      </w:r>
+      <w:proofErr w:type="gramEnd"/>
+      <w:r>
+        <w:rPr>
+          <w:color w:val="000000" w:themeColor="text1"/>
+          <w:sz w:val="24"/>
+          <w:szCs w:val="24"/>
+        </w:rPr>
+        <w:t xml:space="preserve"> this variable is set to </w:t>
+      </w:r>
+      <w:proofErr w:type="spellStart"/>
+      <w:r>
+        <w:rPr>
+          <w:color w:val="000000" w:themeColor="text1"/>
+          <w:sz w:val="24"/>
+          <w:szCs w:val="24"/>
+        </w:rPr>
+        <w:t>pasteExtraSpaceBase</w:t>
+      </w:r>
+      <w:proofErr w:type="spellEnd"/>
+      <w:r>
+        <w:rPr>
+          <w:color w:val="000000" w:themeColor="text1"/>
+          <w:sz w:val="24"/>
+          <w:szCs w:val="24"/>
+        </w:rPr>
+        <w:t xml:space="preserve">, which is </w:t>
+      </w:r>
+      <w:proofErr w:type="spellStart"/>
+      <w:r>
+        <w:rPr>
+          <w:color w:val="000000" w:themeColor="text1"/>
+          <w:sz w:val="24"/>
+          <w:szCs w:val="24"/>
+        </w:rPr>
+        <w:t>initalised</w:t>
+      </w:r>
+      <w:proofErr w:type="spellEnd"/>
+      <w:r>
+        <w:rPr>
+          <w:color w:val="000000" w:themeColor="text1"/>
+          <w:sz w:val="24"/>
+          <w:szCs w:val="24"/>
+        </w:rPr>
+        <w:t xml:space="preserve"> as 3 in the </w:t>
+      </w:r>
+      <w:r>
+        <w:rPr>
+          <w:color w:val="000000" w:themeColor="text1"/>
+          <w:sz w:val="24"/>
+          <w:szCs w:val="24"/>
+        </w:rPr>
+        <w:t>constructor.</w:t>
+      </w:r>
+      <w:r>
+        <w:rPr>
+          <w:color w:val="000000" w:themeColor="text1"/>
+          <w:sz w:val="24"/>
+          <w:szCs w:val="24"/>
+        </w:rPr>
+        <w:t xml:space="preserve"> </w:t>
+      </w:r>
+      <w:r>
+        <w:rPr>
+          <w:color w:val="000000" w:themeColor="text1"/>
+          <w:sz w:val="24"/>
+          <w:szCs w:val="24"/>
+        </w:rPr>
+        <w:t>The new object is also given a unique ID as to not overlap with any other object.</w:t>
+      </w:r>
+      <w:r>
+        <w:rPr>
+          <w:color w:val="000000" w:themeColor="text1"/>
+          <w:sz w:val="24"/>
+          <w:szCs w:val="24"/>
+        </w:rPr>
+        <w:t xml:space="preserve"> The </w:t>
+      </w:r>
+      <w:proofErr w:type="spellStart"/>
+      <w:r>
+        <w:rPr>
+          <w:color w:val="000000" w:themeColor="text1"/>
+          <w:sz w:val="24"/>
+          <w:szCs w:val="24"/>
+        </w:rPr>
+        <w:t>GetNewID</w:t>
+      </w:r>
+      <w:proofErr w:type="spellEnd"/>
+      <w:r>
+        <w:rPr>
+          <w:color w:val="000000" w:themeColor="text1"/>
+          <w:sz w:val="24"/>
+          <w:szCs w:val="24"/>
+        </w:rPr>
+        <w:t xml:space="preserve"> function is called which contains a max algorithm that finds the highest ID plus 1.</w:t>
+      </w:r>
+      <w:r>
+        <w:rPr>
+          <w:color w:val="000000" w:themeColor="text1"/>
+          <w:sz w:val="24"/>
+          <w:szCs w:val="24"/>
+        </w:rPr>
+        <w:t xml:space="preserve"> Once this new ID is set, the new object is pushed into the scene graph so to be displayed.</w:t>
+      </w:r>
+      <w:r>
+        <w:rPr>
+          <w:color w:val="000000" w:themeColor="text1"/>
+          <w:sz w:val="24"/>
+          <w:szCs w:val="24"/>
+        </w:rPr>
+        <w:t xml:space="preserve"> The </w:t>
+      </w:r>
+      <w:proofErr w:type="spellStart"/>
+      <w:r>
+        <w:rPr>
+          <w:color w:val="000000" w:themeColor="text1"/>
+          <w:sz w:val="24"/>
+          <w:szCs w:val="24"/>
         </w:rPr>
         <w:t>pasteExtraSpace</w:t>
       </w:r>
-      <w:r>
-        <w:rPr>
-          <w:sz w:val="26"/>
-          <w:szCs w:val="26"/>
-        </w:rPr>
-        <w:t xml:space="preserve">Base, which is initalised as 3 in the </w:t>
-      </w:r>
-      <w:r>
-        <w:rPr>
-          <w:sz w:val="26"/>
-          <w:szCs w:val="26"/>
-        </w:rPr>
-        <w:t>constructor.</w:t>
-      </w:r>
-      <w:r>
-        <w:rPr>
-          <w:sz w:val="26"/>
-          <w:szCs w:val="26"/>
-        </w:rPr>
-        <w:t xml:space="preserve"> </w:t>
-      </w:r>
-      <w:r>
-        <w:rPr>
-          <w:sz w:val="26"/>
-          <w:szCs w:val="26"/>
-        </w:rPr>
-        <w:t xml:space="preserve">The new object </w:t>
-      </w:r>
-      <w:r>
-        <w:rPr>
-          <w:sz w:val="26"/>
-          <w:szCs w:val="26"/>
+      <w:proofErr w:type="spellEnd"/>
+      <w:r>
+        <w:rPr>
+          <w:color w:val="000000" w:themeColor="text1"/>
+          <w:sz w:val="24"/>
+          <w:szCs w:val="24"/>
+        </w:rPr>
+        <w:t xml:space="preserve"> variable is then incremented by </w:t>
+      </w:r>
+      <w:proofErr w:type="spellStart"/>
+      <w:r>
+        <w:rPr>
+          <w:color w:val="000000" w:themeColor="text1"/>
+          <w:sz w:val="24"/>
+          <w:szCs w:val="24"/>
+        </w:rPr>
+        <w:t>pasteExtraSpaceBase</w:t>
+      </w:r>
+      <w:proofErr w:type="spellEnd"/>
+      <w:r>
+        <w:rPr>
+          <w:color w:val="000000" w:themeColor="text1"/>
+          <w:sz w:val="24"/>
+          <w:szCs w:val="24"/>
+        </w:rPr>
+        <w:t xml:space="preserve"> so that if another of the same object is pasted, it will appear even higher than the last one. This all leaves the user with</w:t>
+      </w:r>
+      <w:r>
+        <w:rPr>
+          <w:color w:val="000000" w:themeColor="text1"/>
+          <w:sz w:val="24"/>
+          <w:szCs w:val="24"/>
+        </w:rPr>
+        <w:t xml:space="preserve"> a copy of the object they copied 3 units above the copied objects original position</w:t>
+      </w:r>
+      <w:r>
+        <w:rPr>
+          <w:color w:val="000000" w:themeColor="text1"/>
+          <w:sz w:val="24"/>
+          <w:szCs w:val="24"/>
+        </w:rPr>
+        <w:t>, or higher depending on how many times they have copied it.</w:t>
+      </w:r>
+    </w:p>
+    <w:p>
+      <w:pPr>
+        <w:keepNext/>
+        <w:spacing w:line="276" w:lineRule="auto"/>
+      </w:pPr>
+      <w:r>
+        <w:rPr>
+          <w:noProof/>
         </w:rPr>
         <w:lastRenderedPageBreak/>
-        <w:t>is also given a unique ID as to not overlap with any other object.</w:t>
-      </w:r>
-      <w:r>
-        <w:rPr>
-          <w:sz w:val="26"/>
-          <w:szCs w:val="26"/>
-        </w:rPr>
-        <w:t xml:space="preserve"> The GetNewID function is called which contains a max algorithm that finds the highest ID plus 1.</w:t>
-      </w:r>
-      <w:r>
-        <w:rPr>
-          <w:sz w:val="26"/>
-          <w:szCs w:val="26"/>
-        </w:rPr>
-        <w:t xml:space="preserve"> </w:t>
-      </w:r>
-      <w:r>
-        <w:rPr>
-          <w:sz w:val="26"/>
-          <w:szCs w:val="26"/>
-        </w:rPr>
-        <w:t>Once this new ID is set, the new object is pushed into the scene graph</w:t>
-      </w:r>
-      <w:r>
-        <w:rPr>
-          <w:sz w:val="26"/>
-          <w:szCs w:val="26"/>
-        </w:rPr>
-        <w:t xml:space="preserve"> so to be displayed.</w:t>
-      </w:r>
-      <w:r>
-        <w:rPr>
-          <w:sz w:val="26"/>
-          <w:szCs w:val="26"/>
-        </w:rPr>
-        <w:t xml:space="preserve"> The </w:t>
-      </w:r>
-      <w:r>
-        <w:rPr>
-          <w:sz w:val="26"/>
-          <w:szCs w:val="26"/>
-        </w:rPr>
-        <w:t>pasteExtraSpace</w:t>
-      </w:r>
-      <w:r>
-        <w:rPr>
-          <w:sz w:val="26"/>
-          <w:szCs w:val="26"/>
-        </w:rPr>
-        <w:t xml:space="preserve"> variable is then incremented by </w:t>
-      </w:r>
-      <w:r>
-        <w:rPr>
-          <w:sz w:val="26"/>
-          <w:szCs w:val="26"/>
-        </w:rPr>
-        <w:t>pasteExtraSpace</w:t>
-      </w:r>
-      <w:r>
-        <w:rPr>
-          <w:sz w:val="26"/>
-          <w:szCs w:val="26"/>
-        </w:rPr>
-        <w:t>Base so that if another of the same object is pasted, it will appear even higher than the last one. This all leaves the user with</w:t>
-      </w:r>
-      <w:r>
-        <w:rPr>
-          <w:sz w:val="26"/>
-          <w:szCs w:val="26"/>
-        </w:rPr>
-        <w:t xml:space="preserve"> a copy of the object they copied 3 units above the copied objects original position</w:t>
-      </w:r>
-      <w:r>
-        <w:rPr>
-          <w:sz w:val="26"/>
-          <w:szCs w:val="26"/>
-        </w:rPr>
-        <w:t>, or higher depending on how many times they have copied it.</w:t>
-      </w:r>
-    </w:p>
-    <w:p>
-      <w:pPr>
-        <w:spacing w:line="276" w:lineRule="auto"/>
-        <w:rPr>
-          <w:sz w:val="26"/>
-          <w:szCs w:val="26"/>
+        <w:drawing>
+          <wp:inline distT="0" distB="0" distL="0" distR="0" wp14:anchorId="764626BF" wp14:editId="7D99ABC1">
+            <wp:extent cx="5731510" cy="3554095"/>
+            <wp:effectExtent l="0" t="0" r="2540" b="8255"/>
+            <wp:docPr id="2063262089" name="Picture 1" descr="A screenshot of a video game&#10;&#10;AI-generated content may be incorrect."/>
+            <wp:cNvGraphicFramePr>
+              <a:graphicFrameLocks xmlns:a="http://schemas.openxmlformats.org/drawingml/2006/main" noChangeAspect="1"/>
+            </wp:cNvGraphicFramePr>
+            <a:graphic xmlns:a="http://schemas.openxmlformats.org/drawingml/2006/main">
+              <a:graphicData uri="http://schemas.openxmlformats.org/drawingml/2006/picture">
+                <pic:pic xmlns:pic="http://schemas.openxmlformats.org/drawingml/2006/picture">
+                  <pic:nvPicPr>
+                    <pic:cNvPr id="2063262089" name="Picture 1" descr="A screenshot of a video game&#10;&#10;AI-generated content may be incorrect."/>
+                    <pic:cNvPicPr/>
+                  </pic:nvPicPr>
+                  <pic:blipFill>
+                    <a:blip r:embed="rId5"/>
+                    <a:stretch>
+                      <a:fillRect/>
+                    </a:stretch>
+                  </pic:blipFill>
+                  <pic:spPr>
+                    <a:xfrm>
+                      <a:off x="0" y="0"/>
+                      <a:ext cx="5731510" cy="3554095"/>
+                    </a:xfrm>
+                    <a:prstGeom prst="rect">
+                      <a:avLst/>
+                    </a:prstGeom>
+                  </pic:spPr>
+                </pic:pic>
+              </a:graphicData>
+            </a:graphic>
+          </wp:inline>
+        </w:drawing>
+      </w:r>
+    </w:p>
+    <w:p>
+      <w:pPr>
+        <w:pStyle w:val="Caption"/>
+        <w:jc w:val="center"/>
+        <w:rPr>
+          <w:rFonts w:ascii="Arial" w:hAnsi="Arial" w:cs="Arial"/>
+          <w:color w:val="000000" w:themeColor="text1"/>
+          <w:sz w:val="36"/>
+          <w:szCs w:val="36"/>
+        </w:rPr>
+      </w:pPr>
+      <w:r>
+        <w:rPr>
+          <w:rFonts w:ascii="Arial" w:hAnsi="Arial" w:cs="Arial"/>
+          <w:color w:val="000000" w:themeColor="text1"/>
+          <w:sz w:val="24"/>
+          <w:szCs w:val="24"/>
+        </w:rPr>
+        <w:t xml:space="preserve">Figure </w:t>
+      </w:r>
+      <w:r>
+        <w:rPr>
+          <w:rFonts w:ascii="Arial" w:hAnsi="Arial" w:cs="Arial"/>
+          <w:color w:val="000000" w:themeColor="text1"/>
+          <w:sz w:val="24"/>
+          <w:szCs w:val="24"/>
+        </w:rPr>
+        <w:fldChar w:fldCharType="begin"/>
+      </w:r>
+      <w:r>
+        <w:rPr>
+          <w:rFonts w:ascii="Arial" w:hAnsi="Arial" w:cs="Arial"/>
+          <w:color w:val="000000" w:themeColor="text1"/>
+          <w:sz w:val="24"/>
+          <w:szCs w:val="24"/>
+        </w:rPr>
+        <w:instrText xml:space="preserve"> SEQ Figure \* ARABIC </w:instrText>
+      </w:r>
+      <w:r>
+        <w:rPr>
+          <w:rFonts w:ascii="Arial" w:hAnsi="Arial" w:cs="Arial"/>
+          <w:color w:val="000000" w:themeColor="text1"/>
+          <w:sz w:val="24"/>
+          <w:szCs w:val="24"/>
+        </w:rPr>
+        <w:fldChar w:fldCharType="separate"/>
+      </w:r>
+      <w:r>
+        <w:rPr>
+          <w:rFonts w:ascii="Arial" w:hAnsi="Arial" w:cs="Arial"/>
+          <w:noProof/>
+          <w:color w:val="000000" w:themeColor="text1"/>
+          <w:sz w:val="24"/>
+          <w:szCs w:val="24"/>
+        </w:rPr>
+        <w:t>1</w:t>
+      </w:r>
+      <w:r>
+        <w:rPr>
+          <w:rFonts w:ascii="Arial" w:hAnsi="Arial" w:cs="Arial"/>
+          <w:color w:val="000000" w:themeColor="text1"/>
+          <w:sz w:val="24"/>
+          <w:szCs w:val="24"/>
+        </w:rPr>
+        <w:fldChar w:fldCharType="end"/>
+      </w:r>
+      <w:r>
+        <w:rPr>
+          <w:rFonts w:ascii="Arial" w:hAnsi="Arial" w:cs="Arial"/>
+          <w:color w:val="000000" w:themeColor="text1"/>
+          <w:sz w:val="24"/>
+          <w:szCs w:val="24"/>
+        </w:rPr>
+        <w:t>: An object and its copy</w:t>
+      </w:r>
+    </w:p>
+    <w:p>
+      <w:pPr>
+        <w:spacing w:line="276" w:lineRule="auto"/>
+        <w:rPr>
+          <w:color w:val="000000" w:themeColor="text1"/>
+          <w:sz w:val="24"/>
+          <w:szCs w:val="24"/>
         </w:rPr>
       </w:pPr>
     </w:p>
@@ -908,8 +1565,8 @@
           <w:b/>
           <w:bCs/>
           <w:color w:val="000000" w:themeColor="text1"/>
-          <w:sz w:val="26"/>
-          <w:szCs w:val="26"/>
+          <w:sz w:val="28"/>
+          <w:szCs w:val="28"/>
         </w:rPr>
       </w:pPr>
       <w:r>
@@ -918,8 +1575,8 @@
           <w:b/>
           <w:bCs/>
           <w:color w:val="000000" w:themeColor="text1"/>
-          <w:sz w:val="26"/>
-          <w:szCs w:val="26"/>
+          <w:sz w:val="28"/>
+          <w:szCs w:val="28"/>
         </w:rPr>
         <w:t>Delete:</w:t>
       </w:r>
@@ -929,18 +1586,89 @@
         <w:spacing w:line="276" w:lineRule="auto"/>
         <w:rPr>
           <w:rFonts w:ascii="Arial" w:hAnsi="Arial" w:cs="Arial"/>
-          <w:sz w:val="26"/>
-          <w:szCs w:val="26"/>
-        </w:rPr>
-      </w:pPr>
-    </w:p>
-    <w:p>
-      <w:pPr>
-        <w:spacing w:line="276" w:lineRule="auto"/>
-        <w:rPr>
-          <w:rFonts w:ascii="Arial" w:hAnsi="Arial" w:cs="Arial"/>
-          <w:sz w:val="26"/>
-          <w:szCs w:val="26"/>
+          <w:color w:val="000000" w:themeColor="text1"/>
+          <w:sz w:val="24"/>
+          <w:szCs w:val="24"/>
+        </w:rPr>
+      </w:pPr>
+      <w:r>
+        <w:rPr>
+          <w:rFonts w:ascii="Arial" w:hAnsi="Arial" w:cs="Arial"/>
+          <w:color w:val="000000" w:themeColor="text1"/>
+          <w:sz w:val="24"/>
+          <w:szCs w:val="24"/>
+        </w:rPr>
+        <w:t xml:space="preserve">Deleting items is a feature present in almost every piece software. It is an incredibly important function to have as it allows users to remove things they no longer wish to be present in the scene. This is either because they made a mistake, or they simply don’t like the object or don’t need it anymore. The key bind that users can delete items with is pressing the delete key while selecting an item. While this deletes the item, it is an undoable action and so can be fixed if the user changes their mind or accidentally deleted it. The code for deleting objects is as follows: once the user has pressed backspace, the </w:t>
+      </w:r>
+      <w:proofErr w:type="spellStart"/>
+      <w:r>
+        <w:rPr>
+          <w:rFonts w:ascii="Arial" w:hAnsi="Arial" w:cs="Arial"/>
+          <w:color w:val="000000" w:themeColor="text1"/>
+          <w:sz w:val="24"/>
+          <w:szCs w:val="24"/>
+        </w:rPr>
+        <w:t>DeleteObject</w:t>
+      </w:r>
+      <w:proofErr w:type="spellEnd"/>
+      <w:r>
+        <w:rPr>
+          <w:rFonts w:ascii="Arial" w:hAnsi="Arial" w:cs="Arial"/>
+          <w:color w:val="000000" w:themeColor="text1"/>
+          <w:sz w:val="24"/>
+          <w:szCs w:val="24"/>
+        </w:rPr>
+        <w:t xml:space="preserve"> function is called in the game class. Inside this function, an if statement checks if the current selection is valid, being between 0 and the size of the scene graph. If this is true, </w:t>
+      </w:r>
+      <w:proofErr w:type="spellStart"/>
+      <w:r>
+        <w:rPr>
+          <w:rFonts w:ascii="Arial" w:hAnsi="Arial" w:cs="Arial"/>
+          <w:color w:val="000000" w:themeColor="text1"/>
+          <w:sz w:val="24"/>
+          <w:szCs w:val="24"/>
+        </w:rPr>
+        <w:t>addUndo</w:t>
+      </w:r>
+      <w:proofErr w:type="spellEnd"/>
+      <w:r>
+        <w:rPr>
+          <w:rFonts w:ascii="Arial" w:hAnsi="Arial" w:cs="Arial"/>
+          <w:color w:val="000000" w:themeColor="text1"/>
+          <w:sz w:val="24"/>
+          <w:szCs w:val="24"/>
+        </w:rPr>
+        <w:t xml:space="preserve"> is called in the tool main, as deleting is an undoable action. Then, the object in the scene graph at the position of the </w:t>
+      </w:r>
+      <w:proofErr w:type="spellStart"/>
+      <w:r>
+        <w:rPr>
+          <w:rFonts w:ascii="Arial" w:hAnsi="Arial" w:cs="Arial"/>
+          <w:color w:val="000000" w:themeColor="text1"/>
+          <w:sz w:val="24"/>
+          <w:szCs w:val="24"/>
+        </w:rPr>
+        <w:t>selectedID</w:t>
+      </w:r>
+      <w:proofErr w:type="spellEnd"/>
+      <w:r>
+        <w:rPr>
+          <w:rFonts w:ascii="Arial" w:hAnsi="Arial" w:cs="Arial"/>
+          <w:color w:val="000000" w:themeColor="text1"/>
+          <w:sz w:val="24"/>
+          <w:szCs w:val="24"/>
+        </w:rPr>
+        <w:t xml:space="preserve"> is erased. After this, the selected ID is set to -2. This is a small failsafe just in case, it makes sure that the user must click on another object to delete it in case they press backspace twice and accidentally delete multiple objects.</w:t>
+      </w:r>
+    </w:p>
+    <w:p>
+      <w:pPr>
+        <w:spacing w:line="276" w:lineRule="auto"/>
+        <w:rPr>
+          <w:rFonts w:ascii="Arial" w:hAnsi="Arial" w:cs="Arial"/>
+          <w:color w:val="000000" w:themeColor="text1"/>
+          <w:sz w:val="24"/>
+          <w:szCs w:val="24"/>
         </w:rPr>
       </w:pPr>
     </w:p>
@@ -953,8 +1681,8 @@
           <w:b/>
           <w:bCs/>
           <w:color w:val="000000" w:themeColor="text1"/>
-          <w:sz w:val="26"/>
-          <w:szCs w:val="26"/>
+          <w:sz w:val="28"/>
+          <w:szCs w:val="28"/>
         </w:rPr>
       </w:pPr>
       <w:r>
@@ -963,8 +1691,8 @@
           <w:b/>
           <w:bCs/>
           <w:color w:val="000000" w:themeColor="text1"/>
-          <w:sz w:val="26"/>
-          <w:szCs w:val="26"/>
+          <w:sz w:val="28"/>
+          <w:szCs w:val="28"/>
         </w:rPr>
         <w:t>Undo / Redo:</w:t>
       </w:r>
@@ -974,32 +1702,126 @@
         <w:spacing w:line="276" w:lineRule="auto"/>
         <w:rPr>
           <w:rFonts w:ascii="Arial" w:hAnsi="Arial" w:cs="Arial"/>
-          <w:sz w:val="26"/>
-          <w:szCs w:val="26"/>
-        </w:rPr>
-      </w:pPr>
-    </w:p>
-    <w:p>
-      <w:pPr>
-        <w:spacing w:line="276" w:lineRule="auto"/>
-        <w:rPr>
-          <w:rFonts w:ascii="Arial" w:hAnsi="Arial" w:cs="Arial"/>
-          <w:sz w:val="26"/>
-          <w:szCs w:val="26"/>
-        </w:rPr>
-      </w:pPr>
-    </w:p>
-    <w:p>
-      <w:pPr>
-        <w:pStyle w:val="Heading1"/>
-        <w:spacing w:line="276" w:lineRule="auto"/>
+          <w:color w:val="000000" w:themeColor="text1"/>
+          <w:sz w:val="24"/>
+          <w:szCs w:val="24"/>
+        </w:rPr>
+      </w:pPr>
+      <w:r>
+        <w:rPr>
+          <w:rFonts w:ascii="Arial" w:hAnsi="Arial" w:cs="Arial"/>
+          <w:color w:val="000000" w:themeColor="text1"/>
+          <w:sz w:val="24"/>
+          <w:szCs w:val="24"/>
+        </w:rPr>
+        <w:t xml:space="preserve">The ability to undo actions is a key feature is many pieces of industry standard software. The most common shortcut for this is left control and Z. A user would </w:t>
+      </w:r>
+      <w:r>
+        <w:rPr>
+          <w:rFonts w:ascii="Arial" w:hAnsi="Arial" w:cs="Arial"/>
+          <w:color w:val="000000" w:themeColor="text1"/>
+          <w:sz w:val="24"/>
+          <w:szCs w:val="24"/>
+        </w:rPr>
+        <w:lastRenderedPageBreak/>
+        <w:t>access this feature if they had made an edit to the scene that was either accidental, or they did not like it and wanted to try again. This feature was developed twice, the first time it was cumbersome and difficult to scale to new features and so was discarded in place of a much easier, cleaner and suitable method of undoing.</w:t>
+      </w:r>
+      <w:r>
+        <w:rPr>
+          <w:rFonts w:ascii="Arial" w:hAnsi="Arial" w:cs="Arial"/>
+          <w:color w:val="000000" w:themeColor="text1"/>
+          <w:sz w:val="24"/>
+          <w:szCs w:val="24"/>
+        </w:rPr>
+        <w:t xml:space="preserve"> Both methods I implemented will be discussed.</w:t>
+      </w:r>
+      <w:r>
+        <w:rPr>
+          <w:rFonts w:ascii="Arial" w:hAnsi="Arial" w:cs="Arial"/>
+          <w:color w:val="000000" w:themeColor="text1"/>
+          <w:sz w:val="24"/>
+          <w:szCs w:val="24"/>
+        </w:rPr>
+        <w:t xml:space="preserve"> </w:t>
+      </w:r>
+    </w:p>
+    <w:p>
+      <w:pPr>
+        <w:spacing w:line="276" w:lineRule="auto"/>
+        <w:rPr>
+          <w:rFonts w:ascii="Arial" w:hAnsi="Arial" w:cs="Arial"/>
+          <w:color w:val="000000" w:themeColor="text1"/>
+          <w:sz w:val="24"/>
+          <w:szCs w:val="24"/>
+        </w:rPr>
+      </w:pPr>
+      <w:r>
+        <w:rPr>
+          <w:rFonts w:ascii="Arial" w:hAnsi="Arial" w:cs="Arial"/>
+          <w:color w:val="000000" w:themeColor="text1"/>
+          <w:sz w:val="24"/>
+          <w:szCs w:val="24"/>
+        </w:rPr>
+        <w:t xml:space="preserve">Redo is the inverse of undo and is similarly present </w:t>
+      </w:r>
+      <w:r>
+        <w:rPr>
+          <w:rFonts w:ascii="Arial" w:hAnsi="Arial" w:cs="Arial"/>
+          <w:color w:val="000000" w:themeColor="text1"/>
+          <w:sz w:val="24"/>
+          <w:szCs w:val="24"/>
+        </w:rPr>
+        <w:t>in a large amount of software</w:t>
+      </w:r>
+      <w:r>
+        <w:rPr>
+          <w:rFonts w:ascii="Arial" w:hAnsi="Arial" w:cs="Arial"/>
+          <w:color w:val="000000" w:themeColor="text1"/>
+          <w:sz w:val="24"/>
+          <w:szCs w:val="24"/>
+        </w:rPr>
+        <w:t>. Typically left control + Y is used to access this feature.</w:t>
+      </w:r>
+      <w:r>
+        <w:rPr>
+          <w:rFonts w:ascii="Arial" w:hAnsi="Arial" w:cs="Arial"/>
+          <w:color w:val="000000" w:themeColor="text1"/>
+          <w:sz w:val="24"/>
+          <w:szCs w:val="24"/>
+        </w:rPr>
+        <w:t xml:space="preserve"> The redo function is used to revert an undo in case a user undid </w:t>
+      </w:r>
+      <w:r>
+        <w:rPr>
+          <w:rFonts w:ascii="Arial" w:hAnsi="Arial" w:cs="Arial"/>
+          <w:color w:val="000000" w:themeColor="text1"/>
+          <w:sz w:val="24"/>
+          <w:szCs w:val="24"/>
+        </w:rPr>
+        <w:t>too many edits.</w:t>
+      </w:r>
+    </w:p>
+    <w:p>
+      <w:pPr>
+        <w:spacing w:line="276" w:lineRule="auto"/>
+        <w:rPr>
+          <w:rFonts w:ascii="Arial" w:hAnsi="Arial" w:cs="Arial"/>
+          <w:color w:val="000000" w:themeColor="text1"/>
+          <w:sz w:val="24"/>
+          <w:szCs w:val="24"/>
+        </w:rPr>
+      </w:pPr>
+    </w:p>
+    <w:p>
+      <w:pPr>
+        <w:pStyle w:val="Heading2"/>
         <w:rPr>
           <w:rFonts w:ascii="Arial" w:hAnsi="Arial" w:cs="Arial"/>
           <w:b/>
           <w:bCs/>
           <w:color w:val="000000" w:themeColor="text1"/>
-          <w:sz w:val="26"/>
-          <w:szCs w:val="26"/>
+          <w:sz w:val="24"/>
+          <w:szCs w:val="24"/>
         </w:rPr>
       </w:pPr>
       <w:r>
@@ -1008,53 +1830,1016 @@
           <w:b/>
           <w:bCs/>
           <w:color w:val="000000" w:themeColor="text1"/>
-          <w:sz w:val="26"/>
-          <w:szCs w:val="26"/>
-        </w:rPr>
-        <w:t>Object Editor:</w:t>
-      </w:r>
-    </w:p>
-    <w:p>
-      <w:pPr>
-        <w:spacing w:line="276" w:lineRule="auto"/>
-        <w:rPr>
-          <w:rFonts w:ascii="Arial" w:hAnsi="Arial" w:cs="Arial"/>
-          <w:sz w:val="26"/>
-          <w:szCs w:val="26"/>
-        </w:rPr>
-      </w:pPr>
-    </w:p>
-    <w:p>
-      <w:pPr>
-        <w:spacing w:line="276" w:lineRule="auto"/>
-        <w:rPr>
-          <w:rFonts w:ascii="Arial" w:hAnsi="Arial" w:cs="Arial"/>
-          <w:sz w:val="26"/>
-          <w:szCs w:val="26"/>
-        </w:rPr>
-      </w:pPr>
-    </w:p>
-    <w:p>
-      <w:pPr>
-        <w:pStyle w:val="Heading1"/>
+          <w:sz w:val="24"/>
+          <w:szCs w:val="24"/>
+        </w:rPr>
+        <w:t>Legacy Undo</w:t>
+      </w:r>
+    </w:p>
+    <w:p>
+      <w:pPr>
+        <w:spacing w:line="276" w:lineRule="auto"/>
+        <w:rPr>
+          <w:rFonts w:ascii="Arial" w:hAnsi="Arial" w:cs="Arial"/>
+          <w:color w:val="000000" w:themeColor="text1"/>
+          <w:sz w:val="24"/>
+          <w:szCs w:val="24"/>
+        </w:rPr>
+      </w:pPr>
+      <w:r>
+        <w:rPr>
+          <w:rFonts w:ascii="Arial" w:hAnsi="Arial" w:cs="Arial"/>
+          <w:color w:val="000000" w:themeColor="text1"/>
+          <w:sz w:val="24"/>
+          <w:szCs w:val="24"/>
+        </w:rPr>
+        <w:t xml:space="preserve">Originally, two parallel vectors were created, </w:t>
+      </w:r>
+      <w:proofErr w:type="spellStart"/>
+      <w:r>
+        <w:rPr>
+          <w:rFonts w:ascii="Arial" w:hAnsi="Arial" w:cs="Arial"/>
+          <w:color w:val="000000" w:themeColor="text1"/>
+          <w:sz w:val="24"/>
+          <w:szCs w:val="24"/>
+        </w:rPr>
+        <w:t>undoObject</w:t>
+      </w:r>
+      <w:proofErr w:type="spellEnd"/>
+      <w:r>
+        <w:rPr>
+          <w:rFonts w:ascii="Arial" w:hAnsi="Arial" w:cs="Arial"/>
+          <w:color w:val="000000" w:themeColor="text1"/>
+          <w:sz w:val="24"/>
+          <w:szCs w:val="24"/>
+        </w:rPr>
+        <w:t xml:space="preserve"> and </w:t>
+      </w:r>
+      <w:proofErr w:type="spellStart"/>
+      <w:r>
+        <w:rPr>
+          <w:rFonts w:ascii="Arial" w:hAnsi="Arial" w:cs="Arial"/>
+          <w:color w:val="000000" w:themeColor="text1"/>
+          <w:sz w:val="24"/>
+          <w:szCs w:val="24"/>
+        </w:rPr>
+        <w:t>undoActions</w:t>
+      </w:r>
+      <w:proofErr w:type="spellEnd"/>
+      <w:r>
+        <w:rPr>
+          <w:rFonts w:ascii="Arial" w:hAnsi="Arial" w:cs="Arial"/>
+          <w:color w:val="000000" w:themeColor="text1"/>
+          <w:sz w:val="24"/>
+          <w:szCs w:val="24"/>
+        </w:rPr>
+        <w:t xml:space="preserve">. </w:t>
+      </w:r>
+      <w:proofErr w:type="spellStart"/>
+      <w:r>
+        <w:rPr>
+          <w:rFonts w:ascii="Arial" w:hAnsi="Arial" w:cs="Arial"/>
+          <w:color w:val="000000" w:themeColor="text1"/>
+          <w:sz w:val="24"/>
+          <w:szCs w:val="24"/>
+        </w:rPr>
+        <w:t>undoObject</w:t>
+      </w:r>
+      <w:proofErr w:type="spellEnd"/>
+      <w:r>
+        <w:rPr>
+          <w:rFonts w:ascii="Arial" w:hAnsi="Arial" w:cs="Arial"/>
+          <w:color w:val="000000" w:themeColor="text1"/>
+          <w:sz w:val="24"/>
+          <w:szCs w:val="24"/>
+        </w:rPr>
+        <w:t xml:space="preserve"> was a vector of </w:t>
+      </w:r>
+      <w:r>
+        <w:rPr>
+          <w:rFonts w:ascii="Arial" w:hAnsi="Arial" w:cs="Arial"/>
+          <w:color w:val="000000" w:themeColor="text1"/>
+          <w:sz w:val="24"/>
+          <w:szCs w:val="24"/>
+        </w:rPr>
+        <w:t xml:space="preserve">scene objects and </w:t>
+      </w:r>
+      <w:proofErr w:type="spellStart"/>
+      <w:r>
+        <w:rPr>
+          <w:rFonts w:ascii="Arial" w:hAnsi="Arial" w:cs="Arial"/>
+          <w:color w:val="000000" w:themeColor="text1"/>
+          <w:sz w:val="24"/>
+          <w:szCs w:val="24"/>
+        </w:rPr>
+        <w:t>undoActions</w:t>
+      </w:r>
+      <w:proofErr w:type="spellEnd"/>
+      <w:r>
+        <w:rPr>
+          <w:rFonts w:ascii="Arial" w:hAnsi="Arial" w:cs="Arial"/>
+          <w:color w:val="000000" w:themeColor="text1"/>
+          <w:sz w:val="24"/>
+          <w:szCs w:val="24"/>
+        </w:rPr>
+        <w:t xml:space="preserve"> was of integers</w:t>
+      </w:r>
+      <w:r>
+        <w:rPr>
+          <w:rFonts w:ascii="Arial" w:hAnsi="Arial" w:cs="Arial"/>
+          <w:color w:val="000000" w:themeColor="text1"/>
+          <w:sz w:val="24"/>
+          <w:szCs w:val="24"/>
+        </w:rPr>
+        <w:t xml:space="preserve">. The thought behind this was that whenever an undoable action was </w:t>
+      </w:r>
+      <w:r>
+        <w:rPr>
+          <w:rFonts w:ascii="Arial" w:hAnsi="Arial" w:cs="Arial"/>
+          <w:color w:val="000000" w:themeColor="text1"/>
+          <w:sz w:val="24"/>
+          <w:szCs w:val="24"/>
+        </w:rPr>
+        <w:t>done</w:t>
+      </w:r>
+      <w:r>
+        <w:rPr>
+          <w:rFonts w:ascii="Arial" w:hAnsi="Arial" w:cs="Arial"/>
+          <w:color w:val="000000" w:themeColor="text1"/>
+          <w:sz w:val="24"/>
+          <w:szCs w:val="24"/>
+        </w:rPr>
+        <w:t xml:space="preserve">, the </w:t>
+      </w:r>
+      <w:r>
+        <w:rPr>
+          <w:rFonts w:ascii="Arial" w:hAnsi="Arial" w:cs="Arial"/>
+          <w:color w:val="000000" w:themeColor="text1"/>
+          <w:sz w:val="24"/>
+          <w:szCs w:val="24"/>
+        </w:rPr>
+        <w:t xml:space="preserve">relevant object (one being deleted or pasted) </w:t>
+      </w:r>
+      <w:r>
+        <w:rPr>
+          <w:rFonts w:ascii="Arial" w:hAnsi="Arial" w:cs="Arial"/>
+          <w:color w:val="000000" w:themeColor="text1"/>
+          <w:sz w:val="24"/>
+          <w:szCs w:val="24"/>
+        </w:rPr>
+        <w:t xml:space="preserve">would be added to the </w:t>
+      </w:r>
+      <w:proofErr w:type="spellStart"/>
+      <w:r>
+        <w:rPr>
+          <w:rFonts w:ascii="Arial" w:hAnsi="Arial" w:cs="Arial"/>
+          <w:color w:val="000000" w:themeColor="text1"/>
+          <w:sz w:val="24"/>
+          <w:szCs w:val="24"/>
+        </w:rPr>
+        <w:t>undoObject</w:t>
+      </w:r>
+      <w:proofErr w:type="spellEnd"/>
+      <w:r>
+        <w:rPr>
+          <w:rFonts w:ascii="Arial" w:hAnsi="Arial" w:cs="Arial"/>
+          <w:color w:val="000000" w:themeColor="text1"/>
+          <w:sz w:val="24"/>
+          <w:szCs w:val="24"/>
+        </w:rPr>
+        <w:t xml:space="preserve"> vector and the related action would be added to the </w:t>
+      </w:r>
+      <w:proofErr w:type="spellStart"/>
+      <w:r>
+        <w:rPr>
+          <w:rFonts w:ascii="Arial" w:hAnsi="Arial" w:cs="Arial"/>
+          <w:color w:val="000000" w:themeColor="text1"/>
+          <w:sz w:val="24"/>
+          <w:szCs w:val="24"/>
+        </w:rPr>
+        <w:t>undoActions</w:t>
+      </w:r>
+      <w:proofErr w:type="spellEnd"/>
+      <w:r>
+        <w:rPr>
+          <w:rFonts w:ascii="Arial" w:hAnsi="Arial" w:cs="Arial"/>
+          <w:color w:val="000000" w:themeColor="text1"/>
+          <w:sz w:val="24"/>
+          <w:szCs w:val="24"/>
+        </w:rPr>
+        <w:t xml:space="preserve"> vector, </w:t>
+      </w:r>
+      <w:r>
+        <w:rPr>
+          <w:rFonts w:ascii="Arial" w:hAnsi="Arial" w:cs="Arial"/>
+          <w:color w:val="000000" w:themeColor="text1"/>
+          <w:sz w:val="24"/>
+          <w:szCs w:val="24"/>
+        </w:rPr>
+        <w:t>0 meaning the object was going to be deleted and 1 meaning that it was being created/pasted.</w:t>
+      </w:r>
+      <w:r>
+        <w:rPr>
+          <w:rFonts w:ascii="Arial" w:hAnsi="Arial" w:cs="Arial"/>
+          <w:color w:val="000000" w:themeColor="text1"/>
+          <w:sz w:val="24"/>
+          <w:szCs w:val="24"/>
+        </w:rPr>
+        <w:t xml:space="preserve"> Inside the </w:t>
+      </w:r>
+      <w:proofErr w:type="spellStart"/>
+      <w:r>
+        <w:rPr>
+          <w:rFonts w:ascii="Arial" w:hAnsi="Arial" w:cs="Arial"/>
+          <w:color w:val="000000" w:themeColor="text1"/>
+          <w:sz w:val="24"/>
+          <w:szCs w:val="24"/>
+        </w:rPr>
+        <w:t>UndoObject</w:t>
+      </w:r>
+      <w:proofErr w:type="spellEnd"/>
+      <w:r>
+        <w:rPr>
+          <w:rFonts w:ascii="Arial" w:hAnsi="Arial" w:cs="Arial"/>
+          <w:color w:val="000000" w:themeColor="text1"/>
+          <w:sz w:val="24"/>
+          <w:szCs w:val="24"/>
+        </w:rPr>
+        <w:t xml:space="preserve"> function in the game class, a check was done if the </w:t>
+      </w:r>
+      <w:proofErr w:type="spellStart"/>
+      <w:r>
+        <w:rPr>
+          <w:rFonts w:ascii="Arial" w:hAnsi="Arial" w:cs="Arial"/>
+          <w:color w:val="000000" w:themeColor="text1"/>
+          <w:sz w:val="24"/>
+          <w:szCs w:val="24"/>
+        </w:rPr>
+        <w:t>undoActions</w:t>
+      </w:r>
+      <w:proofErr w:type="spellEnd"/>
+      <w:r>
+        <w:rPr>
+          <w:rFonts w:ascii="Arial" w:hAnsi="Arial" w:cs="Arial"/>
+          <w:color w:val="000000" w:themeColor="text1"/>
+          <w:sz w:val="24"/>
+          <w:szCs w:val="24"/>
+        </w:rPr>
+        <w:t xml:space="preserve"> list was not empty. If </w:t>
+      </w:r>
+      <w:r>
+        <w:rPr>
+          <w:rFonts w:ascii="Arial" w:hAnsi="Arial" w:cs="Arial"/>
+          <w:color w:val="000000" w:themeColor="text1"/>
+          <w:sz w:val="24"/>
+          <w:szCs w:val="24"/>
+        </w:rPr>
+        <w:t xml:space="preserve">there was something to be undone, an if statement then </w:t>
+      </w:r>
+      <w:r>
+        <w:rPr>
+          <w:rFonts w:ascii="Arial" w:hAnsi="Arial" w:cs="Arial"/>
+          <w:color w:val="000000" w:themeColor="text1"/>
+          <w:sz w:val="24"/>
+          <w:szCs w:val="24"/>
+        </w:rPr>
+        <w:t xml:space="preserve">checked </w:t>
+      </w:r>
+      <w:r>
+        <w:rPr>
+          <w:rFonts w:ascii="Arial" w:hAnsi="Arial" w:cs="Arial"/>
+          <w:color w:val="000000" w:themeColor="text1"/>
+          <w:sz w:val="24"/>
+          <w:szCs w:val="24"/>
+        </w:rPr>
+        <w:t xml:space="preserve">what the back of the </w:t>
+      </w:r>
+      <w:proofErr w:type="spellStart"/>
+      <w:r>
+        <w:rPr>
+          <w:rFonts w:ascii="Arial" w:hAnsi="Arial" w:cs="Arial"/>
+          <w:color w:val="000000" w:themeColor="text1"/>
+          <w:sz w:val="24"/>
+          <w:szCs w:val="24"/>
+        </w:rPr>
+        <w:t>undoActions</w:t>
+      </w:r>
+      <w:proofErr w:type="spellEnd"/>
+      <w:r>
+        <w:rPr>
+          <w:rFonts w:ascii="Arial" w:hAnsi="Arial" w:cs="Arial"/>
+          <w:color w:val="000000" w:themeColor="text1"/>
+          <w:sz w:val="24"/>
+          <w:szCs w:val="24"/>
+        </w:rPr>
+        <w:t xml:space="preserve"> vector was.</w:t>
+      </w:r>
+      <w:r>
+        <w:rPr>
+          <w:rFonts w:ascii="Arial" w:hAnsi="Arial" w:cs="Arial"/>
+          <w:color w:val="000000" w:themeColor="text1"/>
+          <w:sz w:val="24"/>
+          <w:szCs w:val="24"/>
+        </w:rPr>
+        <w:t xml:space="preserve"> If it was 0, the action to be undone was a delete, meaning that an object needed to be created where the deleted one was.</w:t>
+      </w:r>
+      <w:r>
+        <w:rPr>
+          <w:rFonts w:ascii="Arial" w:hAnsi="Arial" w:cs="Arial"/>
+          <w:color w:val="000000" w:themeColor="text1"/>
+          <w:sz w:val="24"/>
+          <w:szCs w:val="24"/>
+        </w:rPr>
+        <w:t xml:space="preserve"> To do this, a new object was created and set to </w:t>
+      </w:r>
+      <w:r>
+        <w:rPr>
+          <w:rFonts w:ascii="Arial" w:hAnsi="Arial" w:cs="Arial"/>
+          <w:color w:val="000000" w:themeColor="text1"/>
+          <w:sz w:val="24"/>
+          <w:szCs w:val="24"/>
+        </w:rPr>
+        <w:t xml:space="preserve">whatever object was </w:t>
+      </w:r>
+      <w:r>
+        <w:rPr>
+          <w:rFonts w:ascii="Arial" w:hAnsi="Arial" w:cs="Arial"/>
+          <w:color w:val="000000" w:themeColor="text1"/>
+          <w:sz w:val="24"/>
+          <w:szCs w:val="24"/>
+        </w:rPr>
+        <w:t xml:space="preserve">the </w:t>
+      </w:r>
+      <w:r>
+        <w:rPr>
+          <w:rFonts w:ascii="Arial" w:hAnsi="Arial" w:cs="Arial"/>
+          <w:color w:val="000000" w:themeColor="text1"/>
+          <w:sz w:val="24"/>
+          <w:szCs w:val="24"/>
+        </w:rPr>
+        <w:t xml:space="preserve">back of the </w:t>
+      </w:r>
+      <w:proofErr w:type="spellStart"/>
+      <w:r>
+        <w:rPr>
+          <w:rFonts w:ascii="Arial" w:hAnsi="Arial" w:cs="Arial"/>
+          <w:color w:val="000000" w:themeColor="text1"/>
+          <w:sz w:val="24"/>
+          <w:szCs w:val="24"/>
+        </w:rPr>
+        <w:t>undoObject</w:t>
+      </w:r>
+      <w:proofErr w:type="spellEnd"/>
+      <w:r>
+        <w:rPr>
+          <w:rFonts w:ascii="Arial" w:hAnsi="Arial" w:cs="Arial"/>
+          <w:color w:val="000000" w:themeColor="text1"/>
+          <w:sz w:val="24"/>
+          <w:szCs w:val="24"/>
+        </w:rPr>
+        <w:t xml:space="preserve"> vector.</w:t>
+      </w:r>
+      <w:r>
+        <w:rPr>
+          <w:rFonts w:ascii="Arial" w:hAnsi="Arial" w:cs="Arial"/>
+          <w:color w:val="000000" w:themeColor="text1"/>
+          <w:sz w:val="24"/>
+          <w:szCs w:val="24"/>
+        </w:rPr>
+        <w:t xml:space="preserve"> The new object was then pushed back into the scene graph so it could display.</w:t>
+      </w:r>
+      <w:r>
+        <w:rPr>
+          <w:rFonts w:ascii="Arial" w:hAnsi="Arial" w:cs="Arial"/>
+          <w:color w:val="000000" w:themeColor="text1"/>
+          <w:sz w:val="24"/>
+          <w:szCs w:val="24"/>
+        </w:rPr>
+        <w:t xml:space="preserve"> </w:t>
+      </w:r>
+      <w:proofErr w:type="gramStart"/>
+      <w:r>
+        <w:rPr>
+          <w:rFonts w:ascii="Arial" w:hAnsi="Arial" w:cs="Arial"/>
+          <w:color w:val="000000" w:themeColor="text1"/>
+          <w:sz w:val="24"/>
+          <w:szCs w:val="24"/>
+        </w:rPr>
+        <w:t>It’s</w:t>
+      </w:r>
+      <w:proofErr w:type="gramEnd"/>
+      <w:r>
+        <w:rPr>
+          <w:rFonts w:ascii="Arial" w:hAnsi="Arial" w:cs="Arial"/>
+          <w:color w:val="000000" w:themeColor="text1"/>
+          <w:sz w:val="24"/>
+          <w:szCs w:val="24"/>
+        </w:rPr>
+        <w:t xml:space="preserve"> ID was also set to be unique (</w:t>
+      </w:r>
+      <w:r>
+        <w:rPr>
+          <w:rFonts w:ascii="Arial" w:hAnsi="Arial" w:cs="Arial"/>
+          <w:color w:val="000000" w:themeColor="text1"/>
+          <w:sz w:val="24"/>
+          <w:szCs w:val="24"/>
+        </w:rPr>
+        <w:t xml:space="preserve">the </w:t>
+      </w:r>
+      <w:proofErr w:type="spellStart"/>
+      <w:r>
+        <w:rPr>
+          <w:rFonts w:ascii="Arial" w:hAnsi="Arial" w:cs="Arial"/>
+          <w:color w:val="000000" w:themeColor="text1"/>
+          <w:sz w:val="24"/>
+          <w:szCs w:val="24"/>
+        </w:rPr>
+        <w:t>GetNewID</w:t>
+      </w:r>
+      <w:proofErr w:type="spellEnd"/>
+      <w:r>
+        <w:rPr>
+          <w:rFonts w:ascii="Arial" w:hAnsi="Arial" w:cs="Arial"/>
+          <w:color w:val="000000" w:themeColor="text1"/>
+          <w:sz w:val="24"/>
+          <w:szCs w:val="24"/>
+        </w:rPr>
+        <w:t xml:space="preserve"> function</w:t>
+      </w:r>
+      <w:r>
+        <w:rPr>
+          <w:rFonts w:ascii="Arial" w:hAnsi="Arial" w:cs="Arial"/>
+          <w:color w:val="000000" w:themeColor="text1"/>
+          <w:sz w:val="24"/>
+          <w:szCs w:val="24"/>
+        </w:rPr>
+        <w:t xml:space="preserve"> </w:t>
+      </w:r>
+      <w:r>
+        <w:rPr>
+          <w:rFonts w:ascii="Arial" w:hAnsi="Arial" w:cs="Arial"/>
+          <w:color w:val="000000" w:themeColor="text1"/>
+          <w:sz w:val="24"/>
+          <w:szCs w:val="24"/>
+        </w:rPr>
+        <w:t>was</w:t>
+      </w:r>
+      <w:r>
+        <w:rPr>
+          <w:rFonts w:ascii="Arial" w:hAnsi="Arial" w:cs="Arial"/>
+          <w:color w:val="000000" w:themeColor="text1"/>
+          <w:sz w:val="24"/>
+          <w:szCs w:val="24"/>
+        </w:rPr>
+        <w:t xml:space="preserve"> discussed </w:t>
+      </w:r>
+      <w:r>
+        <w:rPr>
+          <w:rFonts w:ascii="Arial" w:hAnsi="Arial" w:cs="Arial"/>
+          <w:color w:val="000000" w:themeColor="text1"/>
+          <w:sz w:val="24"/>
+          <w:szCs w:val="24"/>
+        </w:rPr>
+        <w:t>in the Copy/Paste section</w:t>
+      </w:r>
+      <w:r>
+        <w:rPr>
+          <w:rFonts w:ascii="Arial" w:hAnsi="Arial" w:cs="Arial"/>
+          <w:color w:val="000000" w:themeColor="text1"/>
+          <w:sz w:val="24"/>
+          <w:szCs w:val="24"/>
+        </w:rPr>
+        <w:t>).</w:t>
+      </w:r>
+      <w:r>
+        <w:rPr>
+          <w:rFonts w:ascii="Arial" w:hAnsi="Arial" w:cs="Arial"/>
+          <w:color w:val="000000" w:themeColor="text1"/>
+          <w:sz w:val="24"/>
+          <w:szCs w:val="24"/>
+        </w:rPr>
+        <w:t xml:space="preserve"> Doing this created a new object where one had previously been deleted.</w:t>
+      </w:r>
+      <w:r>
+        <w:rPr>
+          <w:rFonts w:ascii="Arial" w:hAnsi="Arial" w:cs="Arial"/>
+          <w:color w:val="000000" w:themeColor="text1"/>
+          <w:sz w:val="24"/>
+          <w:szCs w:val="24"/>
+        </w:rPr>
+        <w:t xml:space="preserve"> </w:t>
+      </w:r>
+      <w:proofErr w:type="spellStart"/>
+      <w:r>
+        <w:rPr>
+          <w:rFonts w:ascii="Arial" w:hAnsi="Arial" w:cs="Arial"/>
+          <w:color w:val="000000" w:themeColor="text1"/>
+          <w:sz w:val="24"/>
+          <w:szCs w:val="24"/>
+        </w:rPr>
+        <w:t>Pop_</w:t>
+      </w:r>
+      <w:proofErr w:type="gramStart"/>
+      <w:r>
+        <w:rPr>
+          <w:rFonts w:ascii="Arial" w:hAnsi="Arial" w:cs="Arial"/>
+          <w:color w:val="000000" w:themeColor="text1"/>
+          <w:sz w:val="24"/>
+          <w:szCs w:val="24"/>
+        </w:rPr>
+        <w:t>back</w:t>
+      </w:r>
+      <w:proofErr w:type="spellEnd"/>
+      <w:r>
+        <w:rPr>
+          <w:rFonts w:ascii="Arial" w:hAnsi="Arial" w:cs="Arial"/>
+          <w:color w:val="000000" w:themeColor="text1"/>
+          <w:sz w:val="24"/>
+          <w:szCs w:val="24"/>
+        </w:rPr>
+        <w:t>(</w:t>
+      </w:r>
+      <w:proofErr w:type="gramEnd"/>
+      <w:r>
+        <w:rPr>
+          <w:rFonts w:ascii="Arial" w:hAnsi="Arial" w:cs="Arial"/>
+          <w:color w:val="000000" w:themeColor="text1"/>
+          <w:sz w:val="24"/>
+          <w:szCs w:val="24"/>
+        </w:rPr>
+        <w:t>) was then called on both the undo vectors to remove the undo object and action to make way for the next one.</w:t>
+      </w:r>
+      <w:r>
+        <w:rPr>
+          <w:rFonts w:ascii="Arial" w:hAnsi="Arial" w:cs="Arial"/>
+          <w:color w:val="000000" w:themeColor="text1"/>
+          <w:sz w:val="24"/>
+          <w:szCs w:val="24"/>
+        </w:rPr>
+        <w:t xml:space="preserve"> If the </w:t>
+      </w:r>
+      <w:proofErr w:type="spellStart"/>
+      <w:r>
+        <w:rPr>
+          <w:rFonts w:ascii="Arial" w:hAnsi="Arial" w:cs="Arial"/>
+          <w:color w:val="000000" w:themeColor="text1"/>
+          <w:sz w:val="24"/>
+          <w:szCs w:val="24"/>
+        </w:rPr>
+        <w:t>undoAction</w:t>
+      </w:r>
+      <w:proofErr w:type="spellEnd"/>
+      <w:r>
+        <w:rPr>
+          <w:rFonts w:ascii="Arial" w:hAnsi="Arial" w:cs="Arial"/>
+          <w:color w:val="000000" w:themeColor="text1"/>
+          <w:sz w:val="24"/>
+          <w:szCs w:val="24"/>
+        </w:rPr>
+        <w:t xml:space="preserve"> was 1 instead, this meant that </w:t>
+      </w:r>
+      <w:r>
+        <w:rPr>
+          <w:rFonts w:ascii="Arial" w:hAnsi="Arial" w:cs="Arial"/>
+          <w:color w:val="000000" w:themeColor="text1"/>
+          <w:sz w:val="24"/>
+          <w:szCs w:val="24"/>
+        </w:rPr>
+        <w:t>the action to be undone was the creation of an object</w:t>
+      </w:r>
+      <w:r>
+        <w:rPr>
+          <w:rFonts w:ascii="Arial" w:hAnsi="Arial" w:cs="Arial"/>
+          <w:color w:val="000000" w:themeColor="text1"/>
+          <w:sz w:val="24"/>
+          <w:szCs w:val="24"/>
+        </w:rPr>
+        <w:t xml:space="preserve">. The ID of the back object of the </w:t>
+      </w:r>
+      <w:proofErr w:type="spellStart"/>
+      <w:r>
+        <w:rPr>
+          <w:rFonts w:ascii="Arial" w:hAnsi="Arial" w:cs="Arial"/>
+          <w:color w:val="000000" w:themeColor="text1"/>
+          <w:sz w:val="24"/>
+          <w:szCs w:val="24"/>
+        </w:rPr>
+        <w:t>undoObject</w:t>
+      </w:r>
+      <w:proofErr w:type="spellEnd"/>
+      <w:r>
+        <w:rPr>
+          <w:rFonts w:ascii="Arial" w:hAnsi="Arial" w:cs="Arial"/>
+          <w:color w:val="000000" w:themeColor="text1"/>
+          <w:sz w:val="24"/>
+          <w:szCs w:val="24"/>
+        </w:rPr>
+        <w:t xml:space="preserve"> vector was obtained</w:t>
+      </w:r>
+      <w:r>
+        <w:rPr>
+          <w:rFonts w:ascii="Arial" w:hAnsi="Arial" w:cs="Arial"/>
+          <w:color w:val="000000" w:themeColor="text1"/>
+          <w:sz w:val="24"/>
+          <w:szCs w:val="24"/>
+        </w:rPr>
+        <w:t xml:space="preserve"> in an integer called </w:t>
+      </w:r>
+      <w:proofErr w:type="spellStart"/>
+      <w:r>
+        <w:rPr>
+          <w:rFonts w:ascii="Arial" w:hAnsi="Arial" w:cs="Arial"/>
+          <w:color w:val="000000" w:themeColor="text1"/>
+          <w:sz w:val="24"/>
+          <w:szCs w:val="24"/>
+        </w:rPr>
+        <w:t>deleteID</w:t>
+      </w:r>
+      <w:proofErr w:type="spellEnd"/>
+      <w:r>
+        <w:rPr>
+          <w:rFonts w:ascii="Arial" w:hAnsi="Arial" w:cs="Arial"/>
+          <w:color w:val="000000" w:themeColor="text1"/>
+          <w:sz w:val="24"/>
+          <w:szCs w:val="24"/>
+        </w:rPr>
+        <w:t>.</w:t>
+      </w:r>
+      <w:r>
+        <w:rPr>
+          <w:rFonts w:ascii="Arial" w:hAnsi="Arial" w:cs="Arial"/>
+          <w:color w:val="000000" w:themeColor="text1"/>
+          <w:sz w:val="24"/>
+          <w:szCs w:val="24"/>
+        </w:rPr>
+        <w:t xml:space="preserve"> Looping through the scene graph, the object with </w:t>
+      </w:r>
+      <w:r>
+        <w:rPr>
+          <w:rFonts w:ascii="Arial" w:hAnsi="Arial" w:cs="Arial"/>
+          <w:color w:val="000000" w:themeColor="text1"/>
+          <w:sz w:val="24"/>
+          <w:szCs w:val="24"/>
+        </w:rPr>
+        <w:t xml:space="preserve">the same ID as </w:t>
+      </w:r>
+      <w:proofErr w:type="spellStart"/>
+      <w:r>
+        <w:rPr>
+          <w:rFonts w:ascii="Arial" w:hAnsi="Arial" w:cs="Arial"/>
+          <w:color w:val="000000" w:themeColor="text1"/>
+          <w:sz w:val="24"/>
+          <w:szCs w:val="24"/>
+        </w:rPr>
+        <w:t>deleteID</w:t>
+      </w:r>
+      <w:proofErr w:type="spellEnd"/>
+      <w:r>
+        <w:rPr>
+          <w:rFonts w:ascii="Arial" w:hAnsi="Arial" w:cs="Arial"/>
+          <w:color w:val="000000" w:themeColor="text1"/>
+          <w:sz w:val="24"/>
+          <w:szCs w:val="24"/>
+        </w:rPr>
+        <w:t xml:space="preserve"> was found and deleted.</w:t>
+      </w:r>
+      <w:r>
+        <w:rPr>
+          <w:rFonts w:ascii="Arial" w:hAnsi="Arial" w:cs="Arial"/>
+          <w:color w:val="000000" w:themeColor="text1"/>
+          <w:sz w:val="24"/>
+          <w:szCs w:val="24"/>
+        </w:rPr>
+        <w:t xml:space="preserve"> After this </w:t>
+      </w:r>
+      <w:proofErr w:type="spellStart"/>
+      <w:r>
+        <w:rPr>
+          <w:rFonts w:ascii="Arial" w:hAnsi="Arial" w:cs="Arial"/>
+          <w:color w:val="000000" w:themeColor="text1"/>
+          <w:sz w:val="24"/>
+          <w:szCs w:val="24"/>
+        </w:rPr>
+        <w:t>pop_</w:t>
+      </w:r>
+      <w:proofErr w:type="gramStart"/>
+      <w:r>
+        <w:rPr>
+          <w:rFonts w:ascii="Arial" w:hAnsi="Arial" w:cs="Arial"/>
+          <w:color w:val="000000" w:themeColor="text1"/>
+          <w:sz w:val="24"/>
+          <w:szCs w:val="24"/>
+        </w:rPr>
+        <w:t>back</w:t>
+      </w:r>
+      <w:proofErr w:type="spellEnd"/>
+      <w:r>
+        <w:rPr>
+          <w:rFonts w:ascii="Arial" w:hAnsi="Arial" w:cs="Arial"/>
+          <w:color w:val="000000" w:themeColor="text1"/>
+          <w:sz w:val="24"/>
+          <w:szCs w:val="24"/>
+        </w:rPr>
+        <w:t>(</w:t>
+      </w:r>
+      <w:proofErr w:type="gramEnd"/>
+      <w:r>
+        <w:rPr>
+          <w:rFonts w:ascii="Arial" w:hAnsi="Arial" w:cs="Arial"/>
+          <w:color w:val="000000" w:themeColor="text1"/>
+          <w:sz w:val="24"/>
+          <w:szCs w:val="24"/>
+        </w:rPr>
+        <w:t>) was called on both vectors.</w:t>
+      </w:r>
+    </w:p>
+    <w:p>
+      <w:pPr>
+        <w:spacing w:line="276" w:lineRule="auto"/>
+        <w:rPr>
+          <w:rFonts w:ascii="Arial" w:hAnsi="Arial" w:cs="Arial"/>
+          <w:color w:val="000000" w:themeColor="text1"/>
+          <w:sz w:val="24"/>
+          <w:szCs w:val="24"/>
+        </w:rPr>
+      </w:pPr>
+      <w:r>
+        <w:rPr>
+          <w:rFonts w:ascii="Arial" w:hAnsi="Arial" w:cs="Arial"/>
+          <w:color w:val="000000" w:themeColor="text1"/>
+          <w:sz w:val="24"/>
+          <w:szCs w:val="24"/>
+        </w:rPr>
+        <w:t>While this method worked, it was much more unreliable and</w:t>
+      </w:r>
+      <w:r>
+        <w:rPr>
+          <w:rFonts w:ascii="Arial" w:hAnsi="Arial" w:cs="Arial"/>
+          <w:color w:val="000000" w:themeColor="text1"/>
+          <w:sz w:val="24"/>
+          <w:szCs w:val="24"/>
+        </w:rPr>
+        <w:t xml:space="preserve"> complicated than it needed to be.</w:t>
+      </w:r>
+      <w:r>
+        <w:rPr>
+          <w:rFonts w:ascii="Arial" w:hAnsi="Arial" w:cs="Arial"/>
+          <w:color w:val="000000" w:themeColor="text1"/>
+          <w:sz w:val="24"/>
+          <w:szCs w:val="24"/>
+        </w:rPr>
+        <w:t xml:space="preserve"> It also only worked on creating and deleting objects</w:t>
+      </w:r>
+      <w:r>
+        <w:rPr>
+          <w:rFonts w:ascii="Arial" w:hAnsi="Arial" w:cs="Arial"/>
+          <w:color w:val="000000" w:themeColor="text1"/>
+          <w:sz w:val="24"/>
+          <w:szCs w:val="24"/>
+        </w:rPr>
+        <w:t xml:space="preserve"> which would not work with the object editor function which altered the properties of existing objects without creating or deleting them.</w:t>
+      </w:r>
+      <w:r>
+        <w:rPr>
+          <w:rFonts w:ascii="Arial" w:hAnsi="Arial" w:cs="Arial"/>
+          <w:color w:val="000000" w:themeColor="text1"/>
+          <w:sz w:val="24"/>
+          <w:szCs w:val="24"/>
+        </w:rPr>
+        <w:t xml:space="preserve"> New code would have to be added </w:t>
+      </w:r>
+      <w:r>
+        <w:rPr>
+          <w:rFonts w:ascii="Arial" w:hAnsi="Arial" w:cs="Arial"/>
+          <w:color w:val="000000" w:themeColor="text1"/>
+          <w:sz w:val="24"/>
+          <w:szCs w:val="24"/>
+        </w:rPr>
+        <w:t>for every feature that needed undoing</w:t>
+      </w:r>
+      <w:r>
+        <w:rPr>
+          <w:rFonts w:ascii="Arial" w:hAnsi="Arial" w:cs="Arial"/>
+          <w:color w:val="000000" w:themeColor="text1"/>
+          <w:sz w:val="24"/>
+          <w:szCs w:val="24"/>
+        </w:rPr>
+        <w:t xml:space="preserve">, and a redo function would be difficult to add </w:t>
+      </w:r>
+      <w:r>
+        <w:rPr>
+          <w:rFonts w:ascii="Arial" w:hAnsi="Arial" w:cs="Arial"/>
+          <w:color w:val="000000" w:themeColor="text1"/>
+          <w:sz w:val="24"/>
+          <w:szCs w:val="24"/>
+        </w:rPr>
+        <w:t>with this implementation</w:t>
+      </w:r>
+      <w:r>
+        <w:rPr>
+          <w:rFonts w:ascii="Arial" w:hAnsi="Arial" w:cs="Arial"/>
+          <w:color w:val="000000" w:themeColor="text1"/>
+          <w:sz w:val="24"/>
+          <w:szCs w:val="24"/>
+        </w:rPr>
+        <w:t>.</w:t>
+      </w:r>
+      <w:r>
+        <w:rPr>
+          <w:rFonts w:ascii="Arial" w:hAnsi="Arial" w:cs="Arial"/>
+          <w:color w:val="000000" w:themeColor="text1"/>
+          <w:sz w:val="24"/>
+          <w:szCs w:val="24"/>
+        </w:rPr>
+        <w:t xml:space="preserve"> For these reasons, and the recommendation of my peers, </w:t>
+      </w:r>
+      <w:r>
+        <w:rPr>
+          <w:rFonts w:ascii="Arial" w:hAnsi="Arial" w:cs="Arial"/>
+          <w:color w:val="000000" w:themeColor="text1"/>
+          <w:sz w:val="24"/>
+          <w:szCs w:val="24"/>
+        </w:rPr>
+        <w:t>this</w:t>
+      </w:r>
+      <w:r>
+        <w:rPr>
+          <w:rFonts w:ascii="Arial" w:hAnsi="Arial" w:cs="Arial"/>
+          <w:color w:val="000000" w:themeColor="text1"/>
+          <w:sz w:val="24"/>
+          <w:szCs w:val="24"/>
+        </w:rPr>
+        <w:t xml:space="preserve"> undo function was</w:t>
+      </w:r>
+      <w:r>
+        <w:rPr>
+          <w:rFonts w:ascii="Arial" w:hAnsi="Arial" w:cs="Arial"/>
+          <w:color w:val="000000" w:themeColor="text1"/>
+          <w:sz w:val="24"/>
+          <w:szCs w:val="24"/>
+        </w:rPr>
+        <w:t xml:space="preserve"> scrapped</w:t>
+      </w:r>
+      <w:r>
+        <w:rPr>
+          <w:rFonts w:ascii="Arial" w:hAnsi="Arial" w:cs="Arial"/>
+          <w:color w:val="000000" w:themeColor="text1"/>
+          <w:sz w:val="24"/>
+          <w:szCs w:val="24"/>
+        </w:rPr>
+        <w:t xml:space="preserve"> in favour of a much more reliable and scalable one.</w:t>
+      </w:r>
+    </w:p>
+    <w:p>
+      <w:pPr>
         <w:spacing w:line="276" w:lineRule="auto"/>
         <w:rPr>
           <w:rFonts w:ascii="Arial" w:hAnsi="Arial" w:cs="Arial"/>
           <w:b/>
           <w:bCs/>
           <w:color w:val="000000" w:themeColor="text1"/>
-          <w:sz w:val="26"/>
-          <w:szCs w:val="26"/>
-        </w:rPr>
-      </w:pPr>
-      <w:r>
+          <w:sz w:val="24"/>
+          <w:szCs w:val="24"/>
+        </w:rPr>
+      </w:pPr>
+    </w:p>
+    <w:p>
+      <w:pPr>
+        <w:pStyle w:val="Heading2"/>
         <w:rPr>
           <w:rFonts w:ascii="Arial" w:hAnsi="Arial" w:cs="Arial"/>
           <w:b/>
           <w:bCs/>
           <w:color w:val="000000" w:themeColor="text1"/>
-          <w:sz w:val="26"/>
-          <w:szCs w:val="26"/>
+          <w:sz w:val="24"/>
+          <w:szCs w:val="24"/>
+        </w:rPr>
+      </w:pPr>
+      <w:r>
+        <w:rPr>
+          <w:rFonts w:ascii="Arial" w:hAnsi="Arial" w:cs="Arial"/>
+          <w:b/>
+          <w:bCs/>
+          <w:color w:val="000000" w:themeColor="text1"/>
+          <w:sz w:val="24"/>
+          <w:szCs w:val="24"/>
+        </w:rPr>
+        <w:lastRenderedPageBreak/>
+        <w:t>Updated</w:t>
+      </w:r>
+      <w:r>
+        <w:rPr>
+          <w:rFonts w:ascii="Arial" w:hAnsi="Arial" w:cs="Arial"/>
+          <w:b/>
+          <w:bCs/>
+          <w:color w:val="000000" w:themeColor="text1"/>
+          <w:sz w:val="24"/>
+          <w:szCs w:val="24"/>
+        </w:rPr>
+        <w:t xml:space="preserve"> </w:t>
+      </w:r>
+      <w:r>
+        <w:rPr>
+          <w:rFonts w:ascii="Arial" w:hAnsi="Arial" w:cs="Arial"/>
+          <w:b/>
+          <w:bCs/>
+          <w:color w:val="000000" w:themeColor="text1"/>
+          <w:sz w:val="24"/>
+          <w:szCs w:val="24"/>
+        </w:rPr>
+        <w:t>Undo</w:t>
+      </w:r>
+    </w:p>
+    <w:p>
+      <w:pPr>
+        <w:spacing w:line="276" w:lineRule="auto"/>
+        <w:rPr>
+          <w:rFonts w:ascii="Arial" w:hAnsi="Arial" w:cs="Arial"/>
+          <w:color w:val="000000" w:themeColor="text1"/>
+          <w:sz w:val="24"/>
+          <w:szCs w:val="24"/>
+        </w:rPr>
+      </w:pPr>
+    </w:p>
+    <w:p>
+      <w:pPr>
+        <w:spacing w:line="276" w:lineRule="auto"/>
+        <w:rPr>
+          <w:rFonts w:ascii="Arial" w:hAnsi="Arial" w:cs="Arial"/>
+          <w:color w:val="000000" w:themeColor="text1"/>
+          <w:sz w:val="24"/>
+          <w:szCs w:val="24"/>
+        </w:rPr>
+      </w:pPr>
+    </w:p>
+    <w:p>
+      <w:pPr>
+        <w:pStyle w:val="Heading1"/>
+        <w:spacing w:line="276" w:lineRule="auto"/>
+        <w:rPr>
+          <w:rFonts w:ascii="Arial" w:hAnsi="Arial" w:cs="Arial"/>
+          <w:b/>
+          <w:bCs/>
+          <w:color w:val="000000" w:themeColor="text1"/>
+          <w:sz w:val="28"/>
+          <w:szCs w:val="28"/>
+        </w:rPr>
+      </w:pPr>
+      <w:r>
+        <w:rPr>
+          <w:rFonts w:ascii="Arial" w:hAnsi="Arial" w:cs="Arial"/>
+          <w:b/>
+          <w:bCs/>
+          <w:color w:val="000000" w:themeColor="text1"/>
+          <w:sz w:val="28"/>
+          <w:szCs w:val="28"/>
+        </w:rPr>
+        <w:t>Object Editor:</w:t>
+      </w:r>
+    </w:p>
+    <w:p>
+      <w:pPr>
+        <w:spacing w:line="276" w:lineRule="auto"/>
+        <w:rPr>
+          <w:rFonts w:ascii="Arial" w:hAnsi="Arial" w:cs="Arial"/>
+          <w:color w:val="000000" w:themeColor="text1"/>
+          <w:sz w:val="28"/>
+          <w:szCs w:val="28"/>
+        </w:rPr>
+      </w:pPr>
+    </w:p>
+    <w:p>
+      <w:pPr>
+        <w:spacing w:line="276" w:lineRule="auto"/>
+        <w:rPr>
+          <w:rFonts w:ascii="Arial" w:hAnsi="Arial" w:cs="Arial"/>
+          <w:color w:val="000000" w:themeColor="text1"/>
+          <w:sz w:val="28"/>
+          <w:szCs w:val="28"/>
+        </w:rPr>
+      </w:pPr>
+    </w:p>
+    <w:p>
+      <w:pPr>
+        <w:pStyle w:val="Heading1"/>
+        <w:spacing w:line="276" w:lineRule="auto"/>
+        <w:rPr>
+          <w:rFonts w:ascii="Arial" w:hAnsi="Arial" w:cs="Arial"/>
+          <w:b/>
+          <w:bCs/>
+          <w:color w:val="000000" w:themeColor="text1"/>
+          <w:sz w:val="28"/>
+          <w:szCs w:val="28"/>
+        </w:rPr>
+      </w:pPr>
+      <w:r>
+        <w:rPr>
+          <w:rFonts w:ascii="Arial" w:hAnsi="Arial" w:cs="Arial"/>
+          <w:b/>
+          <w:bCs/>
+          <w:color w:val="000000" w:themeColor="text1"/>
+          <w:sz w:val="28"/>
+          <w:szCs w:val="28"/>
         </w:rPr>
         <w:t>Conclusion:</w:t>
       </w:r>
@@ -1064,18 +2849,20 @@
         <w:spacing w:line="276" w:lineRule="auto"/>
         <w:rPr>
           <w:rFonts w:ascii="Arial" w:hAnsi="Arial" w:cs="Arial"/>
-          <w:sz w:val="26"/>
-          <w:szCs w:val="26"/>
-        </w:rPr>
-      </w:pPr>
-    </w:p>
-    <w:p>
-      <w:pPr>
-        <w:spacing w:line="276" w:lineRule="auto"/>
-        <w:rPr>
-          <w:rFonts w:ascii="Arial" w:hAnsi="Arial" w:cs="Arial"/>
-          <w:sz w:val="26"/>
-          <w:szCs w:val="26"/>
+          <w:color w:val="000000" w:themeColor="text1"/>
+          <w:sz w:val="24"/>
+          <w:szCs w:val="24"/>
+        </w:rPr>
+      </w:pPr>
+    </w:p>
+    <w:p>
+      <w:pPr>
+        <w:spacing w:line="276" w:lineRule="auto"/>
+        <w:rPr>
+          <w:rFonts w:ascii="Arial" w:hAnsi="Arial" w:cs="Arial"/>
+          <w:color w:val="000000" w:themeColor="text1"/>
+          <w:sz w:val="24"/>
+          <w:szCs w:val="24"/>
         </w:rPr>
       </w:pPr>
     </w:p>
@@ -1517,7 +3304,6 @@
     <w:next w:val="Normal"/>
     <w:link w:val="Heading2Char"/>
     <w:uiPriority w:val="9"/>
-    <w:semiHidden/>
     <w:unhideWhenUsed/>
     <w:qFormat/>
     <w:rsid w:val="00836D5C"/>
@@ -1733,7 +3519,6 @@
     <w:basedOn w:val="DefaultParagraphFont"/>
     <w:link w:val="Heading2"/>
     <w:uiPriority w:val="9"/>
-    <w:semiHidden/>
     <w:rsid w:val="00836D5C"/>
     <w:rPr>
       <w:rFonts w:asciiTheme="majorHAnsi" w:eastAsiaTheme="majorEastAsia" w:hAnsiTheme="majorHAnsi" w:cstheme="majorBidi"/>
@@ -2003,6 +3788,25 @@
       <w:smallCaps/>
       <w:color w:val="0F4761" w:themeColor="accent1" w:themeShade="BF"/>
       <w:spacing w:val="5"/>
+    </w:rPr>
+  </w:style>
+  <w:style w:type="paragraph" w:styleId="Caption">
+    <w:name w:val="caption"/>
+    <w:basedOn w:val="Normal"/>
+    <w:next w:val="Normal"/>
+    <w:uiPriority w:val="35"/>
+    <w:unhideWhenUsed/>
+    <w:qFormat/>
+    <w:rsid w:val="003E0F47"/>
+    <w:pPr>
+      <w:spacing w:after="200" w:line="240" w:lineRule="auto"/>
+    </w:pPr>
+    <w:rPr>
+      <w:i/>
+      <w:iCs/>
+      <w:color w:val="0E2841" w:themeColor="text2"/>
+      <w:sz w:val="18"/>
+      <w:szCs w:val="18"/>
     </w:rPr>
   </w:style>
 </w:styles>
@@ -2301,4 +4105,16 @@
     </a:ext>
   </a:extLst>
 </a:theme>
+</file>
+
+<file path=customXml/item1.xml><?xml version="1.0" encoding="utf-8"?>
+<b:Sources xmlns:b="http://schemas.openxmlformats.org/officeDocument/2006/bibliography" xmlns="http://schemas.openxmlformats.org/officeDocument/2006/bibliography" SelectedStyle="\APASixthEditionOfficeOnline.xsl" StyleName="APA" Version="6"/>
+</file>
+
+<file path=customXml/itemProps1.xml><?xml version="1.0" encoding="utf-8"?>
+<ds:datastoreItem xmlns:ds="http://schemas.openxmlformats.org/officeDocument/2006/customXml" ds:itemID="{065D0367-AD81-4618-882F-824ED127F596}">
+  <ds:schemaRefs>
+    <ds:schemaRef ds:uri="http://schemas.openxmlformats.org/officeDocument/2006/bibliography"/>
+  </ds:schemaRefs>
+</ds:datastoreItem>
 </file>
--- a/WOFFCEdit/_2101007_CMP405_Documentation.docx
+++ b/WOFFCEdit/_2101007_CMP405_Documentation.docx
@@ -540,51 +540,15 @@
           <w:sz w:val="24"/>
           <w:szCs w:val="24"/>
         </w:rPr>
-        <w:t xml:space="preserve">The copy and paste function </w:t>
-      </w:r>
-      <w:proofErr w:type="gramStart"/>
-      <w:r>
-        <w:rPr>
-          <w:color w:val="000000" w:themeColor="text1"/>
-          <w:sz w:val="24"/>
-          <w:szCs w:val="24"/>
-        </w:rPr>
-        <w:t>is</w:t>
-      </w:r>
-      <w:proofErr w:type="gramEnd"/>
-      <w:r>
-        <w:rPr>
-          <w:color w:val="000000" w:themeColor="text1"/>
-          <w:sz w:val="24"/>
-          <w:szCs w:val="24"/>
-        </w:rPr>
-        <w:t xml:space="preserve"> a feature that most pieces of software are equipped with. This is because it is one of the most useful and important actions a user can take and can save an incredible amount of time.</w:t>
-      </w:r>
-      <w:r>
-        <w:rPr>
-          <w:color w:val="000000" w:themeColor="text1"/>
-          <w:sz w:val="24"/>
-          <w:szCs w:val="24"/>
-        </w:rPr>
-        <w:t xml:space="preserve"> The user must have first </w:t>
-      </w:r>
-      <w:proofErr w:type="spellStart"/>
-      <w:r>
-        <w:rPr>
-          <w:color w:val="000000" w:themeColor="text1"/>
-          <w:sz w:val="24"/>
-          <w:szCs w:val="24"/>
-        </w:rPr>
-        <w:t>seleted</w:t>
-      </w:r>
-      <w:proofErr w:type="spellEnd"/>
-      <w:r>
-        <w:rPr>
-          <w:color w:val="000000" w:themeColor="text1"/>
-          <w:sz w:val="24"/>
-          <w:szCs w:val="24"/>
-        </w:rPr>
-        <w:t xml:space="preserve"> an object by clicking on it. Then, the must press the control key and the letter C as this is the </w:t>
+        <w:t>The copy and paste function is a feature that most pieces of software are equipped with. This is because it is one of the most useful and important actions a user can take and can save an incredible amount of time.</w:t>
+      </w:r>
+      <w:r>
+        <w:rPr>
+          <w:color w:val="000000" w:themeColor="text1"/>
+          <w:sz w:val="24"/>
+          <w:szCs w:val="24"/>
+        </w:rPr>
+        <w:t xml:space="preserve"> The user must have first seleted an object by clicking on it. Then, the must press the control key and the letter C as this is the </w:t>
       </w:r>
       <w:r>
         <w:rPr>
@@ -600,34 +564,7 @@
           <w:sz w:val="24"/>
           <w:szCs w:val="24"/>
         </w:rPr>
-        <w:t xml:space="preserve"> Once this combination of keys </w:t>
-      </w:r>
-      <w:proofErr w:type="gramStart"/>
-      <w:r>
-        <w:rPr>
-          <w:color w:val="000000" w:themeColor="text1"/>
-          <w:sz w:val="24"/>
-          <w:szCs w:val="24"/>
-        </w:rPr>
-        <w:t>are</w:t>
-      </w:r>
-      <w:proofErr w:type="gramEnd"/>
-      <w:r>
-        <w:rPr>
-          <w:color w:val="000000" w:themeColor="text1"/>
-          <w:sz w:val="24"/>
-          <w:szCs w:val="24"/>
-        </w:rPr>
-        <w:t xml:space="preserve"> pressed, the </w:t>
-      </w:r>
-      <w:proofErr w:type="spellStart"/>
-      <w:r>
-        <w:rPr>
-          <w:color w:val="000000" w:themeColor="text1"/>
-          <w:sz w:val="24"/>
-          <w:szCs w:val="24"/>
-        </w:rPr>
-        <w:t>Copy</w:t>
+        <w:t xml:space="preserve"> Once this combination of keys are pressed, the Copy</w:t>
       </w:r>
       <w:r>
         <w:rPr>
@@ -637,7 +574,6 @@
         </w:rPr>
         <w:t>Object</w:t>
       </w:r>
-      <w:proofErr w:type="spellEnd"/>
       <w:r>
         <w:rPr>
           <w:color w:val="000000" w:themeColor="text1"/>
@@ -660,121 +596,31 @@
           <w:sz w:val="24"/>
           <w:szCs w:val="24"/>
         </w:rPr>
-        <w:t xml:space="preserve">n empty scene object called </w:t>
-      </w:r>
-      <w:proofErr w:type="spellStart"/>
-      <w:r>
-        <w:rPr>
-          <w:color w:val="000000" w:themeColor="text1"/>
-          <w:sz w:val="24"/>
-          <w:szCs w:val="24"/>
-        </w:rPr>
-        <w:t>copiedObject</w:t>
-      </w:r>
-      <w:proofErr w:type="spellEnd"/>
-      <w:r>
-        <w:rPr>
-          <w:color w:val="000000" w:themeColor="text1"/>
-          <w:sz w:val="24"/>
-          <w:szCs w:val="24"/>
-        </w:rPr>
-        <w:t xml:space="preserve"> is set to the current object.</w:t>
-      </w:r>
-      <w:r>
-        <w:rPr>
-          <w:color w:val="000000" w:themeColor="text1"/>
-          <w:sz w:val="24"/>
-          <w:szCs w:val="24"/>
-        </w:rPr>
-        <w:t xml:space="preserve"> A </w:t>
-      </w:r>
-      <w:proofErr w:type="spellStart"/>
-      <w:r>
-        <w:rPr>
-          <w:color w:val="000000" w:themeColor="text1"/>
-          <w:sz w:val="24"/>
-          <w:szCs w:val="24"/>
-        </w:rPr>
-        <w:t>boolean</w:t>
-      </w:r>
-      <w:proofErr w:type="spellEnd"/>
-      <w:r>
-        <w:rPr>
-          <w:color w:val="000000" w:themeColor="text1"/>
-          <w:sz w:val="24"/>
-          <w:szCs w:val="24"/>
-        </w:rPr>
-        <w:t xml:space="preserve"> value called </w:t>
-      </w:r>
-      <w:proofErr w:type="spellStart"/>
-      <w:r>
-        <w:rPr>
-          <w:color w:val="000000" w:themeColor="text1"/>
-          <w:sz w:val="24"/>
-          <w:szCs w:val="24"/>
-        </w:rPr>
-        <w:t>hasCopiedAnObject</w:t>
-      </w:r>
-      <w:proofErr w:type="spellEnd"/>
-      <w:r>
-        <w:rPr>
-          <w:color w:val="000000" w:themeColor="text1"/>
-          <w:sz w:val="24"/>
-          <w:szCs w:val="24"/>
-        </w:rPr>
-        <w:t xml:space="preserve"> is then set as true</w:t>
-      </w:r>
-      <w:r>
-        <w:rPr>
-          <w:color w:val="000000" w:themeColor="text1"/>
-          <w:sz w:val="24"/>
-          <w:szCs w:val="24"/>
-        </w:rPr>
-        <w:t xml:space="preserve">, this variable is </w:t>
-      </w:r>
-      <w:proofErr w:type="spellStart"/>
-      <w:r>
-        <w:rPr>
-          <w:color w:val="000000" w:themeColor="text1"/>
-          <w:sz w:val="24"/>
-          <w:szCs w:val="24"/>
-        </w:rPr>
-        <w:t>initally</w:t>
-      </w:r>
-      <w:proofErr w:type="spellEnd"/>
-      <w:r>
-        <w:rPr>
-          <w:color w:val="000000" w:themeColor="text1"/>
-          <w:sz w:val="24"/>
-          <w:szCs w:val="24"/>
-        </w:rPr>
-        <w:t xml:space="preserve"> false as declared in the constructor</w:t>
-      </w:r>
-      <w:r>
-        <w:rPr>
-          <w:color w:val="000000" w:themeColor="text1"/>
-          <w:sz w:val="24"/>
-          <w:szCs w:val="24"/>
-        </w:rPr>
-        <w:t xml:space="preserve">. Finally, a float value called </w:t>
-      </w:r>
-      <w:proofErr w:type="spellStart"/>
-      <w:r>
-        <w:rPr>
-          <w:color w:val="000000" w:themeColor="text1"/>
-          <w:sz w:val="24"/>
-          <w:szCs w:val="24"/>
-        </w:rPr>
-        <w:t>pasteExtraSpace</w:t>
-      </w:r>
-      <w:proofErr w:type="spellEnd"/>
-      <w:r>
-        <w:rPr>
-          <w:color w:val="000000" w:themeColor="text1"/>
-          <w:sz w:val="24"/>
-          <w:szCs w:val="24"/>
-        </w:rPr>
-        <w:t xml:space="preserve"> is set to its default value, that being 3.f. These three variables</w:t>
+        <w:t>n empty scene object called copiedObject is set to the current object.</w:t>
+      </w:r>
+      <w:r>
+        <w:rPr>
+          <w:color w:val="000000" w:themeColor="text1"/>
+          <w:sz w:val="24"/>
+          <w:szCs w:val="24"/>
+        </w:rPr>
+        <w:t xml:space="preserve"> A boolean value called hasCopiedAnObject is then set as true</w:t>
+      </w:r>
+      <w:r>
+        <w:rPr>
+          <w:color w:val="000000" w:themeColor="text1"/>
+          <w:sz w:val="24"/>
+          <w:szCs w:val="24"/>
+        </w:rPr>
+        <w:t>, this variable is initally false as declared in the constructor</w:t>
+      </w:r>
+      <w:r>
+        <w:rPr>
+          <w:color w:val="000000" w:themeColor="text1"/>
+          <w:sz w:val="24"/>
+          <w:szCs w:val="24"/>
+        </w:rPr>
+        <w:t>. Finally, a float value called pasteExtraSpace is set to its default value, that being 3.f. These three variables</w:t>
       </w:r>
       <w:r>
         <w:rPr>
@@ -806,25 +652,7 @@
           <w:sz w:val="24"/>
           <w:szCs w:val="24"/>
         </w:rPr>
-        <w:t xml:space="preserve"> At first, this seems like a downside, but </w:t>
-      </w:r>
-      <w:proofErr w:type="spellStart"/>
-      <w:r>
-        <w:rPr>
-          <w:color w:val="000000" w:themeColor="text1"/>
-          <w:sz w:val="24"/>
-          <w:szCs w:val="24"/>
-        </w:rPr>
-        <w:t>uncopying</w:t>
-      </w:r>
-      <w:proofErr w:type="spellEnd"/>
-      <w:r>
-        <w:rPr>
-          <w:color w:val="000000" w:themeColor="text1"/>
-          <w:sz w:val="24"/>
-          <w:szCs w:val="24"/>
-        </w:rPr>
-        <w:t xml:space="preserve"> an object is not a feature that really needs to be present, shown by other industry software</w:t>
+        <w:t xml:space="preserve"> At first, this seems like a downside, but uncopying an object is not a feature that really needs to be present, shown by other industry software</w:t>
       </w:r>
       <w:r>
         <w:rPr>
@@ -866,43 +694,7 @@
           <w:sz w:val="24"/>
           <w:szCs w:val="24"/>
         </w:rPr>
-        <w:t xml:space="preserve"> When control and V are pressed together, the </w:t>
-      </w:r>
-      <w:proofErr w:type="spellStart"/>
-      <w:r>
-        <w:rPr>
-          <w:color w:val="000000" w:themeColor="text1"/>
-          <w:sz w:val="24"/>
-          <w:szCs w:val="24"/>
-        </w:rPr>
-        <w:t>PasteObject</w:t>
-      </w:r>
-      <w:proofErr w:type="spellEnd"/>
-      <w:r>
-        <w:rPr>
-          <w:color w:val="000000" w:themeColor="text1"/>
-          <w:sz w:val="24"/>
-          <w:szCs w:val="24"/>
-        </w:rPr>
-        <w:t xml:space="preserve"> function in the Game class is called, </w:t>
-      </w:r>
-      <w:proofErr w:type="gramStart"/>
-      <w:r>
-        <w:rPr>
-          <w:color w:val="000000" w:themeColor="text1"/>
-          <w:sz w:val="24"/>
-          <w:szCs w:val="24"/>
-        </w:rPr>
-        <w:t>similar to</w:t>
-      </w:r>
-      <w:proofErr w:type="gramEnd"/>
-      <w:r>
-        <w:rPr>
-          <w:color w:val="000000" w:themeColor="text1"/>
-          <w:sz w:val="24"/>
-          <w:szCs w:val="24"/>
-        </w:rPr>
-        <w:t xml:space="preserve"> the copy function</w:t>
+        <w:t xml:space="preserve"> When control and V are pressed together, the PasteObject function in the Game class is called, similar to the copy function</w:t>
       </w:r>
       <w:r>
         <w:rPr>
@@ -934,18 +726,72 @@
           <w:sz w:val="24"/>
           <w:szCs w:val="24"/>
         </w:rPr>
-        <w:t xml:space="preserve"> This is the </w:t>
-      </w:r>
-      <w:proofErr w:type="spellStart"/>
-      <w:r>
-        <w:rPr>
-          <w:color w:val="000000" w:themeColor="text1"/>
-          <w:sz w:val="24"/>
-          <w:szCs w:val="24"/>
-        </w:rPr>
-        <w:t>hasCopiedAnObject</w:t>
-      </w:r>
-      <w:proofErr w:type="spellEnd"/>
+        <w:t xml:space="preserve"> This is the hasCopiedAnObject boolean that was set to true in copyObject</w:t>
+      </w:r>
+      <w:r>
+        <w:rPr>
+          <w:color w:val="000000" w:themeColor="text1"/>
+          <w:sz w:val="24"/>
+          <w:szCs w:val="24"/>
+        </w:rPr>
+        <w:t xml:space="preserve">, to make sure </w:t>
+      </w:r>
+      <w:r>
+        <w:rPr>
+          <w:color w:val="000000" w:themeColor="text1"/>
+          <w:sz w:val="24"/>
+          <w:szCs w:val="24"/>
+        </w:rPr>
+        <w:t>a crash doesn’t happen from a null object being pasted.</w:t>
+      </w:r>
+      <w:r>
+        <w:rPr>
+          <w:color w:val="000000" w:themeColor="text1"/>
+          <w:sz w:val="24"/>
+          <w:szCs w:val="24"/>
+        </w:rPr>
+        <w:t xml:space="preserve"> Inside the if statement, addUndo is called from toolMain. This is because pasting an object is something that is undoable</w:t>
+      </w:r>
+      <w:r>
+        <w:rPr>
+          <w:color w:val="000000" w:themeColor="text1"/>
+          <w:sz w:val="24"/>
+          <w:szCs w:val="24"/>
+        </w:rPr>
+        <w:t>, however the addUndo function will be discussed more in the Undo / Redo section.</w:t>
+      </w:r>
+      <w:r>
+        <w:rPr>
+          <w:color w:val="000000" w:themeColor="text1"/>
+          <w:sz w:val="24"/>
+          <w:szCs w:val="24"/>
+        </w:rPr>
+        <w:t xml:space="preserve"> Next, a new object is created in the scene.</w:t>
+      </w:r>
+      <w:r>
+        <w:rPr>
+          <w:color w:val="000000" w:themeColor="text1"/>
+          <w:sz w:val="24"/>
+          <w:szCs w:val="24"/>
+        </w:rPr>
+        <w:t xml:space="preserve"> A SceneObject called newObject is set as copiedObject, this means all of it’s attributes are </w:t>
+      </w:r>
+      <w:r>
+        <w:rPr>
+          <w:color w:val="000000" w:themeColor="text1"/>
+          <w:sz w:val="24"/>
+          <w:szCs w:val="24"/>
+        </w:rPr>
+        <w:t>identical</w:t>
+      </w:r>
+      <w:r>
+        <w:rPr>
+          <w:color w:val="000000" w:themeColor="text1"/>
+          <w:sz w:val="24"/>
+          <w:szCs w:val="24"/>
+        </w:rPr>
+        <w:t>.</w:t>
+      </w:r>
       <w:r>
         <w:rPr>
           <w:color w:val="000000" w:themeColor="text1"/>
@@ -954,223 +800,37 @@
         </w:rPr>
         <w:t xml:space="preserve"> </w:t>
       </w:r>
-      <w:proofErr w:type="spellStart"/>
-      <w:r>
-        <w:rPr>
-          <w:color w:val="000000" w:themeColor="text1"/>
-          <w:sz w:val="24"/>
-          <w:szCs w:val="24"/>
-        </w:rPr>
-        <w:t>boolean</w:t>
-      </w:r>
-      <w:proofErr w:type="spellEnd"/>
-      <w:r>
-        <w:rPr>
-          <w:color w:val="000000" w:themeColor="text1"/>
-          <w:sz w:val="24"/>
-          <w:szCs w:val="24"/>
-        </w:rPr>
-        <w:t xml:space="preserve"> that was set to true in </w:t>
-      </w:r>
-      <w:proofErr w:type="spellStart"/>
-      <w:r>
-        <w:rPr>
-          <w:color w:val="000000" w:themeColor="text1"/>
-          <w:sz w:val="24"/>
-          <w:szCs w:val="24"/>
-        </w:rPr>
-        <w:t>copyObject</w:t>
-      </w:r>
-      <w:proofErr w:type="spellEnd"/>
-      <w:r>
-        <w:rPr>
-          <w:color w:val="000000" w:themeColor="text1"/>
-          <w:sz w:val="24"/>
-          <w:szCs w:val="24"/>
-        </w:rPr>
-        <w:t xml:space="preserve">, to make sure </w:t>
-      </w:r>
-      <w:r>
-        <w:rPr>
-          <w:color w:val="000000" w:themeColor="text1"/>
-          <w:sz w:val="24"/>
-          <w:szCs w:val="24"/>
-        </w:rPr>
-        <w:t>a crash doesn’t happen from a null object being pasted.</w:t>
-      </w:r>
-      <w:r>
-        <w:rPr>
-          <w:color w:val="000000" w:themeColor="text1"/>
-          <w:sz w:val="24"/>
-          <w:szCs w:val="24"/>
-        </w:rPr>
-        <w:t xml:space="preserve"> Inside the if statement, </w:t>
-      </w:r>
-      <w:proofErr w:type="spellStart"/>
-      <w:r>
-        <w:rPr>
-          <w:color w:val="000000" w:themeColor="text1"/>
-          <w:sz w:val="24"/>
-          <w:szCs w:val="24"/>
-        </w:rPr>
-        <w:t>addUndo</w:t>
-      </w:r>
-      <w:proofErr w:type="spellEnd"/>
-      <w:r>
-        <w:rPr>
-          <w:color w:val="000000" w:themeColor="text1"/>
-          <w:sz w:val="24"/>
-          <w:szCs w:val="24"/>
-        </w:rPr>
-        <w:t xml:space="preserve"> is called from </w:t>
-      </w:r>
-      <w:proofErr w:type="spellStart"/>
-      <w:r>
-        <w:rPr>
-          <w:color w:val="000000" w:themeColor="text1"/>
-          <w:sz w:val="24"/>
-          <w:szCs w:val="24"/>
-        </w:rPr>
-        <w:t>toolMain</w:t>
-      </w:r>
-      <w:proofErr w:type="spellEnd"/>
-      <w:r>
-        <w:rPr>
-          <w:color w:val="000000" w:themeColor="text1"/>
-          <w:sz w:val="24"/>
-          <w:szCs w:val="24"/>
-        </w:rPr>
-        <w:t>. This is because pasting an object is something that is undoable</w:t>
-      </w:r>
-      <w:r>
-        <w:rPr>
-          <w:color w:val="000000" w:themeColor="text1"/>
-          <w:sz w:val="24"/>
-          <w:szCs w:val="24"/>
-        </w:rPr>
-        <w:t xml:space="preserve">, however the </w:t>
-      </w:r>
-      <w:proofErr w:type="spellStart"/>
-      <w:r>
-        <w:rPr>
-          <w:color w:val="000000" w:themeColor="text1"/>
-          <w:sz w:val="24"/>
-          <w:szCs w:val="24"/>
-        </w:rPr>
-        <w:t>addUndo</w:t>
-      </w:r>
-      <w:proofErr w:type="spellEnd"/>
-      <w:r>
-        <w:rPr>
-          <w:color w:val="000000" w:themeColor="text1"/>
-          <w:sz w:val="24"/>
-          <w:szCs w:val="24"/>
-        </w:rPr>
-        <w:t xml:space="preserve"> function will be discussed more in the Undo / Redo section.</w:t>
-      </w:r>
-      <w:r>
-        <w:rPr>
-          <w:color w:val="000000" w:themeColor="text1"/>
-          <w:sz w:val="24"/>
-          <w:szCs w:val="24"/>
-        </w:rPr>
-        <w:t xml:space="preserve"> Next, a new object is created in the scene.</w:t>
-      </w:r>
-      <w:r>
-        <w:rPr>
-          <w:color w:val="000000" w:themeColor="text1"/>
-          <w:sz w:val="24"/>
-          <w:szCs w:val="24"/>
-        </w:rPr>
-        <w:t xml:space="preserve"> A </w:t>
-      </w:r>
-      <w:proofErr w:type="spellStart"/>
-      <w:r>
-        <w:rPr>
-          <w:color w:val="000000" w:themeColor="text1"/>
-          <w:sz w:val="24"/>
-          <w:szCs w:val="24"/>
-        </w:rPr>
-        <w:t>SceneObject</w:t>
-      </w:r>
-      <w:proofErr w:type="spellEnd"/>
-      <w:r>
-        <w:rPr>
-          <w:color w:val="000000" w:themeColor="text1"/>
-          <w:sz w:val="24"/>
-          <w:szCs w:val="24"/>
-        </w:rPr>
-        <w:t xml:space="preserve"> called </w:t>
-      </w:r>
-      <w:proofErr w:type="spellStart"/>
-      <w:r>
-        <w:rPr>
-          <w:color w:val="000000" w:themeColor="text1"/>
-          <w:sz w:val="24"/>
-          <w:szCs w:val="24"/>
-        </w:rPr>
-        <w:t>newObject</w:t>
-      </w:r>
-      <w:proofErr w:type="spellEnd"/>
-      <w:r>
-        <w:rPr>
-          <w:color w:val="000000" w:themeColor="text1"/>
-          <w:sz w:val="24"/>
-          <w:szCs w:val="24"/>
-        </w:rPr>
-        <w:t xml:space="preserve"> is set as </w:t>
-      </w:r>
-      <w:proofErr w:type="spellStart"/>
-      <w:r>
-        <w:rPr>
-          <w:color w:val="000000" w:themeColor="text1"/>
-          <w:sz w:val="24"/>
-          <w:szCs w:val="24"/>
-        </w:rPr>
-        <w:t>copiedObject</w:t>
-      </w:r>
-      <w:proofErr w:type="spellEnd"/>
-      <w:r>
-        <w:rPr>
-          <w:color w:val="000000" w:themeColor="text1"/>
-          <w:sz w:val="24"/>
-          <w:szCs w:val="24"/>
-        </w:rPr>
-        <w:t xml:space="preserve">, this means all of </w:t>
-      </w:r>
-      <w:proofErr w:type="spellStart"/>
-      <w:r>
-        <w:rPr>
-          <w:color w:val="000000" w:themeColor="text1"/>
-          <w:sz w:val="24"/>
-          <w:szCs w:val="24"/>
-        </w:rPr>
-        <w:t>it’s</w:t>
-      </w:r>
-      <w:proofErr w:type="spellEnd"/>
-      <w:r>
-        <w:rPr>
-          <w:color w:val="000000" w:themeColor="text1"/>
-          <w:sz w:val="24"/>
-          <w:szCs w:val="24"/>
-        </w:rPr>
-        <w:t xml:space="preserve"> attributes are </w:t>
-      </w:r>
-      <w:r>
-        <w:rPr>
-          <w:color w:val="000000" w:themeColor="text1"/>
-          <w:sz w:val="24"/>
-          <w:szCs w:val="24"/>
-        </w:rPr>
-        <w:t>identical</w:t>
-      </w:r>
-      <w:r>
-        <w:rPr>
-          <w:color w:val="000000" w:themeColor="text1"/>
-          <w:sz w:val="24"/>
-          <w:szCs w:val="24"/>
-        </w:rPr>
-        <w:t>.</w:t>
+      <w:r>
+        <w:rPr>
+          <w:color w:val="000000" w:themeColor="text1"/>
+          <w:sz w:val="24"/>
+          <w:szCs w:val="24"/>
+        </w:rPr>
+        <w:t>So the new object isn’t occupying the exact same space as the original object, newObject</w:t>
+      </w:r>
+      <w:r>
+        <w:rPr>
+          <w:color w:val="000000" w:themeColor="text1"/>
+          <w:sz w:val="24"/>
+          <w:szCs w:val="24"/>
+        </w:rPr>
+        <w:t>’s Y position (it’s vertical position) is increased by the variable pasteExtraSpace.</w:t>
+      </w:r>
+      <w:r>
+        <w:rPr>
+          <w:color w:val="000000" w:themeColor="text1"/>
+          <w:sz w:val="24"/>
+          <w:szCs w:val="24"/>
+        </w:rPr>
+        <w:t xml:space="preserve"> When a new object is copied this variable is set to pasteExtraSpaceBase, which is initalised as 3 in the </w:t>
+      </w:r>
+      <w:r>
+        <w:rPr>
+          <w:color w:val="000000" w:themeColor="text1"/>
+          <w:sz w:val="24"/>
+          <w:szCs w:val="24"/>
+        </w:rPr>
+        <w:t>constructor.</w:t>
       </w:r>
       <w:r>
         <w:rPr>
@@ -1180,146 +840,6 @@
         </w:rPr>
         <w:t xml:space="preserve"> </w:t>
       </w:r>
-      <w:proofErr w:type="gramStart"/>
-      <w:r>
-        <w:rPr>
-          <w:color w:val="000000" w:themeColor="text1"/>
-          <w:sz w:val="24"/>
-          <w:szCs w:val="24"/>
-        </w:rPr>
-        <w:t>So</w:t>
-      </w:r>
-      <w:proofErr w:type="gramEnd"/>
-      <w:r>
-        <w:rPr>
-          <w:color w:val="000000" w:themeColor="text1"/>
-          <w:sz w:val="24"/>
-          <w:szCs w:val="24"/>
-        </w:rPr>
-        <w:t xml:space="preserve"> the new object isn’t occupying the exact same space as the original object, </w:t>
-      </w:r>
-      <w:proofErr w:type="spellStart"/>
-      <w:r>
-        <w:rPr>
-          <w:color w:val="000000" w:themeColor="text1"/>
-          <w:sz w:val="24"/>
-          <w:szCs w:val="24"/>
-        </w:rPr>
-        <w:t>newObject</w:t>
-      </w:r>
-      <w:r>
-        <w:rPr>
-          <w:color w:val="000000" w:themeColor="text1"/>
-          <w:sz w:val="24"/>
-          <w:szCs w:val="24"/>
-        </w:rPr>
-        <w:t>’s</w:t>
-      </w:r>
-      <w:proofErr w:type="spellEnd"/>
-      <w:r>
-        <w:rPr>
-          <w:color w:val="000000" w:themeColor="text1"/>
-          <w:sz w:val="24"/>
-          <w:szCs w:val="24"/>
-        </w:rPr>
-        <w:t xml:space="preserve"> Y position (it’s vertical position) is increased by the variable </w:t>
-      </w:r>
-      <w:proofErr w:type="spellStart"/>
-      <w:r>
-        <w:rPr>
-          <w:color w:val="000000" w:themeColor="text1"/>
-          <w:sz w:val="24"/>
-          <w:szCs w:val="24"/>
-        </w:rPr>
-        <w:t>pasteExtraSpace</w:t>
-      </w:r>
-      <w:proofErr w:type="spellEnd"/>
-      <w:r>
-        <w:rPr>
-          <w:color w:val="000000" w:themeColor="text1"/>
-          <w:sz w:val="24"/>
-          <w:szCs w:val="24"/>
-        </w:rPr>
-        <w:t>.</w:t>
-      </w:r>
-      <w:r>
-        <w:rPr>
-          <w:color w:val="000000" w:themeColor="text1"/>
-          <w:sz w:val="24"/>
-          <w:szCs w:val="24"/>
-        </w:rPr>
-        <w:t xml:space="preserve"> When a new object is </w:t>
-      </w:r>
-      <w:proofErr w:type="gramStart"/>
-      <w:r>
-        <w:rPr>
-          <w:color w:val="000000" w:themeColor="text1"/>
-          <w:sz w:val="24"/>
-          <w:szCs w:val="24"/>
-        </w:rPr>
-        <w:t>copied</w:t>
-      </w:r>
-      <w:proofErr w:type="gramEnd"/>
-      <w:r>
-        <w:rPr>
-          <w:color w:val="000000" w:themeColor="text1"/>
-          <w:sz w:val="24"/>
-          <w:szCs w:val="24"/>
-        </w:rPr>
-        <w:t xml:space="preserve"> this variable is set to </w:t>
-      </w:r>
-      <w:proofErr w:type="spellStart"/>
-      <w:r>
-        <w:rPr>
-          <w:color w:val="000000" w:themeColor="text1"/>
-          <w:sz w:val="24"/>
-          <w:szCs w:val="24"/>
-        </w:rPr>
-        <w:t>pasteExtraSpaceBase</w:t>
-      </w:r>
-      <w:proofErr w:type="spellEnd"/>
-      <w:r>
-        <w:rPr>
-          <w:color w:val="000000" w:themeColor="text1"/>
-          <w:sz w:val="24"/>
-          <w:szCs w:val="24"/>
-        </w:rPr>
-        <w:t xml:space="preserve">, which is </w:t>
-      </w:r>
-      <w:proofErr w:type="spellStart"/>
-      <w:r>
-        <w:rPr>
-          <w:color w:val="000000" w:themeColor="text1"/>
-          <w:sz w:val="24"/>
-          <w:szCs w:val="24"/>
-        </w:rPr>
-        <w:t>initalised</w:t>
-      </w:r>
-      <w:proofErr w:type="spellEnd"/>
-      <w:r>
-        <w:rPr>
-          <w:color w:val="000000" w:themeColor="text1"/>
-          <w:sz w:val="24"/>
-          <w:szCs w:val="24"/>
-        </w:rPr>
-        <w:t xml:space="preserve"> as 3 in the </w:t>
-      </w:r>
-      <w:r>
-        <w:rPr>
-          <w:color w:val="000000" w:themeColor="text1"/>
-          <w:sz w:val="24"/>
-          <w:szCs w:val="24"/>
-        </w:rPr>
-        <w:t>constructor.</w:t>
-      </w:r>
-      <w:r>
-        <w:rPr>
-          <w:color w:val="000000" w:themeColor="text1"/>
-          <w:sz w:val="24"/>
-          <w:szCs w:val="24"/>
-        </w:rPr>
-        <w:t xml:space="preserve"> </w:t>
-      </w:r>
       <w:r>
         <w:rPr>
           <w:color w:val="000000" w:themeColor="text1"/>
@@ -1334,25 +854,7 @@
           <w:sz w:val="24"/>
           <w:szCs w:val="24"/>
         </w:rPr>
-        <w:t xml:space="preserve"> The </w:t>
-      </w:r>
-      <w:proofErr w:type="spellStart"/>
-      <w:r>
-        <w:rPr>
-          <w:color w:val="000000" w:themeColor="text1"/>
-          <w:sz w:val="24"/>
-          <w:szCs w:val="24"/>
-        </w:rPr>
-        <w:t>GetNewID</w:t>
-      </w:r>
-      <w:proofErr w:type="spellEnd"/>
-      <w:r>
-        <w:rPr>
-          <w:color w:val="000000" w:themeColor="text1"/>
-          <w:sz w:val="24"/>
-          <w:szCs w:val="24"/>
-        </w:rPr>
-        <w:t xml:space="preserve"> function is called which contains a max algorithm that finds the highest ID plus 1.</w:t>
+        <w:t xml:space="preserve"> The GetNewID function is called which contains a max algorithm that finds the highest ID plus 1.</w:t>
       </w:r>
       <w:r>
         <w:rPr>
@@ -1368,43 +870,7 @@
           <w:sz w:val="24"/>
           <w:szCs w:val="24"/>
         </w:rPr>
-        <w:t xml:space="preserve"> The </w:t>
-      </w:r>
-      <w:proofErr w:type="spellStart"/>
-      <w:r>
-        <w:rPr>
-          <w:color w:val="000000" w:themeColor="text1"/>
-          <w:sz w:val="24"/>
-          <w:szCs w:val="24"/>
-        </w:rPr>
-        <w:t>pasteExtraSpace</w:t>
-      </w:r>
-      <w:proofErr w:type="spellEnd"/>
-      <w:r>
-        <w:rPr>
-          <w:color w:val="000000" w:themeColor="text1"/>
-          <w:sz w:val="24"/>
-          <w:szCs w:val="24"/>
-        </w:rPr>
-        <w:t xml:space="preserve"> variable is then incremented by </w:t>
-      </w:r>
-      <w:proofErr w:type="spellStart"/>
-      <w:r>
-        <w:rPr>
-          <w:color w:val="000000" w:themeColor="text1"/>
-          <w:sz w:val="24"/>
-          <w:szCs w:val="24"/>
-        </w:rPr>
-        <w:t>pasteExtraSpaceBase</w:t>
-      </w:r>
-      <w:proofErr w:type="spellEnd"/>
-      <w:r>
-        <w:rPr>
-          <w:color w:val="000000" w:themeColor="text1"/>
-          <w:sz w:val="24"/>
-          <w:szCs w:val="24"/>
-        </w:rPr>
-        <w:t xml:space="preserve"> so that if another of the same object is pasted, it will appear even higher than the last one. This all leaves the user with</w:t>
+        <w:t xml:space="preserve"> The pasteExtraSpace variable is then incremented by pasteExtraSpaceBase so that if another of the same object is pasted, it will appear even higher than the last one. This all leaves the user with</w:t>
       </w:r>
       <w:r>
         <w:rPr>
@@ -1598,67 +1064,7 @@
           <w:sz w:val="24"/>
           <w:szCs w:val="24"/>
         </w:rPr>
-        <w:t xml:space="preserve">Deleting items is a feature present in almost every piece software. It is an incredibly important function to have as it allows users to remove things they no longer wish to be present in the scene. This is either because they made a mistake, or they simply don’t like the object or don’t need it anymore. The key bind that users can delete items with is pressing the delete key while selecting an item. While this deletes the item, it is an undoable action and so can be fixed if the user changes their mind or accidentally deleted it. The code for deleting objects is as follows: once the user has pressed backspace, the </w:t>
-      </w:r>
-      <w:proofErr w:type="spellStart"/>
-      <w:r>
-        <w:rPr>
-          <w:rFonts w:ascii="Arial" w:hAnsi="Arial" w:cs="Arial"/>
-          <w:color w:val="000000" w:themeColor="text1"/>
-          <w:sz w:val="24"/>
-          <w:szCs w:val="24"/>
-        </w:rPr>
-        <w:t>DeleteObject</w:t>
-      </w:r>
-      <w:proofErr w:type="spellEnd"/>
-      <w:r>
-        <w:rPr>
-          <w:rFonts w:ascii="Arial" w:hAnsi="Arial" w:cs="Arial"/>
-          <w:color w:val="000000" w:themeColor="text1"/>
-          <w:sz w:val="24"/>
-          <w:szCs w:val="24"/>
-        </w:rPr>
-        <w:t xml:space="preserve"> function is called in the game class. Inside this function, an if statement checks if the current selection is valid, being between 0 and the size of the scene graph. If this is true, </w:t>
-      </w:r>
-      <w:proofErr w:type="spellStart"/>
-      <w:r>
-        <w:rPr>
-          <w:rFonts w:ascii="Arial" w:hAnsi="Arial" w:cs="Arial"/>
-          <w:color w:val="000000" w:themeColor="text1"/>
-          <w:sz w:val="24"/>
-          <w:szCs w:val="24"/>
-        </w:rPr>
-        <w:t>addUndo</w:t>
-      </w:r>
-      <w:proofErr w:type="spellEnd"/>
-      <w:r>
-        <w:rPr>
-          <w:rFonts w:ascii="Arial" w:hAnsi="Arial" w:cs="Arial"/>
-          <w:color w:val="000000" w:themeColor="text1"/>
-          <w:sz w:val="24"/>
-          <w:szCs w:val="24"/>
-        </w:rPr>
-        <w:t xml:space="preserve"> is called in the tool main, as deleting is an undoable action. Then, the object in the scene graph at the position of the </w:t>
-      </w:r>
-      <w:proofErr w:type="spellStart"/>
-      <w:r>
-        <w:rPr>
-          <w:rFonts w:ascii="Arial" w:hAnsi="Arial" w:cs="Arial"/>
-          <w:color w:val="000000" w:themeColor="text1"/>
-          <w:sz w:val="24"/>
-          <w:szCs w:val="24"/>
-        </w:rPr>
-        <w:t>selectedID</w:t>
-      </w:r>
-      <w:proofErr w:type="spellEnd"/>
-      <w:r>
-        <w:rPr>
-          <w:rFonts w:ascii="Arial" w:hAnsi="Arial" w:cs="Arial"/>
-          <w:color w:val="000000" w:themeColor="text1"/>
-          <w:sz w:val="24"/>
-          <w:szCs w:val="24"/>
-        </w:rPr>
-        <w:t xml:space="preserve"> is erased. After this, the selected ID is set to -2. This is a small failsafe just in case, it makes sure that the user must click on another object to delete it in case they press backspace twice and accidentally delete multiple objects.</w:t>
+        <w:t>Deleting items is a feature present in almost every piece software. It is an incredibly important function to have as it allows users to remove things they no longer wish to be present in the scene. This is either because they made a mistake, or they simply don’t like the object or don’t need it anymore. The key bind that users can delete items with is pressing the delete key while selecting an item. While this deletes the item, it is an undoable action and so can be fixed if the user changes their mind or accidentally deleted it. The code for deleting objects is as follows: once the user has pressed backspace, the DeleteObject function is called in the game class. Inside this function, an if statement checks if the current selection is valid, being between 0 and the size of the scene graph. If this is true, addUndo is called in the tool main, as deleting is an undoable action. Then, the object in the scene graph at the position of the selectedID is erased. After this, the selected ID is set to -2. This is a small failsafe just in case, it makes sure that the user must click on another object to delete it in case they press backspace twice and accidentally delete multiple objects.</w:t>
       </w:r>
     </w:p>
     <w:p>
@@ -1853,96 +1259,16 @@
           <w:sz w:val="24"/>
           <w:szCs w:val="24"/>
         </w:rPr>
-        <w:t xml:space="preserve">Originally, two parallel vectors were created, </w:t>
-      </w:r>
-      <w:proofErr w:type="spellStart"/>
-      <w:r>
-        <w:rPr>
-          <w:rFonts w:ascii="Arial" w:hAnsi="Arial" w:cs="Arial"/>
-          <w:color w:val="000000" w:themeColor="text1"/>
-          <w:sz w:val="24"/>
-          <w:szCs w:val="24"/>
-        </w:rPr>
-        <w:t>undoObject</w:t>
-      </w:r>
-      <w:proofErr w:type="spellEnd"/>
-      <w:r>
-        <w:rPr>
-          <w:rFonts w:ascii="Arial" w:hAnsi="Arial" w:cs="Arial"/>
-          <w:color w:val="000000" w:themeColor="text1"/>
-          <w:sz w:val="24"/>
-          <w:szCs w:val="24"/>
-        </w:rPr>
-        <w:t xml:space="preserve"> and </w:t>
-      </w:r>
-      <w:proofErr w:type="spellStart"/>
-      <w:r>
-        <w:rPr>
-          <w:rFonts w:ascii="Arial" w:hAnsi="Arial" w:cs="Arial"/>
-          <w:color w:val="000000" w:themeColor="text1"/>
-          <w:sz w:val="24"/>
-          <w:szCs w:val="24"/>
-        </w:rPr>
-        <w:t>undoActions</w:t>
-      </w:r>
-      <w:proofErr w:type="spellEnd"/>
-      <w:r>
-        <w:rPr>
-          <w:rFonts w:ascii="Arial" w:hAnsi="Arial" w:cs="Arial"/>
-          <w:color w:val="000000" w:themeColor="text1"/>
-          <w:sz w:val="24"/>
-          <w:szCs w:val="24"/>
-        </w:rPr>
-        <w:t xml:space="preserve">. </w:t>
-      </w:r>
-      <w:proofErr w:type="spellStart"/>
-      <w:r>
-        <w:rPr>
-          <w:rFonts w:ascii="Arial" w:hAnsi="Arial" w:cs="Arial"/>
-          <w:color w:val="000000" w:themeColor="text1"/>
-          <w:sz w:val="24"/>
-          <w:szCs w:val="24"/>
-        </w:rPr>
-        <w:t>undoObject</w:t>
-      </w:r>
-      <w:proofErr w:type="spellEnd"/>
-      <w:r>
-        <w:rPr>
-          <w:rFonts w:ascii="Arial" w:hAnsi="Arial" w:cs="Arial"/>
-          <w:color w:val="000000" w:themeColor="text1"/>
-          <w:sz w:val="24"/>
-          <w:szCs w:val="24"/>
-        </w:rPr>
-        <w:t xml:space="preserve"> was a vector of </w:t>
-      </w:r>
-      <w:r>
-        <w:rPr>
-          <w:rFonts w:ascii="Arial" w:hAnsi="Arial" w:cs="Arial"/>
-          <w:color w:val="000000" w:themeColor="text1"/>
-          <w:sz w:val="24"/>
-          <w:szCs w:val="24"/>
-        </w:rPr>
-        <w:t xml:space="preserve">scene objects and </w:t>
-      </w:r>
-      <w:proofErr w:type="spellStart"/>
-      <w:r>
-        <w:rPr>
-          <w:rFonts w:ascii="Arial" w:hAnsi="Arial" w:cs="Arial"/>
-          <w:color w:val="000000" w:themeColor="text1"/>
-          <w:sz w:val="24"/>
-          <w:szCs w:val="24"/>
-        </w:rPr>
-        <w:t>undoActions</w:t>
-      </w:r>
-      <w:proofErr w:type="spellEnd"/>
-      <w:r>
-        <w:rPr>
-          <w:rFonts w:ascii="Arial" w:hAnsi="Arial" w:cs="Arial"/>
-          <w:color w:val="000000" w:themeColor="text1"/>
-          <w:sz w:val="24"/>
-          <w:szCs w:val="24"/>
-        </w:rPr>
-        <w:t xml:space="preserve"> was of integers</w:t>
+        <w:t xml:space="preserve">Originally, two parallel vectors were created, undoObject and undoActions. undoObject was a vector of </w:t>
+      </w:r>
+      <w:r>
+        <w:rPr>
+          <w:rFonts w:ascii="Arial" w:hAnsi="Arial" w:cs="Arial"/>
+          <w:color w:val="000000" w:themeColor="text1"/>
+          <w:sz w:val="24"/>
+          <w:szCs w:val="24"/>
+        </w:rPr>
+        <w:t>scene objects and undoActions was of integers</w:t>
       </w:r>
       <w:r>
         <w:rPr>
@@ -1987,47 +1313,16 @@
           <w:sz w:val="24"/>
           <w:szCs w:val="24"/>
         </w:rPr>
-        <w:t xml:space="preserve">would be added to the </w:t>
-      </w:r>
-      <w:proofErr w:type="spellStart"/>
-      <w:r>
-        <w:rPr>
-          <w:rFonts w:ascii="Arial" w:hAnsi="Arial" w:cs="Arial"/>
-          <w:color w:val="000000" w:themeColor="text1"/>
-          <w:sz w:val="24"/>
-          <w:szCs w:val="24"/>
-        </w:rPr>
-        <w:t>undoObject</w:t>
-      </w:r>
-      <w:proofErr w:type="spellEnd"/>
-      <w:r>
-        <w:rPr>
-          <w:rFonts w:ascii="Arial" w:hAnsi="Arial" w:cs="Arial"/>
-          <w:color w:val="000000" w:themeColor="text1"/>
-          <w:sz w:val="24"/>
-          <w:szCs w:val="24"/>
-        </w:rPr>
-        <w:t xml:space="preserve"> vector and the related action would be added to the </w:t>
-      </w:r>
-      <w:proofErr w:type="spellStart"/>
-      <w:r>
-        <w:rPr>
-          <w:rFonts w:ascii="Arial" w:hAnsi="Arial" w:cs="Arial"/>
-          <w:color w:val="000000" w:themeColor="text1"/>
-          <w:sz w:val="24"/>
-          <w:szCs w:val="24"/>
-        </w:rPr>
-        <w:t>undoActions</w:t>
-      </w:r>
-      <w:proofErr w:type="spellEnd"/>
-      <w:r>
-        <w:rPr>
-          <w:rFonts w:ascii="Arial" w:hAnsi="Arial" w:cs="Arial"/>
-          <w:color w:val="000000" w:themeColor="text1"/>
-          <w:sz w:val="24"/>
-          <w:szCs w:val="24"/>
-        </w:rPr>
-        <w:t xml:space="preserve"> vector, </w:t>
+        <w:t xml:space="preserve">would be added to the undoObject vector and the related action would be added to the </w:t>
+      </w:r>
+      <w:r>
+        <w:rPr>
+          <w:rFonts w:ascii="Arial" w:hAnsi="Arial" w:cs="Arial"/>
+          <w:color w:val="000000" w:themeColor="text1"/>
+          <w:sz w:val="24"/>
+          <w:szCs w:val="24"/>
+        </w:rPr>
+        <w:t xml:space="preserve">undoActions vector, </w:t>
       </w:r>
       <w:r>
         <w:rPr>
@@ -2045,47 +1340,16 @@
           <w:sz w:val="24"/>
           <w:szCs w:val="24"/>
         </w:rPr>
-        <w:t xml:space="preserve"> Inside the </w:t>
-      </w:r>
-      <w:proofErr w:type="spellStart"/>
-      <w:r>
-        <w:rPr>
-          <w:rFonts w:ascii="Arial" w:hAnsi="Arial" w:cs="Arial"/>
-          <w:color w:val="000000" w:themeColor="text1"/>
-          <w:sz w:val="24"/>
-          <w:szCs w:val="24"/>
-        </w:rPr>
-        <w:t>UndoObject</w:t>
-      </w:r>
-      <w:proofErr w:type="spellEnd"/>
-      <w:r>
-        <w:rPr>
-          <w:rFonts w:ascii="Arial" w:hAnsi="Arial" w:cs="Arial"/>
-          <w:color w:val="000000" w:themeColor="text1"/>
-          <w:sz w:val="24"/>
-          <w:szCs w:val="24"/>
-        </w:rPr>
-        <w:t xml:space="preserve"> function in the game class, a check was done if the </w:t>
-      </w:r>
-      <w:proofErr w:type="spellStart"/>
-      <w:r>
-        <w:rPr>
-          <w:rFonts w:ascii="Arial" w:hAnsi="Arial" w:cs="Arial"/>
-          <w:color w:val="000000" w:themeColor="text1"/>
-          <w:sz w:val="24"/>
-          <w:szCs w:val="24"/>
-        </w:rPr>
-        <w:t>undoActions</w:t>
-      </w:r>
-      <w:proofErr w:type="spellEnd"/>
-      <w:r>
-        <w:rPr>
-          <w:rFonts w:ascii="Arial" w:hAnsi="Arial" w:cs="Arial"/>
-          <w:color w:val="000000" w:themeColor="text1"/>
-          <w:sz w:val="24"/>
-          <w:szCs w:val="24"/>
-        </w:rPr>
-        <w:t xml:space="preserve"> list was not empty. If </w:t>
+        <w:t xml:space="preserve"> Inside the UndoObject function in the game class, a check was done if the </w:t>
+      </w:r>
+      <w:r>
+        <w:rPr>
+          <w:rFonts w:ascii="Arial" w:hAnsi="Arial" w:cs="Arial"/>
+          <w:color w:val="000000" w:themeColor="text1"/>
+          <w:sz w:val="24"/>
+          <w:szCs w:val="24"/>
+        </w:rPr>
+        <w:t xml:space="preserve">undoActions list was not empty. If </w:t>
       </w:r>
       <w:r>
         <w:rPr>
@@ -2114,25 +1378,14 @@
         </w:rPr>
         <w:t xml:space="preserve">what the back of the </w:t>
       </w:r>
-      <w:proofErr w:type="spellStart"/>
-      <w:r>
-        <w:rPr>
-          <w:rFonts w:ascii="Arial" w:hAnsi="Arial" w:cs="Arial"/>
-          <w:color w:val="000000" w:themeColor="text1"/>
-          <w:sz w:val="24"/>
-          <w:szCs w:val="24"/>
-        </w:rPr>
-        <w:t>undoActions</w:t>
-      </w:r>
-      <w:proofErr w:type="spellEnd"/>
-      <w:r>
-        <w:rPr>
-          <w:rFonts w:ascii="Arial" w:hAnsi="Arial" w:cs="Arial"/>
-          <w:color w:val="000000" w:themeColor="text1"/>
-          <w:sz w:val="24"/>
-          <w:szCs w:val="24"/>
-        </w:rPr>
-        <w:t xml:space="preserve"> vector was.</w:t>
+      <w:r>
+        <w:rPr>
+          <w:rFonts w:ascii="Arial" w:hAnsi="Arial" w:cs="Arial"/>
+          <w:color w:val="000000" w:themeColor="text1"/>
+          <w:sz w:val="24"/>
+          <w:szCs w:val="24"/>
+        </w:rPr>
+        <w:t>undoActions vector was.</w:t>
       </w:r>
       <w:r>
         <w:rPr>
@@ -2177,27 +1430,7 @@
           <w:sz w:val="24"/>
           <w:szCs w:val="24"/>
         </w:rPr>
-        <w:t xml:space="preserve">back of the </w:t>
-      </w:r>
-      <w:proofErr w:type="spellStart"/>
-      <w:r>
-        <w:rPr>
-          <w:rFonts w:ascii="Arial" w:hAnsi="Arial" w:cs="Arial"/>
-          <w:color w:val="000000" w:themeColor="text1"/>
-          <w:sz w:val="24"/>
-          <w:szCs w:val="24"/>
-        </w:rPr>
-        <w:t>undoObject</w:t>
-      </w:r>
-      <w:proofErr w:type="spellEnd"/>
-      <w:r>
-        <w:rPr>
-          <w:rFonts w:ascii="Arial" w:hAnsi="Arial" w:cs="Arial"/>
-          <w:color w:val="000000" w:themeColor="text1"/>
-          <w:sz w:val="24"/>
-          <w:szCs w:val="24"/>
-        </w:rPr>
-        <w:t xml:space="preserve"> vector.</w:t>
+        <w:t>back of the undoObject vector.</w:t>
       </w:r>
       <w:r>
         <w:rPr>
@@ -2215,56 +1448,70 @@
           <w:sz w:val="24"/>
           <w:szCs w:val="24"/>
         </w:rPr>
+        <w:t xml:space="preserve"> It’s ID was also set to be unique (</w:t>
+      </w:r>
+      <w:r>
+        <w:rPr>
+          <w:rFonts w:ascii="Arial" w:hAnsi="Arial" w:cs="Arial"/>
+          <w:color w:val="000000" w:themeColor="text1"/>
+          <w:sz w:val="24"/>
+          <w:szCs w:val="24"/>
+        </w:rPr>
+        <w:t>the GetNewID function</w:t>
+      </w:r>
+      <w:r>
+        <w:rPr>
+          <w:rFonts w:ascii="Arial" w:hAnsi="Arial" w:cs="Arial"/>
+          <w:color w:val="000000" w:themeColor="text1"/>
+          <w:sz w:val="24"/>
+          <w:szCs w:val="24"/>
+        </w:rPr>
         <w:t xml:space="preserve"> </w:t>
       </w:r>
-      <w:proofErr w:type="gramStart"/>
-      <w:r>
-        <w:rPr>
-          <w:rFonts w:ascii="Arial" w:hAnsi="Arial" w:cs="Arial"/>
-          <w:color w:val="000000" w:themeColor="text1"/>
-          <w:sz w:val="24"/>
-          <w:szCs w:val="24"/>
-        </w:rPr>
-        <w:t>It’s</w:t>
-      </w:r>
-      <w:proofErr w:type="gramEnd"/>
-      <w:r>
-        <w:rPr>
-          <w:rFonts w:ascii="Arial" w:hAnsi="Arial" w:cs="Arial"/>
-          <w:color w:val="000000" w:themeColor="text1"/>
-          <w:sz w:val="24"/>
-          <w:szCs w:val="24"/>
-        </w:rPr>
-        <w:t xml:space="preserve"> ID was also set to be unique (</w:t>
-      </w:r>
-      <w:r>
-        <w:rPr>
-          <w:rFonts w:ascii="Arial" w:hAnsi="Arial" w:cs="Arial"/>
-          <w:color w:val="000000" w:themeColor="text1"/>
-          <w:sz w:val="24"/>
-          <w:szCs w:val="24"/>
-        </w:rPr>
-        <w:t xml:space="preserve">the </w:t>
-      </w:r>
-      <w:proofErr w:type="spellStart"/>
-      <w:r>
-        <w:rPr>
-          <w:rFonts w:ascii="Arial" w:hAnsi="Arial" w:cs="Arial"/>
-          <w:color w:val="000000" w:themeColor="text1"/>
-          <w:sz w:val="24"/>
-          <w:szCs w:val="24"/>
-        </w:rPr>
-        <w:t>GetNewID</w:t>
-      </w:r>
-      <w:proofErr w:type="spellEnd"/>
-      <w:r>
-        <w:rPr>
-          <w:rFonts w:ascii="Arial" w:hAnsi="Arial" w:cs="Arial"/>
-          <w:color w:val="000000" w:themeColor="text1"/>
-          <w:sz w:val="24"/>
-          <w:szCs w:val="24"/>
-        </w:rPr>
-        <w:t xml:space="preserve"> function</w:t>
+      <w:r>
+        <w:rPr>
+          <w:rFonts w:ascii="Arial" w:hAnsi="Arial" w:cs="Arial"/>
+          <w:color w:val="000000" w:themeColor="text1"/>
+          <w:sz w:val="24"/>
+          <w:szCs w:val="24"/>
+        </w:rPr>
+        <w:t>was</w:t>
+      </w:r>
+      <w:r>
+        <w:rPr>
+          <w:rFonts w:ascii="Arial" w:hAnsi="Arial" w:cs="Arial"/>
+          <w:color w:val="000000" w:themeColor="text1"/>
+          <w:sz w:val="24"/>
+          <w:szCs w:val="24"/>
+        </w:rPr>
+        <w:t xml:space="preserve"> discussed </w:t>
+      </w:r>
+      <w:r>
+        <w:rPr>
+          <w:rFonts w:ascii="Arial" w:hAnsi="Arial" w:cs="Arial"/>
+          <w:color w:val="000000" w:themeColor="text1"/>
+          <w:sz w:val="24"/>
+          <w:szCs w:val="24"/>
+        </w:rPr>
+        <w:t>in the Copy/Paste section</w:t>
+      </w:r>
+      <w:r>
+        <w:rPr>
+          <w:rFonts w:ascii="Arial" w:hAnsi="Arial" w:cs="Arial"/>
+          <w:color w:val="000000" w:themeColor="text1"/>
+          <w:sz w:val="24"/>
+          <w:szCs w:val="24"/>
+        </w:rPr>
+        <w:t>).</w:t>
+      </w:r>
+      <w:r>
+        <w:rPr>
+          <w:rFonts w:ascii="Arial" w:hAnsi="Arial" w:cs="Arial"/>
+          <w:color w:val="000000" w:themeColor="text1"/>
+          <w:sz w:val="24"/>
+          <w:szCs w:val="24"/>
+        </w:rPr>
+        <w:t xml:space="preserve"> Doing this created a new object where one had previously been deleted.</w:t>
       </w:r>
       <w:r>
         <w:rPr>
@@ -2282,121 +1529,16 @@
           <w:sz w:val="24"/>
           <w:szCs w:val="24"/>
         </w:rPr>
-        <w:t>was</w:t>
-      </w:r>
-      <w:r>
-        <w:rPr>
-          <w:rFonts w:ascii="Arial" w:hAnsi="Arial" w:cs="Arial"/>
-          <w:color w:val="000000" w:themeColor="text1"/>
-          <w:sz w:val="24"/>
-          <w:szCs w:val="24"/>
-        </w:rPr>
-        <w:t xml:space="preserve"> discussed </w:t>
-      </w:r>
-      <w:r>
-        <w:rPr>
-          <w:rFonts w:ascii="Arial" w:hAnsi="Arial" w:cs="Arial"/>
-          <w:color w:val="000000" w:themeColor="text1"/>
-          <w:sz w:val="24"/>
-          <w:szCs w:val="24"/>
-        </w:rPr>
-        <w:t>in the Copy/Paste section</w:t>
-      </w:r>
-      <w:r>
-        <w:rPr>
-          <w:rFonts w:ascii="Arial" w:hAnsi="Arial" w:cs="Arial"/>
-          <w:color w:val="000000" w:themeColor="text1"/>
-          <w:sz w:val="24"/>
-          <w:szCs w:val="24"/>
-        </w:rPr>
-        <w:t>).</w:t>
-      </w:r>
-      <w:r>
-        <w:rPr>
-          <w:rFonts w:ascii="Arial" w:hAnsi="Arial" w:cs="Arial"/>
-          <w:color w:val="000000" w:themeColor="text1"/>
-          <w:sz w:val="24"/>
-          <w:szCs w:val="24"/>
-        </w:rPr>
-        <w:t xml:space="preserve"> Doing this created a new object where one had previously been deleted.</w:t>
-      </w:r>
-      <w:r>
-        <w:rPr>
-          <w:rFonts w:ascii="Arial" w:hAnsi="Arial" w:cs="Arial"/>
-          <w:color w:val="000000" w:themeColor="text1"/>
-          <w:sz w:val="24"/>
-          <w:szCs w:val="24"/>
-        </w:rPr>
-        <w:t xml:space="preserve"> </w:t>
-      </w:r>
-      <w:proofErr w:type="spellStart"/>
-      <w:r>
-        <w:rPr>
-          <w:rFonts w:ascii="Arial" w:hAnsi="Arial" w:cs="Arial"/>
-          <w:color w:val="000000" w:themeColor="text1"/>
-          <w:sz w:val="24"/>
-          <w:szCs w:val="24"/>
-        </w:rPr>
-        <w:t>Pop_</w:t>
-      </w:r>
-      <w:proofErr w:type="gramStart"/>
-      <w:r>
-        <w:rPr>
-          <w:rFonts w:ascii="Arial" w:hAnsi="Arial" w:cs="Arial"/>
-          <w:color w:val="000000" w:themeColor="text1"/>
-          <w:sz w:val="24"/>
-          <w:szCs w:val="24"/>
-        </w:rPr>
-        <w:t>back</w:t>
-      </w:r>
-      <w:proofErr w:type="spellEnd"/>
-      <w:r>
-        <w:rPr>
-          <w:rFonts w:ascii="Arial" w:hAnsi="Arial" w:cs="Arial"/>
-          <w:color w:val="000000" w:themeColor="text1"/>
-          <w:sz w:val="24"/>
-          <w:szCs w:val="24"/>
-        </w:rPr>
-        <w:t>(</w:t>
-      </w:r>
-      <w:proofErr w:type="gramEnd"/>
-      <w:r>
-        <w:rPr>
-          <w:rFonts w:ascii="Arial" w:hAnsi="Arial" w:cs="Arial"/>
-          <w:color w:val="000000" w:themeColor="text1"/>
-          <w:sz w:val="24"/>
-          <w:szCs w:val="24"/>
-        </w:rPr>
-        <w:t>) was then called on both the undo vectors to remove the undo object and action to make way for the next one.</w:t>
-      </w:r>
-      <w:r>
-        <w:rPr>
-          <w:rFonts w:ascii="Arial" w:hAnsi="Arial" w:cs="Arial"/>
-          <w:color w:val="000000" w:themeColor="text1"/>
-          <w:sz w:val="24"/>
-          <w:szCs w:val="24"/>
-        </w:rPr>
-        <w:t xml:space="preserve"> If the </w:t>
-      </w:r>
-      <w:proofErr w:type="spellStart"/>
-      <w:r>
-        <w:rPr>
-          <w:rFonts w:ascii="Arial" w:hAnsi="Arial" w:cs="Arial"/>
-          <w:color w:val="000000" w:themeColor="text1"/>
-          <w:sz w:val="24"/>
-          <w:szCs w:val="24"/>
-        </w:rPr>
-        <w:t>undoAction</w:t>
-      </w:r>
-      <w:proofErr w:type="spellEnd"/>
-      <w:r>
-        <w:rPr>
-          <w:rFonts w:ascii="Arial" w:hAnsi="Arial" w:cs="Arial"/>
-          <w:color w:val="000000" w:themeColor="text1"/>
-          <w:sz w:val="24"/>
-          <w:szCs w:val="24"/>
-        </w:rPr>
-        <w:t xml:space="preserve"> was 1 instead, this meant that </w:t>
+        <w:t>Pop_back() was then called on both the undo vectors to remove the undo object and action to make way for the next one.</w:t>
+      </w:r>
+      <w:r>
+        <w:rPr>
+          <w:rFonts w:ascii="Arial" w:hAnsi="Arial" w:cs="Arial"/>
+          <w:color w:val="000000" w:themeColor="text1"/>
+          <w:sz w:val="24"/>
+          <w:szCs w:val="24"/>
+        </w:rPr>
+        <w:t xml:space="preserve"> If the undoAction was 1 instead, this meant that </w:t>
       </w:r>
       <w:r>
         <w:rPr>
@@ -2414,56 +1556,16 @@
           <w:sz w:val="24"/>
           <w:szCs w:val="24"/>
         </w:rPr>
-        <w:t xml:space="preserve">. The ID of the back object of the </w:t>
-      </w:r>
-      <w:proofErr w:type="spellStart"/>
-      <w:r>
-        <w:rPr>
-          <w:rFonts w:ascii="Arial" w:hAnsi="Arial" w:cs="Arial"/>
-          <w:color w:val="000000" w:themeColor="text1"/>
-          <w:sz w:val="24"/>
-          <w:szCs w:val="24"/>
-        </w:rPr>
-        <w:t>undoObject</w:t>
-      </w:r>
-      <w:proofErr w:type="spellEnd"/>
-      <w:r>
-        <w:rPr>
-          <w:rFonts w:ascii="Arial" w:hAnsi="Arial" w:cs="Arial"/>
-          <w:color w:val="000000" w:themeColor="text1"/>
-          <w:sz w:val="24"/>
-          <w:szCs w:val="24"/>
-        </w:rPr>
-        <w:t xml:space="preserve"> vector was obtained</w:t>
-      </w:r>
-      <w:r>
-        <w:rPr>
-          <w:rFonts w:ascii="Arial" w:hAnsi="Arial" w:cs="Arial"/>
-          <w:color w:val="000000" w:themeColor="text1"/>
-          <w:sz w:val="24"/>
-          <w:szCs w:val="24"/>
-        </w:rPr>
-        <w:t xml:space="preserve"> in an integer called </w:t>
-      </w:r>
-      <w:proofErr w:type="spellStart"/>
-      <w:r>
-        <w:rPr>
-          <w:rFonts w:ascii="Arial" w:hAnsi="Arial" w:cs="Arial"/>
-          <w:color w:val="000000" w:themeColor="text1"/>
-          <w:sz w:val="24"/>
-          <w:szCs w:val="24"/>
-        </w:rPr>
-        <w:t>deleteID</w:t>
-      </w:r>
-      <w:proofErr w:type="spellEnd"/>
-      <w:r>
-        <w:rPr>
-          <w:rFonts w:ascii="Arial" w:hAnsi="Arial" w:cs="Arial"/>
-          <w:color w:val="000000" w:themeColor="text1"/>
-          <w:sz w:val="24"/>
-          <w:szCs w:val="24"/>
-        </w:rPr>
-        <w:t>.</w:t>
+        <w:t>. The ID of the back object of the undoObject vector was obtained</w:t>
+      </w:r>
+      <w:r>
+        <w:rPr>
+          <w:rFonts w:ascii="Arial" w:hAnsi="Arial" w:cs="Arial"/>
+          <w:color w:val="000000" w:themeColor="text1"/>
+          <w:sz w:val="24"/>
+          <w:szCs w:val="24"/>
+        </w:rPr>
+        <w:t xml:space="preserve"> in an integer called deleteID.</w:t>
       </w:r>
       <w:r>
         <w:rPr>
@@ -2481,76 +1583,16 @@
           <w:sz w:val="24"/>
           <w:szCs w:val="24"/>
         </w:rPr>
-        <w:t xml:space="preserve">the same ID as </w:t>
-      </w:r>
-      <w:proofErr w:type="spellStart"/>
-      <w:r>
-        <w:rPr>
-          <w:rFonts w:ascii="Arial" w:hAnsi="Arial" w:cs="Arial"/>
-          <w:color w:val="000000" w:themeColor="text1"/>
-          <w:sz w:val="24"/>
-          <w:szCs w:val="24"/>
-        </w:rPr>
-        <w:t>deleteID</w:t>
-      </w:r>
-      <w:proofErr w:type="spellEnd"/>
-      <w:r>
-        <w:rPr>
-          <w:rFonts w:ascii="Arial" w:hAnsi="Arial" w:cs="Arial"/>
-          <w:color w:val="000000" w:themeColor="text1"/>
-          <w:sz w:val="24"/>
-          <w:szCs w:val="24"/>
-        </w:rPr>
-        <w:t xml:space="preserve"> was found and deleted.</w:t>
-      </w:r>
-      <w:r>
-        <w:rPr>
-          <w:rFonts w:ascii="Arial" w:hAnsi="Arial" w:cs="Arial"/>
-          <w:color w:val="000000" w:themeColor="text1"/>
-          <w:sz w:val="24"/>
-          <w:szCs w:val="24"/>
-        </w:rPr>
-        <w:t xml:space="preserve"> After this </w:t>
-      </w:r>
-      <w:proofErr w:type="spellStart"/>
-      <w:r>
-        <w:rPr>
-          <w:rFonts w:ascii="Arial" w:hAnsi="Arial" w:cs="Arial"/>
-          <w:color w:val="000000" w:themeColor="text1"/>
-          <w:sz w:val="24"/>
-          <w:szCs w:val="24"/>
-        </w:rPr>
-        <w:t>pop_</w:t>
-      </w:r>
-      <w:proofErr w:type="gramStart"/>
-      <w:r>
-        <w:rPr>
-          <w:rFonts w:ascii="Arial" w:hAnsi="Arial" w:cs="Arial"/>
-          <w:color w:val="000000" w:themeColor="text1"/>
-          <w:sz w:val="24"/>
-          <w:szCs w:val="24"/>
-        </w:rPr>
-        <w:t>back</w:t>
-      </w:r>
-      <w:proofErr w:type="spellEnd"/>
-      <w:r>
-        <w:rPr>
-          <w:rFonts w:ascii="Arial" w:hAnsi="Arial" w:cs="Arial"/>
-          <w:color w:val="000000" w:themeColor="text1"/>
-          <w:sz w:val="24"/>
-          <w:szCs w:val="24"/>
-        </w:rPr>
-        <w:t>(</w:t>
-      </w:r>
-      <w:proofErr w:type="gramEnd"/>
-      <w:r>
-        <w:rPr>
-          <w:rFonts w:ascii="Arial" w:hAnsi="Arial" w:cs="Arial"/>
-          <w:color w:val="000000" w:themeColor="text1"/>
-          <w:sz w:val="24"/>
-          <w:szCs w:val="24"/>
-        </w:rPr>
-        <w:t>) was called on both vectors.</w:t>
+        <w:t>the same ID as deleteID was found and deleted.</w:t>
+      </w:r>
+      <w:r>
+        <w:rPr>
+          <w:rFonts w:ascii="Arial" w:hAnsi="Arial" w:cs="Arial"/>
+          <w:color w:val="000000" w:themeColor="text1"/>
+          <w:sz w:val="24"/>
+          <w:szCs w:val="24"/>
+        </w:rPr>
+        <w:t xml:space="preserve"> After this pop_back() was called on both vectors.</w:t>
       </w:r>
     </w:p>
     <w:p>
@@ -2760,6 +1802,276 @@
           <w:szCs w:val="24"/>
         </w:rPr>
       </w:pPr>
+      <w:r>
+        <w:rPr>
+          <w:rFonts w:ascii="Arial" w:hAnsi="Arial" w:cs="Arial"/>
+          <w:color w:val="000000" w:themeColor="text1"/>
+          <w:sz w:val="24"/>
+          <w:szCs w:val="24"/>
+        </w:rPr>
+        <w:t>After commenting out the code in the previous undo function, work began on the updated one.</w:t>
+      </w:r>
+      <w:r>
+        <w:rPr>
+          <w:rFonts w:ascii="Arial" w:hAnsi="Arial" w:cs="Arial"/>
+          <w:color w:val="000000" w:themeColor="text1"/>
+          <w:sz w:val="24"/>
+          <w:szCs w:val="24"/>
+        </w:rPr>
+        <w:t xml:space="preserve"> The plan here was to save the entire scene graph at points before undoable changes would be </w:t>
+      </w:r>
+      <w:r>
+        <w:rPr>
+          <w:rFonts w:ascii="Arial" w:hAnsi="Arial" w:cs="Arial"/>
+          <w:color w:val="000000" w:themeColor="text1"/>
+          <w:sz w:val="24"/>
+          <w:szCs w:val="24"/>
+        </w:rPr>
+        <w:t>made and</w:t>
+      </w:r>
+      <w:r>
+        <w:rPr>
+          <w:rFonts w:ascii="Arial" w:hAnsi="Arial" w:cs="Arial"/>
+          <w:color w:val="000000" w:themeColor="text1"/>
+          <w:sz w:val="24"/>
+          <w:szCs w:val="24"/>
+        </w:rPr>
+        <w:t xml:space="preserve"> </w:t>
+      </w:r>
+      <w:r>
+        <w:rPr>
+          <w:rFonts w:ascii="Arial" w:hAnsi="Arial" w:cs="Arial"/>
+          <w:color w:val="000000" w:themeColor="text1"/>
+          <w:sz w:val="24"/>
+          <w:szCs w:val="24"/>
+        </w:rPr>
+        <w:t>revert</w:t>
+      </w:r>
+      <w:r>
+        <w:rPr>
+          <w:rFonts w:ascii="Arial" w:hAnsi="Arial" w:cs="Arial"/>
+          <w:color w:val="000000" w:themeColor="text1"/>
+          <w:sz w:val="24"/>
+          <w:szCs w:val="24"/>
+        </w:rPr>
+        <w:t xml:space="preserve"> the current scene graph </w:t>
+      </w:r>
+      <w:r>
+        <w:rPr>
+          <w:rFonts w:ascii="Arial" w:hAnsi="Arial" w:cs="Arial"/>
+          <w:color w:val="000000" w:themeColor="text1"/>
+          <w:sz w:val="24"/>
+          <w:szCs w:val="24"/>
+        </w:rPr>
+        <w:t xml:space="preserve">when undoing. </w:t>
+      </w:r>
+      <w:r>
+        <w:rPr>
+          <w:rFonts w:ascii="Arial" w:hAnsi="Arial" w:cs="Arial"/>
+          <w:color w:val="000000" w:themeColor="text1"/>
+          <w:sz w:val="24"/>
+          <w:szCs w:val="24"/>
+        </w:rPr>
+        <w:t>The actions the user had to do to access this function were unchanged</w:t>
+      </w:r>
+      <w:r>
+        <w:rPr>
+          <w:rFonts w:ascii="Arial" w:hAnsi="Arial" w:cs="Arial"/>
+          <w:color w:val="000000" w:themeColor="text1"/>
+          <w:sz w:val="24"/>
+          <w:szCs w:val="24"/>
+        </w:rPr>
+        <w:t xml:space="preserve"> (left control + Z). In the tool main, three functions were created, addUndo(), Undo() and Redo()</w:t>
+      </w:r>
+      <w:r>
+        <w:rPr>
+          <w:rFonts w:ascii="Arial" w:hAnsi="Arial" w:cs="Arial"/>
+          <w:color w:val="000000" w:themeColor="text1"/>
+          <w:sz w:val="24"/>
+          <w:szCs w:val="24"/>
+        </w:rPr>
+        <w:t>. Two vectors of vectors of sceneObjects were created as well to store the scene graph</w:t>
+      </w:r>
+      <w:r>
+        <w:rPr>
+          <w:rFonts w:ascii="Arial" w:hAnsi="Arial" w:cs="Arial"/>
+          <w:color w:val="000000" w:themeColor="text1"/>
+          <w:sz w:val="24"/>
+          <w:szCs w:val="24"/>
+        </w:rPr>
+        <w:t>, one for undoing and one for redoing.</w:t>
+      </w:r>
+      <w:r>
+        <w:rPr>
+          <w:rFonts w:ascii="Arial" w:hAnsi="Arial" w:cs="Arial"/>
+          <w:color w:val="000000" w:themeColor="text1"/>
+          <w:sz w:val="24"/>
+          <w:szCs w:val="24"/>
+        </w:rPr>
+        <w:t xml:space="preserve"> The addUndo() function </w:t>
+      </w:r>
+      <w:r>
+        <w:rPr>
+          <w:rFonts w:ascii="Arial" w:hAnsi="Arial" w:cs="Arial"/>
+          <w:color w:val="000000" w:themeColor="text1"/>
+          <w:sz w:val="24"/>
+          <w:szCs w:val="24"/>
+        </w:rPr>
+        <w:t>pushes</w:t>
+      </w:r>
+      <w:r>
+        <w:rPr>
+          <w:rFonts w:ascii="Arial" w:hAnsi="Arial" w:cs="Arial"/>
+          <w:color w:val="000000" w:themeColor="text1"/>
+          <w:sz w:val="24"/>
+          <w:szCs w:val="24"/>
+        </w:rPr>
+        <w:t xml:space="preserve"> the current scene graph into the undo vector</w:t>
+      </w:r>
+      <w:r>
+        <w:rPr>
+          <w:rFonts w:ascii="Arial" w:hAnsi="Arial" w:cs="Arial"/>
+          <w:color w:val="000000" w:themeColor="text1"/>
+          <w:sz w:val="24"/>
+          <w:szCs w:val="24"/>
+        </w:rPr>
+        <w:t xml:space="preserve"> and </w:t>
+      </w:r>
+      <w:r>
+        <w:rPr>
+          <w:rFonts w:ascii="Arial" w:hAnsi="Arial" w:cs="Arial"/>
+          <w:color w:val="000000" w:themeColor="text1"/>
+          <w:sz w:val="24"/>
+          <w:szCs w:val="24"/>
+        </w:rPr>
+        <w:t>clears</w:t>
+      </w:r>
+      <w:r>
+        <w:rPr>
+          <w:rFonts w:ascii="Arial" w:hAnsi="Arial" w:cs="Arial"/>
+          <w:color w:val="000000" w:themeColor="text1"/>
+          <w:sz w:val="24"/>
+          <w:szCs w:val="24"/>
+        </w:rPr>
+        <w:t xml:space="preserve"> the redo vector as </w:t>
+      </w:r>
+      <w:r>
+        <w:rPr>
+          <w:rFonts w:ascii="Arial" w:hAnsi="Arial" w:cs="Arial"/>
+          <w:color w:val="000000" w:themeColor="text1"/>
+          <w:sz w:val="24"/>
+          <w:szCs w:val="24"/>
+        </w:rPr>
+        <w:t>the only time a new item should be added to the redo vector is when something i</w:t>
+      </w:r>
+      <w:r>
+        <w:rPr>
+          <w:rFonts w:ascii="Arial" w:hAnsi="Arial" w:cs="Arial"/>
+          <w:color w:val="000000" w:themeColor="text1"/>
+          <w:sz w:val="24"/>
+          <w:szCs w:val="24"/>
+        </w:rPr>
+        <w:t xml:space="preserve">s actually </w:t>
+      </w:r>
+      <w:r>
+        <w:rPr>
+          <w:rFonts w:ascii="Arial" w:hAnsi="Arial" w:cs="Arial"/>
+          <w:color w:val="000000" w:themeColor="text1"/>
+          <w:sz w:val="24"/>
+          <w:szCs w:val="24"/>
+        </w:rPr>
+        <w:t>undone.</w:t>
+      </w:r>
+      <w:r>
+        <w:rPr>
+          <w:rFonts w:ascii="Arial" w:hAnsi="Arial" w:cs="Arial"/>
+          <w:color w:val="000000" w:themeColor="text1"/>
+          <w:sz w:val="24"/>
+          <w:szCs w:val="24"/>
+        </w:rPr>
+        <w:t xml:space="preserve"> The Undo function first checks if there is anything to undo. If there is, the current scene graph </w:t>
+      </w:r>
+      <w:r>
+        <w:rPr>
+          <w:rFonts w:ascii="Arial" w:hAnsi="Arial" w:cs="Arial"/>
+          <w:color w:val="000000" w:themeColor="text1"/>
+          <w:sz w:val="24"/>
+          <w:szCs w:val="24"/>
+        </w:rPr>
+        <w:t>is pushed into the redo vector, then is set to the back of the undo vector.</w:t>
+      </w:r>
+      <w:r>
+        <w:rPr>
+          <w:rFonts w:ascii="Arial" w:hAnsi="Arial" w:cs="Arial"/>
+          <w:color w:val="000000" w:themeColor="text1"/>
+          <w:sz w:val="24"/>
+          <w:szCs w:val="24"/>
+        </w:rPr>
+        <w:t xml:space="preserve"> </w:t>
+      </w:r>
+      <w:r>
+        <w:rPr>
+          <w:rFonts w:ascii="Arial" w:hAnsi="Arial" w:cs="Arial"/>
+          <w:color w:val="000000" w:themeColor="text1"/>
+          <w:sz w:val="24"/>
+          <w:szCs w:val="24"/>
+        </w:rPr>
+        <w:t>The scene is then rendered and pop_back() is called on the undo vector.</w:t>
+      </w:r>
+      <w:r>
+        <w:rPr>
+          <w:rFonts w:ascii="Arial" w:hAnsi="Arial" w:cs="Arial"/>
+          <w:color w:val="000000" w:themeColor="text1"/>
+          <w:sz w:val="24"/>
+          <w:szCs w:val="24"/>
+        </w:rPr>
+        <w:t xml:space="preserve"> The Redo vector is very similar to the undo vector.</w:t>
+      </w:r>
+      <w:r>
+        <w:rPr>
+          <w:rFonts w:ascii="Arial" w:hAnsi="Arial" w:cs="Arial"/>
+          <w:color w:val="000000" w:themeColor="text1"/>
+          <w:sz w:val="24"/>
+          <w:szCs w:val="24"/>
+        </w:rPr>
+        <w:t xml:space="preserve"> It checks if its empty and if its not, pushes the scene graph to the undo vector, sets it to the back of the redo vector. The scene is then </w:t>
+      </w:r>
+      <w:r>
+        <w:rPr>
+          <w:rFonts w:ascii="Arial" w:hAnsi="Arial" w:cs="Arial"/>
+          <w:color w:val="000000" w:themeColor="text1"/>
+          <w:sz w:val="24"/>
+          <w:szCs w:val="24"/>
+        </w:rPr>
+        <w:t>rendered,</w:t>
+      </w:r>
+      <w:r>
+        <w:rPr>
+          <w:rFonts w:ascii="Arial" w:hAnsi="Arial" w:cs="Arial"/>
+          <w:color w:val="000000" w:themeColor="text1"/>
+          <w:sz w:val="24"/>
+          <w:szCs w:val="24"/>
+        </w:rPr>
+        <w:t xml:space="preserve"> and the back of the redo vector is popped.</w:t>
+      </w:r>
+      <w:r>
+        <w:rPr>
+          <w:rFonts w:ascii="Arial" w:hAnsi="Arial" w:cs="Arial"/>
+          <w:color w:val="000000" w:themeColor="text1"/>
+          <w:sz w:val="24"/>
+          <w:szCs w:val="24"/>
+        </w:rPr>
+        <w:t xml:space="preserve"> This methiod of undoing and redoing is much more efficient than the previous metheod, requiring less code and less maintenance as it dosen’t </w:t>
+      </w:r>
+      <w:r>
+        <w:rPr>
+          <w:rFonts w:ascii="Arial" w:hAnsi="Arial" w:cs="Arial"/>
+          <w:color w:val="000000" w:themeColor="text1"/>
+          <w:sz w:val="24"/>
+          <w:szCs w:val="24"/>
+        </w:rPr>
+        <w:t>need updated after every new undoable feature is added.</w:t>
+      </w:r>
     </w:p>
     <w:p>
       <w:pPr>
@@ -3478,6 +2790,7 @@
   <w:style w:type="character" w:default="1" w:styleId="DefaultParagraphFont">
     <w:name w:val="Default Paragraph Font"/>
     <w:uiPriority w:val="1"/>
+    <w:semiHidden/>
     <w:unhideWhenUsed/>
   </w:style>
   <w:style w:type="table" w:default="1" w:styleId="TableNormal">
